--- a/UAT.docx
+++ b/UAT.docx
@@ -352,8 +352,6 @@
             </w:pPr>
           </w:p>
         </w:tc>
-        <w:bookmarkStart w:id="0" w:name="_GoBack"/>
-        <w:bookmarkEnd w:id="0"/>
       </w:tr>
       <w:tr>
         <w:tc>
@@ -765,6 +763,7 @@
           <w:p>
             <w:pPr>
               <w:spacing w:before="40" w:after="40"/>
+              <w:jc w:val="center"/>
               <w:rPr>
                 <w:rFonts w:ascii="TH SarabunPSK" w:hAnsi="TH SarabunPSK" w:cs="TH SarabunPSK"/>
                 <w:sz w:val="28"/>
@@ -849,6 +848,8 @@
                 <w:szCs w:val="28"/>
               </w:rPr>
             </w:pPr>
+            <w:bookmarkStart w:id="0" w:name="_GoBack"/>
+            <w:bookmarkEnd w:id="0"/>
           </w:p>
         </w:tc>
       </w:tr>
@@ -920,6 +921,7 @@
           <w:p>
             <w:pPr>
               <w:spacing w:before="40" w:after="40"/>
+              <w:jc w:val="center"/>
               <w:rPr>
                 <w:rFonts w:ascii="TH SarabunPSK" w:hAnsi="TH SarabunPSK" w:cs="TH SarabunPSK"/>
                 <w:sz w:val="28"/>
@@ -933,7 +935,7 @@
                 <w:sz w:val="28"/>
                 <w:szCs w:val="28"/>
               </w:rPr>
-              <w:t>6</w:t>
+              <w:t>4</w:t>
             </w:r>
           </w:p>
         </w:tc>
@@ -1075,6 +1077,7 @@
           <w:p>
             <w:pPr>
               <w:spacing w:before="40" w:after="40"/>
+              <w:jc w:val="center"/>
               <w:rPr>
                 <w:rFonts w:ascii="TH SarabunPSK" w:hAnsi="TH SarabunPSK" w:cs="TH SarabunPSK"/>
                 <w:sz w:val="28"/>
@@ -1088,7 +1091,7 @@
                 <w:sz w:val="28"/>
                 <w:szCs w:val="28"/>
               </w:rPr>
-              <w:t>14</w:t>
+              <w:t>12</w:t>
             </w:r>
           </w:p>
         </w:tc>
@@ -1230,6 +1233,7 @@
           <w:p>
             <w:pPr>
               <w:spacing w:before="40" w:after="40"/>
+              <w:jc w:val="center"/>
               <w:rPr>
                 <w:rFonts w:ascii="TH SarabunPSK" w:hAnsi="TH SarabunPSK" w:cs="TH SarabunPSK"/>
                 <w:sz w:val="28"/>
@@ -1243,7 +1247,7 @@
                 <w:sz w:val="28"/>
                 <w:szCs w:val="28"/>
               </w:rPr>
-              <w:t>8</w:t>
+              <w:t>7</w:t>
             </w:r>
           </w:p>
         </w:tc>
@@ -1367,6 +1371,7 @@
           <w:p>
             <w:pPr>
               <w:spacing w:before="40" w:after="40"/>
+              <w:jc w:val="center"/>
               <w:rPr>
                 <w:rFonts w:ascii="TH SarabunPSK" w:hAnsi="TH SarabunPSK" w:cs="TH SarabunPSK"/>
                 <w:sz w:val="28"/>
@@ -1380,7 +1385,7 @@
                 <w:sz w:val="28"/>
                 <w:szCs w:val="28"/>
               </w:rPr>
-              <w:t>36</w:t>
+              <w:t>26</w:t>
             </w:r>
           </w:p>
         </w:tc>
@@ -4161,7 +4166,17 @@
           <w:cs/>
           <w:lang w:bidi="th-TH"/>
         </w:rPr>
-        <w:t>เปิดหน้าใบรับสินค้า</w:t>
+        <w:t xml:space="preserve">ค้นหาใบรับสินค้าด้วย </w:t>
+      </w:r>
+      <w:r>
+        <w:rPr>
+          <w:rFonts w:ascii="TH SarabunPSK" w:hAnsi="TH SarabunPSK" w:cs="TH SarabunPSK"/>
+          <w:b/>
+          <w:color w:val="154360"/>
+          <w:sz w:val="28"/>
+          <w:szCs w:val="28"/>
+        </w:rPr>
+        <w:t>Receive No</w:t>
       </w:r>
     </w:p>
     <w:tbl>
@@ -4380,76 +4395,6 @@
           </w:p>
         </w:tc>
       </w:tr>
-      <w:tr>
-        <w:tc>
-          <w:tcPr>
-            <w:tcW w:w="4703" w:type="dxa"/>
-            <w:tcBorders>
-              <w:top w:val="single" w:sz="4" w:space="0" w:color="BDC3C7"/>
-              <w:left w:val="single" w:sz="4" w:space="0" w:color="BDC3C7"/>
-              <w:bottom w:val="single" w:sz="4" w:space="0" w:color="BDC3C7"/>
-              <w:right w:val="single" w:sz="4" w:space="0" w:color="BDC3C7"/>
-            </w:tcBorders>
-            <w:shd w:val="clear" w:color="auto" w:fill="FFFFFF"/>
-            <w:vAlign w:val="center"/>
-          </w:tcPr>
-          <w:p>
-            <w:pPr>
-              <w:spacing w:before="40" w:after="40"/>
-              <w:rPr>
-                <w:rFonts w:ascii="TH SarabunPSK" w:hAnsi="TH SarabunPSK" w:cs="TH SarabunPSK"/>
-                <w:sz w:val="28"/>
-                <w:szCs w:val="28"/>
-              </w:rPr>
-            </w:pPr>
-            <w:r>
-              <w:rPr>
-                <w:rFonts w:ascii="TH SarabunPSK" w:hAnsi="TH SarabunPSK" w:cs="TH SarabunPSK"/>
-                <w:color w:val="222222"/>
-                <w:sz w:val="28"/>
-                <w:szCs w:val="28"/>
-                <w:cs/>
-                <w:lang w:bidi="th-TH"/>
-              </w:rPr>
-              <w:t>สิทธิ์ที่ต้องการ</w:t>
-            </w:r>
-          </w:p>
-        </w:tc>
-        <w:tc>
-          <w:tcPr>
-            <w:tcW w:w="4703" w:type="dxa"/>
-            <w:tcBorders>
-              <w:top w:val="single" w:sz="4" w:space="0" w:color="BDC3C7"/>
-              <w:left w:val="single" w:sz="4" w:space="0" w:color="BDC3C7"/>
-              <w:bottom w:val="single" w:sz="4" w:space="0" w:color="BDC3C7"/>
-              <w:right w:val="single" w:sz="4" w:space="0" w:color="BDC3C7"/>
-            </w:tcBorders>
-            <w:shd w:val="clear" w:color="auto" w:fill="FFFFFF"/>
-            <w:vAlign w:val="center"/>
-          </w:tcPr>
-          <w:p>
-            <w:pPr>
-              <w:spacing w:before="40" w:after="40"/>
-              <w:rPr>
-                <w:rFonts w:ascii="TH SarabunPSK" w:hAnsi="TH SarabunPSK" w:cs="TH SarabunPSK"/>
-                <w:sz w:val="28"/>
-                <w:szCs w:val="28"/>
-              </w:rPr>
-            </w:pPr>
-            <w:proofErr w:type="spellStart"/>
-            <w:r>
-              <w:rPr>
-                <w:rFonts w:ascii="TH SarabunPSK" w:hAnsi="TH SarabunPSK" w:cs="TH SarabunPSK"/>
-                <w:color w:val="222222"/>
-                <w:sz w:val="28"/>
-                <w:szCs w:val="28"/>
-              </w:rPr>
-              <w:t>ReceiveManagement</w:t>
-            </w:r>
-            <w:proofErr w:type="spellEnd"/>
-          </w:p>
-        </w:tc>
-      </w:tr>
     </w:tbl>
     <w:p>
       <w:pPr>
@@ -4465,9 +4410,11 @@
       <w:pPr>
         <w:spacing w:after="60"/>
         <w:rPr>
-          <w:rFonts w:ascii="TH SarabunPSK" w:hAnsi="TH SarabunPSK" w:cs="TH SarabunPSK"/>
-          <w:sz w:val="28"/>
-          <w:szCs w:val="28"/>
+          <w:rFonts w:ascii="TH SarabunPSK" w:hAnsi="TH SarabunPSK" w:cs="TH SarabunPSK" w:hint="cs"/>
+          <w:sz w:val="28"/>
+          <w:szCs w:val="28"/>
+          <w:cs/>
+          <w:lang w:bidi="th-TH"/>
         </w:rPr>
       </w:pPr>
       <w:r>
@@ -4504,8 +4451,20 @@
           <w:color w:val="222222"/>
           <w:sz w:val="28"/>
           <w:szCs w:val="28"/>
+          <w:cs/>
+          <w:lang w:bidi="th-TH"/>
         </w:rPr>
         <w:tab/>
+      </w:r>
+      <w:r>
+        <w:rPr>
+          <w:rFonts w:ascii="TH SarabunPSK" w:hAnsi="TH SarabunPSK" w:cs="TH SarabunPSK" w:hint="cs"/>
+          <w:color w:val="222222"/>
+          <w:sz w:val="28"/>
+          <w:szCs w:val="28"/>
+          <w:cs/>
+          <w:lang w:bidi="th-TH"/>
+        </w:rPr>
         <w:t xml:space="preserve">1. </w:t>
       </w:r>
       <w:r>
@@ -4514,51 +4473,11 @@
           <w:color w:val="222222"/>
           <w:sz w:val="28"/>
           <w:szCs w:val="28"/>
-        </w:rPr>
-        <w:t xml:space="preserve">Login </w:t>
-      </w:r>
-      <w:r>
-        <w:rPr>
-          <w:rFonts w:ascii="TH SarabunPSK" w:hAnsi="TH SarabunPSK" w:cs="TH SarabunPSK"/>
-          <w:color w:val="222222"/>
-          <w:sz w:val="28"/>
-          <w:szCs w:val="28"/>
-          <w:cs/>
-          <w:lang w:bidi="th-TH"/>
-        </w:rPr>
-        <w:t xml:space="preserve">ด้วย </w:t>
-      </w:r>
-      <w:r>
-        <w:rPr>
-          <w:rFonts w:ascii="TH SarabunPSK" w:hAnsi="TH SarabunPSK" w:cs="TH SarabunPSK"/>
-          <w:color w:val="222222"/>
-          <w:sz w:val="28"/>
-          <w:szCs w:val="28"/>
-        </w:rPr>
-        <w:t xml:space="preserve">User </w:t>
-      </w:r>
-      <w:r>
-        <w:rPr>
-          <w:rFonts w:ascii="TH SarabunPSK" w:hAnsi="TH SarabunPSK" w:cs="TH SarabunPSK"/>
-          <w:color w:val="222222"/>
-          <w:sz w:val="28"/>
-          <w:szCs w:val="28"/>
-          <w:cs/>
-          <w:lang w:bidi="th-TH"/>
-        </w:rPr>
-        <w:t xml:space="preserve">ที่มีสิทธิ์ </w:t>
-      </w:r>
-      <w:proofErr w:type="spellStart"/>
-      <w:r>
-        <w:rPr>
-          <w:rFonts w:ascii="TH SarabunPSK" w:hAnsi="TH SarabunPSK" w:cs="TH SarabunPSK"/>
-          <w:color w:val="222222"/>
-          <w:sz w:val="28"/>
-          <w:szCs w:val="28"/>
-        </w:rPr>
-        <w:t>ReceiveManagement</w:t>
-      </w:r>
-      <w:proofErr w:type="spellEnd"/>
+          <w:cs/>
+          <w:lang w:bidi="th-TH"/>
+        </w:rPr>
+        <w:t>อยู่ในหน้าใบรับสินค้า</w:t>
+      </w:r>
     </w:p>
     <w:p>
       <w:pPr>
@@ -4605,7 +4524,75 @@
           <w:cs/>
           <w:lang w:bidi="th-TH"/>
         </w:rPr>
-        <w:t>กดเมนู ใบรับสินค้า</w:t>
+        <w:t xml:space="preserve">กรอก </w:t>
+      </w:r>
+      <w:r>
+        <w:rPr>
+          <w:rFonts w:ascii="TH SarabunPSK" w:hAnsi="TH SarabunPSK" w:cs="TH SarabunPSK"/>
+          <w:color w:val="222222"/>
+          <w:sz w:val="28"/>
+          <w:szCs w:val="28"/>
+        </w:rPr>
+        <w:t xml:space="preserve">Receive No </w:t>
+      </w:r>
+      <w:r>
+        <w:rPr>
+          <w:rFonts w:ascii="TH SarabunPSK" w:hAnsi="TH SarabunPSK" w:cs="TH SarabunPSK"/>
+          <w:color w:val="222222"/>
+          <w:sz w:val="28"/>
+          <w:szCs w:val="28"/>
+          <w:cs/>
+          <w:lang w:bidi="th-TH"/>
+        </w:rPr>
+        <w:t>ที่ต้องการค้นหา</w:t>
+      </w:r>
+    </w:p>
+    <w:p>
+      <w:pPr>
+        <w:pStyle w:val="ListNumber"/>
+        <w:numPr>
+          <w:ilvl w:val="0"/>
+          <w:numId w:val="0"/>
+        </w:numPr>
+        <w:spacing w:before="20" w:after="20"/>
+        <w:rPr>
+          <w:rFonts w:ascii="TH SarabunPSK" w:hAnsi="TH SarabunPSK" w:cs="TH SarabunPSK"/>
+          <w:sz w:val="28"/>
+          <w:szCs w:val="28"/>
+        </w:rPr>
+      </w:pPr>
+      <w:r>
+        <w:rPr>
+          <w:rFonts w:ascii="TH SarabunPSK" w:hAnsi="TH SarabunPSK" w:cs="TH SarabunPSK"/>
+          <w:color w:val="222222"/>
+          <w:sz w:val="28"/>
+          <w:szCs w:val="28"/>
+          <w:cs/>
+          <w:lang w:bidi="th-TH"/>
+        </w:rPr>
+        <w:tab/>
+      </w:r>
+      <w:r>
+        <w:rPr>
+          <w:rFonts w:ascii="TH SarabunPSK" w:hAnsi="TH SarabunPSK" w:cs="TH SarabunPSK" w:hint="cs"/>
+          <w:color w:val="222222"/>
+          <w:sz w:val="28"/>
+          <w:szCs w:val="28"/>
+          <w:cs/>
+          <w:lang w:bidi="th-TH"/>
+        </w:rPr>
+        <w:t xml:space="preserve">3. </w:t>
+      </w:r>
+      <w:r>
+        <w:rPr>
+          <w:rFonts w:ascii="TH SarabunPSK" w:hAnsi="TH SarabunPSK" w:cs="TH SarabunPSK"/>
+          <w:color w:val="222222"/>
+          <w:sz w:val="28"/>
+          <w:szCs w:val="28"/>
+          <w:cs/>
+          <w:lang w:bidi="th-TH"/>
+        </w:rPr>
+        <w:t>กดค้นหา</w:t>
       </w:r>
     </w:p>
     <w:p>
@@ -4658,7 +4645,27 @@
           <w:cs/>
           <w:lang w:bidi="th-TH"/>
         </w:rPr>
-        <w:t>หน้าใบรับสินค้าแสดงผลถูกต้อง มีรายการใบรับสินค้า</w:t>
+        <w:t xml:space="preserve">แสดงเฉพาะรายการที่ตรงกับ </w:t>
+      </w:r>
+      <w:r>
+        <w:rPr>
+          <w:rFonts w:ascii="TH SarabunPSK" w:hAnsi="TH SarabunPSK" w:cs="TH SarabunPSK"/>
+          <w:color w:val="222222"/>
+          <w:sz w:val="28"/>
+          <w:szCs w:val="28"/>
+        </w:rPr>
+        <w:t xml:space="preserve">Receive No </w:t>
+      </w:r>
+      <w:r>
+        <w:rPr>
+          <w:rFonts w:ascii="TH SarabunPSK" w:hAnsi="TH SarabunPSK" w:cs="TH SarabunPSK"/>
+          <w:color w:val="222222"/>
+          <w:sz w:val="28"/>
+          <w:szCs w:val="28"/>
+          <w:cs/>
+          <w:lang w:bidi="th-TH"/>
+        </w:rPr>
+        <w:t>ที่ค้นหา</w:t>
       </w:r>
     </w:p>
     <w:tbl>
@@ -4963,7 +4970,7 @@
           <w:cs/>
           <w:lang w:bidi="th-TH"/>
         </w:rPr>
-        <w:t xml:space="preserve">ค้นหาใบรับสินค้าด้วย </w:t>
+        <w:t xml:space="preserve">นำเข้าใบรับสินค้า </w:t>
       </w:r>
       <w:r>
         <w:rPr>
@@ -4973,7 +4980,7 @@
           <w:sz w:val="28"/>
           <w:szCs w:val="28"/>
         </w:rPr>
-        <w:t>Receive No</w:t>
+        <w:t>JP (Import Receive No)</w:t>
       </w:r>
     </w:p>
     <w:tbl>
@@ -5207,11 +5214,9 @@
       <w:pPr>
         <w:spacing w:after="60"/>
         <w:rPr>
-          <w:rFonts w:ascii="TH SarabunPSK" w:hAnsi="TH SarabunPSK" w:cs="TH SarabunPSK" w:hint="cs"/>
-          <w:sz w:val="28"/>
-          <w:szCs w:val="28"/>
-          <w:cs/>
-          <w:lang w:bidi="th-TH"/>
+          <w:rFonts w:ascii="TH SarabunPSK" w:hAnsi="TH SarabunPSK" w:cs="TH SarabunPSK"/>
+          <w:sz w:val="28"/>
+          <w:szCs w:val="28"/>
         </w:rPr>
       </w:pPr>
       <w:r>
@@ -5273,7 +5278,7 @@
           <w:cs/>
           <w:lang w:bidi="th-TH"/>
         </w:rPr>
-        <w:t>อยู่ในหน้าใบรับสินค้า</w:t>
+        <w:t>เลือกใบรับสินค้าที่ต้องการ</w:t>
       </w:r>
     </w:p>
     <w:p>
@@ -5321,27 +5326,7 @@
           <w:cs/>
           <w:lang w:bidi="th-TH"/>
         </w:rPr>
-        <w:t xml:space="preserve">กรอก </w:t>
-      </w:r>
-      <w:r>
-        <w:rPr>
-          <w:rFonts w:ascii="TH SarabunPSK" w:hAnsi="TH SarabunPSK" w:cs="TH SarabunPSK"/>
-          <w:color w:val="222222"/>
-          <w:sz w:val="28"/>
-          <w:szCs w:val="28"/>
-        </w:rPr>
-        <w:t xml:space="preserve">Receive No </w:t>
-      </w:r>
-      <w:r>
-        <w:rPr>
-          <w:rFonts w:ascii="TH SarabunPSK" w:hAnsi="TH SarabunPSK" w:cs="TH SarabunPSK"/>
-          <w:color w:val="222222"/>
-          <w:sz w:val="28"/>
-          <w:szCs w:val="28"/>
-          <w:cs/>
-          <w:lang w:bidi="th-TH"/>
-        </w:rPr>
-        <w:t>ที่ต้องการค้นหา</w:t>
+        <w:t>กดปุ่มนำเข้า</w:t>
       </w:r>
     </w:p>
     <w:p>
@@ -5356,6 +5341,8 @@
           <w:rFonts w:ascii="TH SarabunPSK" w:hAnsi="TH SarabunPSK" w:cs="TH SarabunPSK"/>
           <w:sz w:val="28"/>
           <w:szCs w:val="28"/>
+          <w:cs/>
+          <w:lang w:bidi="th-TH"/>
         </w:rPr>
       </w:pPr>
       <w:r>
@@ -5389,7 +5376,75 @@
           <w:cs/>
           <w:lang w:bidi="th-TH"/>
         </w:rPr>
-        <w:t>กดค้นหา</w:t>
+        <w:t xml:space="preserve">เลือก </w:t>
+      </w:r>
+      <w:r>
+        <w:rPr>
+          <w:rFonts w:ascii="TH SarabunPSK" w:hAnsi="TH SarabunPSK" w:cs="TH SarabunPSK"/>
+          <w:color w:val="222222"/>
+          <w:sz w:val="28"/>
+          <w:szCs w:val="28"/>
+        </w:rPr>
+        <w:t xml:space="preserve">Order No </w:t>
+      </w:r>
+      <w:r>
+        <w:rPr>
+          <w:rFonts w:ascii="TH SarabunPSK" w:hAnsi="TH SarabunPSK" w:cs="TH SarabunPSK"/>
+          <w:color w:val="222222"/>
+          <w:sz w:val="28"/>
+          <w:szCs w:val="28"/>
+          <w:cs/>
+          <w:lang w:bidi="th-TH"/>
+        </w:rPr>
+        <w:t>ที่ต้องการ</w:t>
+      </w:r>
+    </w:p>
+    <w:p>
+      <w:pPr>
+        <w:pStyle w:val="ListNumber"/>
+        <w:numPr>
+          <w:ilvl w:val="0"/>
+          <w:numId w:val="0"/>
+        </w:numPr>
+        <w:spacing w:before="20" w:after="20"/>
+        <w:rPr>
+          <w:rFonts w:ascii="TH SarabunPSK" w:hAnsi="TH SarabunPSK" w:cs="TH SarabunPSK"/>
+          <w:sz w:val="28"/>
+          <w:szCs w:val="28"/>
+        </w:rPr>
+      </w:pPr>
+      <w:r>
+        <w:rPr>
+          <w:rFonts w:ascii="TH SarabunPSK" w:hAnsi="TH SarabunPSK" w:cs="TH SarabunPSK"/>
+          <w:color w:val="222222"/>
+          <w:sz w:val="28"/>
+          <w:szCs w:val="28"/>
+          <w:cs/>
+          <w:lang w:bidi="th-TH"/>
+        </w:rPr>
+        <w:tab/>
+      </w:r>
+      <w:r>
+        <w:rPr>
+          <w:rFonts w:ascii="TH SarabunPSK" w:hAnsi="TH SarabunPSK" w:cs="TH SarabunPSK" w:hint="cs"/>
+          <w:color w:val="222222"/>
+          <w:sz w:val="28"/>
+          <w:szCs w:val="28"/>
+          <w:cs/>
+          <w:lang w:bidi="th-TH"/>
+        </w:rPr>
+        <w:t xml:space="preserve">4. </w:t>
+      </w:r>
+      <w:r>
+        <w:rPr>
+          <w:rFonts w:ascii="TH SarabunPSK" w:hAnsi="TH SarabunPSK" w:cs="TH SarabunPSK"/>
+          <w:color w:val="222222"/>
+          <w:sz w:val="28"/>
+          <w:szCs w:val="28"/>
+          <w:cs/>
+          <w:lang w:bidi="th-TH"/>
+        </w:rPr>
+        <w:t>กดยืนยัน</w:t>
       </w:r>
     </w:p>
     <w:p>
@@ -5442,27 +5497,16 @@
           <w:cs/>
           <w:lang w:bidi="th-TH"/>
         </w:rPr>
-        <w:t xml:space="preserve">แสดงเฉพาะรายการที่ตรงกับ </w:t>
-      </w:r>
-      <w:r>
-        <w:rPr>
-          <w:rFonts w:ascii="TH SarabunPSK" w:hAnsi="TH SarabunPSK" w:cs="TH SarabunPSK"/>
-          <w:color w:val="222222"/>
-          <w:sz w:val="28"/>
-          <w:szCs w:val="28"/>
-        </w:rPr>
-        <w:t xml:space="preserve">Receive No </w:t>
-      </w:r>
-      <w:r>
-        <w:rPr>
-          <w:rFonts w:ascii="TH SarabunPSK" w:hAnsi="TH SarabunPSK" w:cs="TH SarabunPSK"/>
-          <w:color w:val="222222"/>
-          <w:sz w:val="28"/>
-          <w:szCs w:val="28"/>
-          <w:cs/>
-          <w:lang w:bidi="th-TH"/>
-        </w:rPr>
-        <w:t>ที่ค้นหา</w:t>
+        <w:t xml:space="preserve">สินค้าถูกนำเข้าระบบ สถานะเปลี่ยนเป็น </w:t>
+      </w:r>
+      <w:r>
+        <w:rPr>
+          <w:rFonts w:ascii="TH SarabunPSK" w:hAnsi="TH SarabunPSK" w:cs="TH SarabunPSK"/>
+          <w:color w:val="222222"/>
+          <w:sz w:val="28"/>
+          <w:szCs w:val="28"/>
+        </w:rPr>
+        <w:t>Imported</w:t>
       </w:r>
     </w:p>
     <w:tbl>
@@ -5720,7 +5764,6 @@
     </w:tbl>
     <w:p>
       <w:pPr>
-        <w:spacing w:after="40"/>
         <w:rPr>
           <w:rFonts w:ascii="TH SarabunPSK" w:hAnsi="TH SarabunPSK" w:cs="TH SarabunPSK"/>
           <w:sz w:val="28"/>
@@ -5786,7 +5829,7 @@
           <w:cs/>
           <w:lang w:bidi="th-TH"/>
         </w:rPr>
-        <w:t xml:space="preserve">นำเข้าใบรับสินค้า </w:t>
+        <w:t xml:space="preserve">ยกเลิกการนำเข้าใบรับสินค้า </w:t>
       </w:r>
       <w:r>
         <w:rPr>
@@ -5796,7 +5839,7 @@
           <w:sz w:val="28"/>
           <w:szCs w:val="28"/>
         </w:rPr>
-        <w:t>JP (Import Receive No)</w:t>
+        <w:t>(Cancel Import)</w:t>
       </w:r>
     </w:p>
     <w:tbl>
@@ -6094,7 +6137,7 @@
           <w:cs/>
           <w:lang w:bidi="th-TH"/>
         </w:rPr>
-        <w:t>เลือกใบรับสินค้าที่ต้องการ</w:t>
+        <w:t>เลือกใบรับสินค้าที่นำเข้าแล้ว</w:t>
       </w:r>
     </w:p>
     <w:p>
@@ -6142,7 +6185,7 @@
           <w:cs/>
           <w:lang w:bidi="th-TH"/>
         </w:rPr>
-        <w:t>กดปุ่มนำเข้า</w:t>
+        <w:t>กดปุ่มยกเลิกการนำเข้า</w:t>
       </w:r>
     </w:p>
     <w:p>
@@ -6154,27 +6197,25 @@
         </w:numPr>
         <w:spacing w:before="20" w:after="20"/>
         <w:rPr>
+          <w:rFonts w:ascii="TH SarabunPSK" w:hAnsi="TH SarabunPSK" w:cs="TH SarabunPSK"/>
+          <w:sz w:val="28"/>
+          <w:szCs w:val="28"/>
+        </w:rPr>
+      </w:pPr>
+      <w:r>
+        <w:rPr>
+          <w:rFonts w:ascii="TH SarabunPSK" w:hAnsi="TH SarabunPSK" w:cs="TH SarabunPSK"/>
+          <w:color w:val="222222"/>
+          <w:sz w:val="28"/>
+          <w:szCs w:val="28"/>
+          <w:cs/>
+          <w:lang w:bidi="th-TH"/>
+        </w:rPr>
+        <w:tab/>
+      </w:r>
+      <w:r>
+        <w:rPr>
           <w:rFonts w:ascii="TH SarabunPSK" w:hAnsi="TH SarabunPSK" w:cs="TH SarabunPSK" w:hint="cs"/>
-          <w:sz w:val="28"/>
-          <w:szCs w:val="28"/>
-          <w:cs/>
-          <w:lang w:bidi="th-TH"/>
-        </w:rPr>
-      </w:pPr>
-      <w:r>
-        <w:rPr>
-          <w:rFonts w:ascii="TH SarabunPSK" w:hAnsi="TH SarabunPSK" w:cs="TH SarabunPSK"/>
-          <w:color w:val="222222"/>
-          <w:sz w:val="28"/>
-          <w:szCs w:val="28"/>
-          <w:cs/>
-          <w:lang w:bidi="th-TH"/>
-        </w:rPr>
-        <w:tab/>
-      </w:r>
-      <w:r>
-        <w:rPr>
-          <w:rFonts w:ascii="TH SarabunPSK" w:hAnsi="TH SarabunPSK" w:cs="TH SarabunPSK" w:hint="cs"/>
           <w:color w:val="222222"/>
           <w:sz w:val="28"/>
           <w:szCs w:val="28"/>
@@ -6192,75 +6233,7 @@
           <w:cs/>
           <w:lang w:bidi="th-TH"/>
         </w:rPr>
-        <w:t xml:space="preserve">เลือก </w:t>
-      </w:r>
-      <w:r>
-        <w:rPr>
-          <w:rFonts w:ascii="TH SarabunPSK" w:hAnsi="TH SarabunPSK" w:cs="TH SarabunPSK"/>
-          <w:color w:val="222222"/>
-          <w:sz w:val="28"/>
-          <w:szCs w:val="28"/>
-        </w:rPr>
-        <w:t xml:space="preserve">Order No </w:t>
-      </w:r>
-      <w:r>
-        <w:rPr>
-          <w:rFonts w:ascii="TH SarabunPSK" w:hAnsi="TH SarabunPSK" w:cs="TH SarabunPSK"/>
-          <w:color w:val="222222"/>
-          <w:sz w:val="28"/>
-          <w:szCs w:val="28"/>
-          <w:cs/>
-          <w:lang w:bidi="th-TH"/>
-        </w:rPr>
-        <w:t>ที่ต้องการ</w:t>
-      </w:r>
-    </w:p>
-    <w:p>
-      <w:pPr>
-        <w:pStyle w:val="ListNumber"/>
-        <w:numPr>
-          <w:ilvl w:val="0"/>
-          <w:numId w:val="0"/>
-        </w:numPr>
-        <w:spacing w:before="20" w:after="20"/>
-        <w:rPr>
-          <w:rFonts w:ascii="TH SarabunPSK" w:hAnsi="TH SarabunPSK" w:cs="TH SarabunPSK"/>
-          <w:sz w:val="28"/>
-          <w:szCs w:val="28"/>
-        </w:rPr>
-      </w:pPr>
-      <w:r>
-        <w:rPr>
-          <w:rFonts w:ascii="TH SarabunPSK" w:hAnsi="TH SarabunPSK" w:cs="TH SarabunPSK"/>
-          <w:color w:val="222222"/>
-          <w:sz w:val="28"/>
-          <w:szCs w:val="28"/>
-          <w:cs/>
-          <w:lang w:bidi="th-TH"/>
-        </w:rPr>
-        <w:tab/>
-      </w:r>
-      <w:r>
-        <w:rPr>
-          <w:rFonts w:ascii="TH SarabunPSK" w:hAnsi="TH SarabunPSK" w:cs="TH SarabunPSK" w:hint="cs"/>
-          <w:color w:val="222222"/>
-          <w:sz w:val="28"/>
-          <w:szCs w:val="28"/>
-          <w:cs/>
-          <w:lang w:bidi="th-TH"/>
-        </w:rPr>
-        <w:t xml:space="preserve">4. </w:t>
-      </w:r>
-      <w:r>
-        <w:rPr>
-          <w:rFonts w:ascii="TH SarabunPSK" w:hAnsi="TH SarabunPSK" w:cs="TH SarabunPSK"/>
-          <w:color w:val="222222"/>
-          <w:sz w:val="28"/>
-          <w:szCs w:val="28"/>
-          <w:cs/>
-          <w:lang w:bidi="th-TH"/>
-        </w:rPr>
-        <w:t>กดยืนยัน</w:t>
+        <w:t>ยืนยันการยกเลิก</w:t>
       </w:r>
     </w:p>
     <w:p>
@@ -6313,16 +6286,7 @@
           <w:cs/>
           <w:lang w:bidi="th-TH"/>
         </w:rPr>
-        <w:t xml:space="preserve">สินค้าถูกนำเข้าระบบ สถานะเปลี่ยนเป็น </w:t>
-      </w:r>
-      <w:r>
-        <w:rPr>
-          <w:rFonts w:ascii="TH SarabunPSK" w:hAnsi="TH SarabunPSK" w:cs="TH SarabunPSK"/>
-          <w:color w:val="222222"/>
-          <w:sz w:val="28"/>
-          <w:szCs w:val="28"/>
-        </w:rPr>
-        <w:t>Imported</w:t>
+        <w:t>สถานะกลับสู่ก่อนนำเข้า สต็อกลดลงตามจำนวนที่ยกเลิก</w:t>
       </w:r>
     </w:p>
     <w:tbl>
@@ -6627,7 +6591,7 @@
           <w:cs/>
           <w:lang w:bidi="th-TH"/>
         </w:rPr>
-        <w:t xml:space="preserve">ยกเลิกการนำเข้าใบรับสินค้า </w:t>
+        <w:t xml:space="preserve">นำเข้าใบรับสินค้า </w:t>
       </w:r>
       <w:r>
         <w:rPr>
@@ -6637,7 +6601,7 @@
           <w:sz w:val="28"/>
           <w:szCs w:val="28"/>
         </w:rPr>
-        <w:t>(Cancel Import)</w:t>
+        <w:t>SP</w:t>
       </w:r>
     </w:p>
     <w:tbl>
@@ -6935,7 +6899,40 @@
           <w:cs/>
           <w:lang w:bidi="th-TH"/>
         </w:rPr>
-        <w:t>เลือกใบรับสินค้าที่นำเข้าแล้ว</w:t>
+        <w:t>เลือก</w:t>
+      </w:r>
+      <w:proofErr w:type="spellStart"/>
+      <w:r>
+        <w:rPr>
+          <w:rFonts w:ascii="TH SarabunPSK" w:hAnsi="TH SarabunPSK" w:cs="TH SarabunPSK"/>
+          <w:color w:val="222222"/>
+          <w:sz w:val="28"/>
+          <w:szCs w:val="28"/>
+          <w:cs/>
+          <w:lang w:bidi="th-TH"/>
+        </w:rPr>
+        <w:t>แท็บ</w:t>
+      </w:r>
+      <w:proofErr w:type="spellEnd"/>
+      <w:r>
+        <w:rPr>
+          <w:rFonts w:ascii="TH SarabunPSK" w:hAnsi="TH SarabunPSK" w:cs="TH SarabunPSK"/>
+          <w:color w:val="222222"/>
+          <w:sz w:val="28"/>
+          <w:szCs w:val="28"/>
+          <w:cs/>
+          <w:lang w:bidi="th-TH"/>
+        </w:rPr>
+        <w:t xml:space="preserve"> </w:t>
+      </w:r>
+      <w:r>
+        <w:rPr>
+          <w:rFonts w:ascii="TH SarabunPSK" w:hAnsi="TH SarabunPSK" w:cs="TH SarabunPSK"/>
+          <w:color w:val="222222"/>
+          <w:sz w:val="28"/>
+          <w:szCs w:val="28"/>
+        </w:rPr>
+        <w:t>SP</w:t>
       </w:r>
     </w:p>
     <w:p>
@@ -6983,7 +6980,16 @@
           <w:cs/>
           <w:lang w:bidi="th-TH"/>
         </w:rPr>
-        <w:t>กดปุ่มยกเลิกการนำเข้า</w:t>
+        <w:t xml:space="preserve">เลือกใบรับสินค้า </w:t>
+      </w:r>
+      <w:r>
+        <w:rPr>
+          <w:rFonts w:ascii="TH SarabunPSK" w:hAnsi="TH SarabunPSK" w:cs="TH SarabunPSK"/>
+          <w:color w:val="222222"/>
+          <w:sz w:val="28"/>
+          <w:szCs w:val="28"/>
+        </w:rPr>
+        <w:t>SP</w:t>
       </w:r>
     </w:p>
     <w:p>
@@ -7031,7 +7037,7 @@
           <w:cs/>
           <w:lang w:bidi="th-TH"/>
         </w:rPr>
-        <w:t>ยืนยันการยกเลิก</w:t>
+        <w:t>กดนำเข้าและยืนยัน</w:t>
       </w:r>
     </w:p>
     <w:p>
@@ -7084,7 +7090,27 @@
           <w:cs/>
           <w:lang w:bidi="th-TH"/>
         </w:rPr>
-        <w:t>สถานะกลับสู่ก่อนนำเข้า สต็อกลดลงตามจำนวนที่ยกเลิก</w:t>
+        <w:t xml:space="preserve">สินค้า </w:t>
+      </w:r>
+      <w:r>
+        <w:rPr>
+          <w:rFonts w:ascii="TH SarabunPSK" w:hAnsi="TH SarabunPSK" w:cs="TH SarabunPSK"/>
+          <w:color w:val="222222"/>
+          <w:sz w:val="28"/>
+          <w:szCs w:val="28"/>
+        </w:rPr>
+        <w:t xml:space="preserve">SP </w:t>
+      </w:r>
+      <w:r>
+        <w:rPr>
+          <w:rFonts w:ascii="TH SarabunPSK" w:hAnsi="TH SarabunPSK" w:cs="TH SarabunPSK"/>
+          <w:color w:val="222222"/>
+          <w:sz w:val="28"/>
+          <w:szCs w:val="28"/>
+          <w:cs/>
+          <w:lang w:bidi="th-TH"/>
+        </w:rPr>
+        <w:t>ถูกนำเข้าระบบสำเร็จ</w:t>
       </w:r>
     </w:p>
     <w:tbl>
@@ -7342,7 +7368,6 @@
     </w:tbl>
     <w:p>
       <w:pPr>
-        <w:spacing w:after="40"/>
         <w:rPr>
           <w:rFonts w:ascii="TH SarabunPSK" w:hAnsi="TH SarabunPSK" w:cs="TH SarabunPSK"/>
           <w:sz w:val="28"/>
@@ -7369,6 +7394,55 @@
     </w:p>
     <w:p>
       <w:pPr>
+        <w:pBdr>
+          <w:left w:val="single" w:sz="24" w:space="4" w:color="1A5276"/>
+        </w:pBdr>
+        <w:shd w:val="clear" w:color="auto" w:fill="D6EAF8"/>
+        <w:spacing w:before="200" w:after="40"/>
+        <w:ind w:left="227"/>
+        <w:rPr>
+          <w:rFonts w:ascii="TH SarabunPSK" w:hAnsi="TH SarabunPSK" w:cs="TH SarabunPSK"/>
+          <w:sz w:val="28"/>
+          <w:szCs w:val="28"/>
+        </w:rPr>
+      </w:pPr>
+      <w:r>
+        <w:rPr>
+          <w:rFonts w:ascii="TH SarabunPSK" w:hAnsi="TH SarabunPSK" w:cs="TH SarabunPSK"/>
+          <w:b/>
+          <w:color w:val="1A5276"/>
+          <w:sz w:val="28"/>
+          <w:szCs w:val="28"/>
+        </w:rPr>
+        <w:lastRenderedPageBreak/>
+        <w:t xml:space="preserve">Module 3: </w:t>
+      </w:r>
+      <w:r>
+        <w:rPr>
+          <w:rFonts w:ascii="TH SarabunPSK" w:hAnsi="TH SarabunPSK" w:cs="TH SarabunPSK"/>
+          <w:b/>
+          <w:bCs/>
+          <w:color w:val="1A5276"/>
+          <w:sz w:val="28"/>
+          <w:szCs w:val="28"/>
+          <w:cs/>
+          <w:lang w:bidi="th-TH"/>
+        </w:rPr>
+        <w:t xml:space="preserve">จัดการ </w:t>
+      </w:r>
+      <w:r>
+        <w:rPr>
+          <w:rFonts w:ascii="TH SarabunPSK" w:hAnsi="TH SarabunPSK" w:cs="TH SarabunPSK"/>
+          <w:b/>
+          <w:color w:val="1A5276"/>
+          <w:sz w:val="28"/>
+          <w:szCs w:val="28"/>
+        </w:rPr>
+        <w:t>Stock (Stock Management)</w:t>
+      </w:r>
+    </w:p>
+    <w:p>
+      <w:pPr>
         <w:spacing w:before="120" w:after="40"/>
         <w:rPr>
           <w:rFonts w:ascii="TH SarabunPSK" w:hAnsi="TH SarabunPSK" w:cs="TH SarabunPSK"/>
@@ -7384,7 +7458,6 @@
           <w:sz w:val="28"/>
           <w:szCs w:val="28"/>
         </w:rPr>
-        <w:lastRenderedPageBreak/>
         <w:t>TC-008</w:t>
       </w:r>
       <w:r>
@@ -7408,17 +7481,7 @@
           <w:cs/>
           <w:lang w:bidi="th-TH"/>
         </w:rPr>
-        <w:t xml:space="preserve">นำเข้าใบรับสินค้า </w:t>
-      </w:r>
-      <w:r>
-        <w:rPr>
-          <w:rFonts w:ascii="TH SarabunPSK" w:hAnsi="TH SarabunPSK" w:cs="TH SarabunPSK"/>
-          <w:b/>
-          <w:color w:val="154360"/>
-          <w:sz w:val="28"/>
-          <w:szCs w:val="28"/>
-        </w:rPr>
-        <w:t>SP</w:t>
+        <w:t>ค้นหาและกรองรายการสต็อก</w:t>
       </w:r>
     </w:p>
     <w:tbl>
@@ -7632,8 +7695,78 @@
                 <w:sz w:val="28"/>
                 <w:szCs w:val="28"/>
               </w:rPr>
-              <w:t>Receive Management</w:t>
+              <w:t>Stock Management</w:t>
             </w:r>
+          </w:p>
+        </w:tc>
+      </w:tr>
+      <w:tr>
+        <w:tc>
+          <w:tcPr>
+            <w:tcW w:w="4703" w:type="dxa"/>
+            <w:tcBorders>
+              <w:top w:val="single" w:sz="4" w:space="0" w:color="BDC3C7"/>
+              <w:left w:val="single" w:sz="4" w:space="0" w:color="BDC3C7"/>
+              <w:bottom w:val="single" w:sz="4" w:space="0" w:color="BDC3C7"/>
+              <w:right w:val="single" w:sz="4" w:space="0" w:color="BDC3C7"/>
+            </w:tcBorders>
+            <w:shd w:val="clear" w:color="auto" w:fill="FFFFFF"/>
+            <w:vAlign w:val="center"/>
+          </w:tcPr>
+          <w:p>
+            <w:pPr>
+              <w:spacing w:before="40" w:after="40"/>
+              <w:rPr>
+                <w:rFonts w:ascii="TH SarabunPSK" w:hAnsi="TH SarabunPSK" w:cs="TH SarabunPSK"/>
+                <w:sz w:val="28"/>
+                <w:szCs w:val="28"/>
+              </w:rPr>
+            </w:pPr>
+            <w:r>
+              <w:rPr>
+                <w:rFonts w:ascii="TH SarabunPSK" w:hAnsi="TH SarabunPSK" w:cs="TH SarabunPSK"/>
+                <w:color w:val="222222"/>
+                <w:sz w:val="28"/>
+                <w:szCs w:val="28"/>
+                <w:cs/>
+                <w:lang w:bidi="th-TH"/>
+              </w:rPr>
+              <w:t>สิทธิ์ที่ต้องการ</w:t>
+            </w:r>
+          </w:p>
+        </w:tc>
+        <w:tc>
+          <w:tcPr>
+            <w:tcW w:w="4703" w:type="dxa"/>
+            <w:tcBorders>
+              <w:top w:val="single" w:sz="4" w:space="0" w:color="BDC3C7"/>
+              <w:left w:val="single" w:sz="4" w:space="0" w:color="BDC3C7"/>
+              <w:bottom w:val="single" w:sz="4" w:space="0" w:color="BDC3C7"/>
+              <w:right w:val="single" w:sz="4" w:space="0" w:color="BDC3C7"/>
+            </w:tcBorders>
+            <w:shd w:val="clear" w:color="auto" w:fill="FFFFFF"/>
+            <w:vAlign w:val="center"/>
+          </w:tcPr>
+          <w:p>
+            <w:pPr>
+              <w:spacing w:before="40" w:after="40"/>
+              <w:rPr>
+                <w:rFonts w:ascii="TH SarabunPSK" w:hAnsi="TH SarabunPSK" w:cs="TH SarabunPSK"/>
+                <w:sz w:val="28"/>
+                <w:szCs w:val="28"/>
+              </w:rPr>
+            </w:pPr>
+            <w:proofErr w:type="spellStart"/>
+            <w:r>
+              <w:rPr>
+                <w:rFonts w:ascii="TH SarabunPSK" w:hAnsi="TH SarabunPSK" w:cs="TH SarabunPSK"/>
+                <w:color w:val="222222"/>
+                <w:sz w:val="28"/>
+                <w:szCs w:val="28"/>
+              </w:rPr>
+              <w:t>StockManagement</w:t>
+            </w:r>
+            <w:proofErr w:type="spellEnd"/>
           </w:p>
         </w:tc>
       </w:tr>
@@ -7716,40 +7849,16 @@
           <w:cs/>
           <w:lang w:bidi="th-TH"/>
         </w:rPr>
-        <w:t>เลือก</w:t>
-      </w:r>
-      <w:proofErr w:type="spellStart"/>
-      <w:r>
-        <w:rPr>
-          <w:rFonts w:ascii="TH SarabunPSK" w:hAnsi="TH SarabunPSK" w:cs="TH SarabunPSK"/>
-          <w:color w:val="222222"/>
-          <w:sz w:val="28"/>
-          <w:szCs w:val="28"/>
-          <w:cs/>
-          <w:lang w:bidi="th-TH"/>
-        </w:rPr>
-        <w:t>แท็บ</w:t>
-      </w:r>
-      <w:proofErr w:type="spellEnd"/>
-      <w:r>
-        <w:rPr>
-          <w:rFonts w:ascii="TH SarabunPSK" w:hAnsi="TH SarabunPSK" w:cs="TH SarabunPSK"/>
-          <w:color w:val="222222"/>
-          <w:sz w:val="28"/>
-          <w:szCs w:val="28"/>
-          <w:cs/>
-          <w:lang w:bidi="th-TH"/>
-        </w:rPr>
-        <w:t xml:space="preserve"> </w:t>
-      </w:r>
-      <w:r>
-        <w:rPr>
-          <w:rFonts w:ascii="TH SarabunPSK" w:hAnsi="TH SarabunPSK" w:cs="TH SarabunPSK"/>
-          <w:color w:val="222222"/>
-          <w:sz w:val="28"/>
-          <w:szCs w:val="28"/>
-        </w:rPr>
-        <w:t>SP</w:t>
+        <w:t xml:space="preserve">กดเมนู จัดการ </w:t>
+      </w:r>
+      <w:r>
+        <w:rPr>
+          <w:rFonts w:ascii="TH SarabunPSK" w:hAnsi="TH SarabunPSK" w:cs="TH SarabunPSK"/>
+          <w:color w:val="222222"/>
+          <w:sz w:val="28"/>
+          <w:szCs w:val="28"/>
+        </w:rPr>
+        <w:t>Stock</w:t>
       </w:r>
     </w:p>
     <w:p>
@@ -7797,16 +7906,27 @@
           <w:cs/>
           <w:lang w:bidi="th-TH"/>
         </w:rPr>
-        <w:t xml:space="preserve">เลือกใบรับสินค้า </w:t>
-      </w:r>
-      <w:r>
-        <w:rPr>
-          <w:rFonts w:ascii="TH SarabunPSK" w:hAnsi="TH SarabunPSK" w:cs="TH SarabunPSK"/>
-          <w:color w:val="222222"/>
-          <w:sz w:val="28"/>
-          <w:szCs w:val="28"/>
-        </w:rPr>
-        <w:t>SP</w:t>
+        <w:t xml:space="preserve">กรอก </w:t>
+      </w:r>
+      <w:r>
+        <w:rPr>
+          <w:rFonts w:ascii="TH SarabunPSK" w:hAnsi="TH SarabunPSK" w:cs="TH SarabunPSK"/>
+          <w:color w:val="222222"/>
+          <w:sz w:val="28"/>
+          <w:szCs w:val="28"/>
+        </w:rPr>
+        <w:t xml:space="preserve">Article </w:t>
+      </w:r>
+      <w:r>
+        <w:rPr>
+          <w:rFonts w:ascii="TH SarabunPSK" w:hAnsi="TH SarabunPSK" w:cs="TH SarabunPSK"/>
+          <w:color w:val="222222"/>
+          <w:sz w:val="28"/>
+          <w:szCs w:val="28"/>
+          <w:cs/>
+          <w:lang w:bidi="th-TH"/>
+        </w:rPr>
+        <w:t>ในช่องค้นหา</w:t>
       </w:r>
     </w:p>
     <w:p>
@@ -7854,7 +7974,7 @@
           <w:cs/>
           <w:lang w:bidi="th-TH"/>
         </w:rPr>
-        <w:t>กดนำเข้าและยืนยัน</w:t>
+        <w:t>กดปุ่ม ค้นหา</w:t>
       </w:r>
     </w:p>
     <w:p>
@@ -7907,27 +8027,27 @@
           <w:cs/>
           <w:lang w:bidi="th-TH"/>
         </w:rPr>
-        <w:t xml:space="preserve">สินค้า </w:t>
-      </w:r>
-      <w:r>
-        <w:rPr>
-          <w:rFonts w:ascii="TH SarabunPSK" w:hAnsi="TH SarabunPSK" w:cs="TH SarabunPSK"/>
-          <w:color w:val="222222"/>
-          <w:sz w:val="28"/>
-          <w:szCs w:val="28"/>
-        </w:rPr>
-        <w:t xml:space="preserve">SP </w:t>
-      </w:r>
-      <w:r>
-        <w:rPr>
-          <w:rFonts w:ascii="TH SarabunPSK" w:hAnsi="TH SarabunPSK" w:cs="TH SarabunPSK"/>
-          <w:color w:val="222222"/>
-          <w:sz w:val="28"/>
-          <w:szCs w:val="28"/>
-          <w:cs/>
-          <w:lang w:bidi="th-TH"/>
-        </w:rPr>
-        <w:t>ถูกนำเข้าระบบสำเร็จ</w:t>
+        <w:t xml:space="preserve">ตารางแสดงเฉพาะสินค้าที่ตรงกับ </w:t>
+      </w:r>
+      <w:r>
+        <w:rPr>
+          <w:rFonts w:ascii="TH SarabunPSK" w:hAnsi="TH SarabunPSK" w:cs="TH SarabunPSK"/>
+          <w:color w:val="222222"/>
+          <w:sz w:val="28"/>
+          <w:szCs w:val="28"/>
+        </w:rPr>
+        <w:t xml:space="preserve">Article </w:t>
+      </w:r>
+      <w:r>
+        <w:rPr>
+          <w:rFonts w:ascii="TH SarabunPSK" w:hAnsi="TH SarabunPSK" w:cs="TH SarabunPSK"/>
+          <w:color w:val="222222"/>
+          <w:sz w:val="28"/>
+          <w:szCs w:val="28"/>
+          <w:cs/>
+          <w:lang w:bidi="th-TH"/>
+        </w:rPr>
+        <w:t>ที่ค้นหา</w:t>
       </w:r>
     </w:p>
     <w:tbl>
@@ -8194,54 +8314,6 @@
     </w:p>
     <w:p>
       <w:pPr>
-        <w:pBdr>
-          <w:left w:val="single" w:sz="24" w:space="4" w:color="1A5276"/>
-        </w:pBdr>
-        <w:shd w:val="clear" w:color="auto" w:fill="D6EAF8"/>
-        <w:spacing w:before="200" w:after="40"/>
-        <w:ind w:left="227"/>
-        <w:rPr>
-          <w:rFonts w:ascii="TH SarabunPSK" w:hAnsi="TH SarabunPSK" w:cs="TH SarabunPSK"/>
-          <w:sz w:val="28"/>
-          <w:szCs w:val="28"/>
-        </w:rPr>
-      </w:pPr>
-      <w:r>
-        <w:rPr>
-          <w:rFonts w:ascii="TH SarabunPSK" w:hAnsi="TH SarabunPSK" w:cs="TH SarabunPSK"/>
-          <w:b/>
-          <w:color w:val="1A5276"/>
-          <w:sz w:val="28"/>
-          <w:szCs w:val="28"/>
-        </w:rPr>
-        <w:t xml:space="preserve">Module 3: </w:t>
-      </w:r>
-      <w:r>
-        <w:rPr>
-          <w:rFonts w:ascii="TH SarabunPSK" w:hAnsi="TH SarabunPSK" w:cs="TH SarabunPSK"/>
-          <w:b/>
-          <w:bCs/>
-          <w:color w:val="1A5276"/>
-          <w:sz w:val="28"/>
-          <w:szCs w:val="28"/>
-          <w:cs/>
-          <w:lang w:bidi="th-TH"/>
-        </w:rPr>
-        <w:t xml:space="preserve">จัดการ </w:t>
-      </w:r>
-      <w:r>
-        <w:rPr>
-          <w:rFonts w:ascii="TH SarabunPSK" w:hAnsi="TH SarabunPSK" w:cs="TH SarabunPSK"/>
-          <w:b/>
-          <w:color w:val="1A5276"/>
-          <w:sz w:val="28"/>
-          <w:szCs w:val="28"/>
-        </w:rPr>
-        <w:t>Stock (Stock Management)</w:t>
-      </w:r>
-    </w:p>
-    <w:p>
-      <w:pPr>
         <w:spacing w:before="120" w:after="40"/>
         <w:rPr>
           <w:rFonts w:ascii="TH SarabunPSK" w:hAnsi="TH SarabunPSK" w:cs="TH SarabunPSK"/>
@@ -8280,7 +8352,17 @@
           <w:cs/>
           <w:lang w:bidi="th-TH"/>
         </w:rPr>
-        <w:t>ค้นหาและกรองรายการสต็อก</w:t>
+        <w:t xml:space="preserve">สร้างถาดใหม่ </w:t>
+      </w:r>
+      <w:r>
+        <w:rPr>
+          <w:rFonts w:ascii="TH SarabunPSK" w:hAnsi="TH SarabunPSK" w:cs="TH SarabunPSK"/>
+          <w:b/>
+          <w:color w:val="154360"/>
+          <w:sz w:val="28"/>
+          <w:szCs w:val="28"/>
+        </w:rPr>
+        <w:t>(Create Tray)</w:t>
       </w:r>
     </w:p>
     <w:tbl>
@@ -8494,78 +8576,8 @@
                 <w:sz w:val="28"/>
                 <w:szCs w:val="28"/>
               </w:rPr>
-              <w:t>Stock Management</w:t>
+              <w:t>Stock Management &gt; Tray</w:t>
             </w:r>
-          </w:p>
-        </w:tc>
-      </w:tr>
-      <w:tr>
-        <w:tc>
-          <w:tcPr>
-            <w:tcW w:w="4703" w:type="dxa"/>
-            <w:tcBorders>
-              <w:top w:val="single" w:sz="4" w:space="0" w:color="BDC3C7"/>
-              <w:left w:val="single" w:sz="4" w:space="0" w:color="BDC3C7"/>
-              <w:bottom w:val="single" w:sz="4" w:space="0" w:color="BDC3C7"/>
-              <w:right w:val="single" w:sz="4" w:space="0" w:color="BDC3C7"/>
-            </w:tcBorders>
-            <w:shd w:val="clear" w:color="auto" w:fill="FFFFFF"/>
-            <w:vAlign w:val="center"/>
-          </w:tcPr>
-          <w:p>
-            <w:pPr>
-              <w:spacing w:before="40" w:after="40"/>
-              <w:rPr>
-                <w:rFonts w:ascii="TH SarabunPSK" w:hAnsi="TH SarabunPSK" w:cs="TH SarabunPSK"/>
-                <w:sz w:val="28"/>
-                <w:szCs w:val="28"/>
-              </w:rPr>
-            </w:pPr>
-            <w:r>
-              <w:rPr>
-                <w:rFonts w:ascii="TH SarabunPSK" w:hAnsi="TH SarabunPSK" w:cs="TH SarabunPSK"/>
-                <w:color w:val="222222"/>
-                <w:sz w:val="28"/>
-                <w:szCs w:val="28"/>
-                <w:cs/>
-                <w:lang w:bidi="th-TH"/>
-              </w:rPr>
-              <w:t>สิทธิ์ที่ต้องการ</w:t>
-            </w:r>
-          </w:p>
-        </w:tc>
-        <w:tc>
-          <w:tcPr>
-            <w:tcW w:w="4703" w:type="dxa"/>
-            <w:tcBorders>
-              <w:top w:val="single" w:sz="4" w:space="0" w:color="BDC3C7"/>
-              <w:left w:val="single" w:sz="4" w:space="0" w:color="BDC3C7"/>
-              <w:bottom w:val="single" w:sz="4" w:space="0" w:color="BDC3C7"/>
-              <w:right w:val="single" w:sz="4" w:space="0" w:color="BDC3C7"/>
-            </w:tcBorders>
-            <w:shd w:val="clear" w:color="auto" w:fill="FFFFFF"/>
-            <w:vAlign w:val="center"/>
-          </w:tcPr>
-          <w:p>
-            <w:pPr>
-              <w:spacing w:before="40" w:after="40"/>
-              <w:rPr>
-                <w:rFonts w:ascii="TH SarabunPSK" w:hAnsi="TH SarabunPSK" w:cs="TH SarabunPSK"/>
-                <w:sz w:val="28"/>
-                <w:szCs w:val="28"/>
-              </w:rPr>
-            </w:pPr>
-            <w:proofErr w:type="spellStart"/>
-            <w:r>
-              <w:rPr>
-                <w:rFonts w:ascii="TH SarabunPSK" w:hAnsi="TH SarabunPSK" w:cs="TH SarabunPSK"/>
-                <w:color w:val="222222"/>
-                <w:sz w:val="28"/>
-                <w:szCs w:val="28"/>
-              </w:rPr>
-              <w:t>StockManagement</w:t>
-            </w:r>
-            <w:proofErr w:type="spellEnd"/>
           </w:p>
         </w:tc>
       </w:tr>
@@ -8648,16 +8660,40 @@
           <w:cs/>
           <w:lang w:bidi="th-TH"/>
         </w:rPr>
-        <w:t xml:space="preserve">กดเมนู จัดการ </w:t>
-      </w:r>
-      <w:r>
-        <w:rPr>
-          <w:rFonts w:ascii="TH SarabunPSK" w:hAnsi="TH SarabunPSK" w:cs="TH SarabunPSK"/>
-          <w:color w:val="222222"/>
-          <w:sz w:val="28"/>
-          <w:szCs w:val="28"/>
-        </w:rPr>
-        <w:t>Stock</w:t>
+        <w:t>คลิก</w:t>
+      </w:r>
+      <w:proofErr w:type="spellStart"/>
+      <w:r>
+        <w:rPr>
+          <w:rFonts w:ascii="TH SarabunPSK" w:hAnsi="TH SarabunPSK" w:cs="TH SarabunPSK"/>
+          <w:color w:val="222222"/>
+          <w:sz w:val="28"/>
+          <w:szCs w:val="28"/>
+          <w:cs/>
+          <w:lang w:bidi="th-TH"/>
+        </w:rPr>
+        <w:t>แท็บ</w:t>
+      </w:r>
+      <w:proofErr w:type="spellEnd"/>
+      <w:r>
+        <w:rPr>
+          <w:rFonts w:ascii="TH SarabunPSK" w:hAnsi="TH SarabunPSK" w:cs="TH SarabunPSK"/>
+          <w:color w:val="222222"/>
+          <w:sz w:val="28"/>
+          <w:szCs w:val="28"/>
+          <w:cs/>
+          <w:lang w:bidi="th-TH"/>
+        </w:rPr>
+        <w:t xml:space="preserve"> ถาด </w:t>
+      </w:r>
+      <w:r>
+        <w:rPr>
+          <w:rFonts w:ascii="TH SarabunPSK" w:hAnsi="TH SarabunPSK" w:cs="TH SarabunPSK"/>
+          <w:color w:val="222222"/>
+          <w:sz w:val="28"/>
+          <w:szCs w:val="28"/>
+        </w:rPr>
+        <w:t>(Tray)</w:t>
       </w:r>
     </w:p>
     <w:p>
@@ -8705,27 +8741,7 @@
           <w:cs/>
           <w:lang w:bidi="th-TH"/>
         </w:rPr>
-        <w:t xml:space="preserve">กรอก </w:t>
-      </w:r>
-      <w:r>
-        <w:rPr>
-          <w:rFonts w:ascii="TH SarabunPSK" w:hAnsi="TH SarabunPSK" w:cs="TH SarabunPSK"/>
-          <w:color w:val="222222"/>
-          <w:sz w:val="28"/>
-          <w:szCs w:val="28"/>
-        </w:rPr>
-        <w:t xml:space="preserve">Article </w:t>
-      </w:r>
-      <w:r>
-        <w:rPr>
-          <w:rFonts w:ascii="TH SarabunPSK" w:hAnsi="TH SarabunPSK" w:cs="TH SarabunPSK"/>
-          <w:color w:val="222222"/>
-          <w:sz w:val="28"/>
-          <w:szCs w:val="28"/>
-          <w:cs/>
-          <w:lang w:bidi="th-TH"/>
-        </w:rPr>
-        <w:t>ในช่องค้นหา</w:t>
+        <w:t>กดปุ่ม สร้างถาดใหม่</w:t>
       </w:r>
     </w:p>
     <w:p>
@@ -8773,7 +8789,55 @@
           <w:cs/>
           <w:lang w:bidi="th-TH"/>
         </w:rPr>
-        <w:t>กดปุ่ม ค้นหา</w:t>
+        <w:t>กรอกชื่อถาด</w:t>
+      </w:r>
+    </w:p>
+    <w:p>
+      <w:pPr>
+        <w:pStyle w:val="ListNumber"/>
+        <w:numPr>
+          <w:ilvl w:val="0"/>
+          <w:numId w:val="0"/>
+        </w:numPr>
+        <w:spacing w:before="20" w:after="20"/>
+        <w:rPr>
+          <w:rFonts w:ascii="TH SarabunPSK" w:hAnsi="TH SarabunPSK" w:cs="TH SarabunPSK"/>
+          <w:sz w:val="28"/>
+          <w:szCs w:val="28"/>
+        </w:rPr>
+      </w:pPr>
+      <w:r>
+        <w:rPr>
+          <w:rFonts w:ascii="TH SarabunPSK" w:hAnsi="TH SarabunPSK" w:cs="TH SarabunPSK"/>
+          <w:color w:val="222222"/>
+          <w:sz w:val="28"/>
+          <w:szCs w:val="28"/>
+          <w:cs/>
+          <w:lang w:bidi="th-TH"/>
+        </w:rPr>
+        <w:tab/>
+      </w:r>
+      <w:r>
+        <w:rPr>
+          <w:rFonts w:ascii="TH SarabunPSK" w:hAnsi="TH SarabunPSK" w:cs="TH SarabunPSK" w:hint="cs"/>
+          <w:color w:val="222222"/>
+          <w:sz w:val="28"/>
+          <w:szCs w:val="28"/>
+          <w:cs/>
+          <w:lang w:bidi="th-TH"/>
+        </w:rPr>
+        <w:t xml:space="preserve">4. </w:t>
+      </w:r>
+      <w:r>
+        <w:rPr>
+          <w:rFonts w:ascii="TH SarabunPSK" w:hAnsi="TH SarabunPSK" w:cs="TH SarabunPSK"/>
+          <w:color w:val="222222"/>
+          <w:sz w:val="28"/>
+          <w:szCs w:val="28"/>
+          <w:cs/>
+          <w:lang w:bidi="th-TH"/>
+        </w:rPr>
+        <w:t>กดปุ่ม ยืนยัน</w:t>
       </w:r>
     </w:p>
     <w:p>
@@ -8826,27 +8890,7 @@
           <w:cs/>
           <w:lang w:bidi="th-TH"/>
         </w:rPr>
-        <w:t xml:space="preserve">ตารางแสดงเฉพาะสินค้าที่ตรงกับ </w:t>
-      </w:r>
-      <w:r>
-        <w:rPr>
-          <w:rFonts w:ascii="TH SarabunPSK" w:hAnsi="TH SarabunPSK" w:cs="TH SarabunPSK"/>
-          <w:color w:val="222222"/>
-          <w:sz w:val="28"/>
-          <w:szCs w:val="28"/>
-        </w:rPr>
-        <w:t xml:space="preserve">Article </w:t>
-      </w:r>
-      <w:r>
-        <w:rPr>
-          <w:rFonts w:ascii="TH SarabunPSK" w:hAnsi="TH SarabunPSK" w:cs="TH SarabunPSK"/>
-          <w:color w:val="222222"/>
-          <w:sz w:val="28"/>
-          <w:szCs w:val="28"/>
-          <w:cs/>
-          <w:lang w:bidi="th-TH"/>
-        </w:rPr>
-        <w:t>ที่ค้นหา</w:t>
+        <w:t>ถาดใหม่ปรากฏในรายการถาด</w:t>
       </w:r>
     </w:p>
     <w:tbl>
@@ -9104,7 +9148,6 @@
     </w:tbl>
     <w:p>
       <w:pPr>
-        <w:spacing w:after="40"/>
         <w:rPr>
           <w:rFonts w:ascii="TH SarabunPSK" w:hAnsi="TH SarabunPSK" w:cs="TH SarabunPSK"/>
           <w:sz w:val="28"/>
@@ -9170,7 +9213,7 @@
           <w:cs/>
           <w:lang w:bidi="th-TH"/>
         </w:rPr>
-        <w:t xml:space="preserve">สร้างถาดใหม่ </w:t>
+        <w:t xml:space="preserve">เพิ่มสินค้าเข้าถาด </w:t>
       </w:r>
       <w:r>
         <w:rPr>
@@ -9180,7 +9223,7 @@
           <w:sz w:val="28"/>
           <w:szCs w:val="28"/>
         </w:rPr>
-        <w:t>(Create Tray)</w:t>
+        <w:t>(Add to Tray)</w:t>
       </w:r>
     </w:p>
     <w:tbl>
@@ -9478,40 +9521,16 @@
           <w:cs/>
           <w:lang w:bidi="th-TH"/>
         </w:rPr>
-        <w:t>คลิก</w:t>
-      </w:r>
-      <w:proofErr w:type="spellStart"/>
-      <w:r>
-        <w:rPr>
-          <w:rFonts w:ascii="TH SarabunPSK" w:hAnsi="TH SarabunPSK" w:cs="TH SarabunPSK"/>
-          <w:color w:val="222222"/>
-          <w:sz w:val="28"/>
-          <w:szCs w:val="28"/>
-          <w:cs/>
-          <w:lang w:bidi="th-TH"/>
-        </w:rPr>
-        <w:t>แท็บ</w:t>
-      </w:r>
-      <w:proofErr w:type="spellEnd"/>
-      <w:r>
-        <w:rPr>
-          <w:rFonts w:ascii="TH SarabunPSK" w:hAnsi="TH SarabunPSK" w:cs="TH SarabunPSK"/>
-          <w:color w:val="222222"/>
-          <w:sz w:val="28"/>
-          <w:szCs w:val="28"/>
-          <w:cs/>
-          <w:lang w:bidi="th-TH"/>
-        </w:rPr>
-        <w:t xml:space="preserve"> ถาด </w:t>
-      </w:r>
-      <w:r>
-        <w:rPr>
-          <w:rFonts w:ascii="TH SarabunPSK" w:hAnsi="TH SarabunPSK" w:cs="TH SarabunPSK"/>
-          <w:color w:val="222222"/>
-          <w:sz w:val="28"/>
-          <w:szCs w:val="28"/>
-        </w:rPr>
-        <w:t>(Tray)</w:t>
+        <w:t xml:space="preserve">เลือกสินค้าในตาราง </w:t>
+      </w:r>
+      <w:r>
+        <w:rPr>
+          <w:rFonts w:ascii="TH SarabunPSK" w:hAnsi="TH SarabunPSK" w:cs="TH SarabunPSK"/>
+          <w:color w:val="222222"/>
+          <w:sz w:val="28"/>
+          <w:szCs w:val="28"/>
+        </w:rPr>
+        <w:t>Stock</w:t>
       </w:r>
     </w:p>
     <w:p>
@@ -9559,7 +9578,7 @@
           <w:cs/>
           <w:lang w:bidi="th-TH"/>
         </w:rPr>
-        <w:t>กดปุ่ม สร้างถาดใหม่</w:t>
+        <w:t>กดปุ่ม เพิ่มเข้าถาด</w:t>
       </w:r>
     </w:p>
     <w:p>
@@ -9607,7 +9626,7 @@
           <w:cs/>
           <w:lang w:bidi="th-TH"/>
         </w:rPr>
-        <w:t>กรอกชื่อถาด</w:t>
+        <w:t>เลือกถาดปลายทาง</w:t>
       </w:r>
     </w:p>
     <w:p>
@@ -9655,7 +9674,55 @@
           <w:cs/>
           <w:lang w:bidi="th-TH"/>
         </w:rPr>
-        <w:t>กดปุ่ม ยืนยัน</w:t>
+        <w:t>ระบุจำนวน</w:t>
+      </w:r>
+    </w:p>
+    <w:p>
+      <w:pPr>
+        <w:pStyle w:val="ListNumber"/>
+        <w:numPr>
+          <w:ilvl w:val="0"/>
+          <w:numId w:val="0"/>
+        </w:numPr>
+        <w:spacing w:before="20" w:after="20"/>
+        <w:rPr>
+          <w:rFonts w:ascii="TH SarabunPSK" w:hAnsi="TH SarabunPSK" w:cs="TH SarabunPSK"/>
+          <w:sz w:val="28"/>
+          <w:szCs w:val="28"/>
+        </w:rPr>
+      </w:pPr>
+      <w:r>
+        <w:rPr>
+          <w:rFonts w:ascii="TH SarabunPSK" w:hAnsi="TH SarabunPSK" w:cs="TH SarabunPSK"/>
+          <w:color w:val="222222"/>
+          <w:sz w:val="28"/>
+          <w:szCs w:val="28"/>
+          <w:cs/>
+          <w:lang w:bidi="th-TH"/>
+        </w:rPr>
+        <w:tab/>
+      </w:r>
+      <w:r>
+        <w:rPr>
+          <w:rFonts w:ascii="TH SarabunPSK" w:hAnsi="TH SarabunPSK" w:cs="TH SarabunPSK" w:hint="cs"/>
+          <w:color w:val="222222"/>
+          <w:sz w:val="28"/>
+          <w:szCs w:val="28"/>
+          <w:cs/>
+          <w:lang w:bidi="th-TH"/>
+        </w:rPr>
+        <w:t xml:space="preserve">5. </w:t>
+      </w:r>
+      <w:r>
+        <w:rPr>
+          <w:rFonts w:ascii="TH SarabunPSK" w:hAnsi="TH SarabunPSK" w:cs="TH SarabunPSK"/>
+          <w:color w:val="222222"/>
+          <w:sz w:val="28"/>
+          <w:szCs w:val="28"/>
+          <w:cs/>
+          <w:lang w:bidi="th-TH"/>
+        </w:rPr>
+        <w:t>กดยืนยัน</w:t>
       </w:r>
     </w:p>
     <w:p>
@@ -9708,7 +9775,7 @@
           <w:cs/>
           <w:lang w:bidi="th-TH"/>
         </w:rPr>
-        <w:t>ถาดใหม่ปรากฏในรายการถาด</w:t>
+        <w:t>จำนวนในถาดเพิ่มขึ้น จำนวนคงเหลือลดลง</w:t>
       </w:r>
     </w:p>
     <w:tbl>
@@ -10013,7 +10080,7 @@
           <w:cs/>
           <w:lang w:bidi="th-TH"/>
         </w:rPr>
-        <w:t xml:space="preserve">เพิ่มสินค้าเข้าถาด </w:t>
+        <w:t xml:space="preserve">นำสินค้าออกจากถาด </w:t>
       </w:r>
       <w:r>
         <w:rPr>
@@ -10023,7 +10090,7 @@
           <w:sz w:val="28"/>
           <w:szCs w:val="28"/>
         </w:rPr>
-        <w:t>(Add to Tray)</w:t>
+        <w:t>(Remove from Tray)</w:t>
       </w:r>
     </w:p>
     <w:tbl>
@@ -10321,16 +10388,7 @@
           <w:cs/>
           <w:lang w:bidi="th-TH"/>
         </w:rPr>
-        <w:t xml:space="preserve">เลือกสินค้าในตาราง </w:t>
-      </w:r>
-      <w:r>
-        <w:rPr>
-          <w:rFonts w:ascii="TH SarabunPSK" w:hAnsi="TH SarabunPSK" w:cs="TH SarabunPSK"/>
-          <w:color w:val="222222"/>
-          <w:sz w:val="28"/>
-          <w:szCs w:val="28"/>
-        </w:rPr>
-        <w:t>Stock</w:t>
+        <w:t>เปิดรายการถาด</w:t>
       </w:r>
     </w:p>
     <w:p>
@@ -10378,7 +10436,7 @@
           <w:cs/>
           <w:lang w:bidi="th-TH"/>
         </w:rPr>
-        <w:t>กดปุ่ม เพิ่มเข้าถาด</w:t>
+        <w:t>กดปุ่ม นำออก ที่รายการสินค้า</w:t>
       </w:r>
     </w:p>
     <w:p>
@@ -10426,7 +10484,7 @@
           <w:cs/>
           <w:lang w:bidi="th-TH"/>
         </w:rPr>
-        <w:t>เลือกถาดปลายทาง</w:t>
+        <w:t>ระบุจำนวน</w:t>
       </w:r>
     </w:p>
     <w:p>
@@ -10474,54 +10532,6 @@
           <w:cs/>
           <w:lang w:bidi="th-TH"/>
         </w:rPr>
-        <w:t>ระบุจำนวน</w:t>
-      </w:r>
-    </w:p>
-    <w:p>
-      <w:pPr>
-        <w:pStyle w:val="ListNumber"/>
-        <w:numPr>
-          <w:ilvl w:val="0"/>
-          <w:numId w:val="0"/>
-        </w:numPr>
-        <w:spacing w:before="20" w:after="20"/>
-        <w:rPr>
-          <w:rFonts w:ascii="TH SarabunPSK" w:hAnsi="TH SarabunPSK" w:cs="TH SarabunPSK"/>
-          <w:sz w:val="28"/>
-          <w:szCs w:val="28"/>
-        </w:rPr>
-      </w:pPr>
-      <w:r>
-        <w:rPr>
-          <w:rFonts w:ascii="TH SarabunPSK" w:hAnsi="TH SarabunPSK" w:cs="TH SarabunPSK"/>
-          <w:color w:val="222222"/>
-          <w:sz w:val="28"/>
-          <w:szCs w:val="28"/>
-          <w:cs/>
-          <w:lang w:bidi="th-TH"/>
-        </w:rPr>
-        <w:tab/>
-      </w:r>
-      <w:r>
-        <w:rPr>
-          <w:rFonts w:ascii="TH SarabunPSK" w:hAnsi="TH SarabunPSK" w:cs="TH SarabunPSK" w:hint="cs"/>
-          <w:color w:val="222222"/>
-          <w:sz w:val="28"/>
-          <w:szCs w:val="28"/>
-          <w:cs/>
-          <w:lang w:bidi="th-TH"/>
-        </w:rPr>
-        <w:t xml:space="preserve">5. </w:t>
-      </w:r>
-      <w:r>
-        <w:rPr>
-          <w:rFonts w:ascii="TH SarabunPSK" w:hAnsi="TH SarabunPSK" w:cs="TH SarabunPSK"/>
-          <w:color w:val="222222"/>
-          <w:sz w:val="28"/>
-          <w:szCs w:val="28"/>
-          <w:cs/>
-          <w:lang w:bidi="th-TH"/>
-        </w:rPr>
         <w:t>กดยืนยัน</w:t>
       </w:r>
     </w:p>
@@ -10575,7 +10585,7 @@
           <w:cs/>
           <w:lang w:bidi="th-TH"/>
         </w:rPr>
-        <w:t>จำนวนในถาดเพิ่มขึ้น จำนวนคงเหลือลดลง</w:t>
+        <w:t>จำนวนในถาดลดลง จำนวนคงเหลือเพิ่มขึ้น</w:t>
       </w:r>
     </w:p>
     <w:tbl>
@@ -10833,7 +10843,6 @@
     </w:tbl>
     <w:p>
       <w:pPr>
-        <w:spacing w:after="40"/>
         <w:rPr>
           <w:rFonts w:ascii="TH SarabunPSK" w:hAnsi="TH SarabunPSK" w:cs="TH SarabunPSK"/>
           <w:sz w:val="28"/>
@@ -10899,7 +10908,7 @@
           <w:cs/>
           <w:lang w:bidi="th-TH"/>
         </w:rPr>
-        <w:t xml:space="preserve">นำสินค้าออกจากถาด </w:t>
+        <w:t xml:space="preserve">ลบถาด </w:t>
       </w:r>
       <w:r>
         <w:rPr>
@@ -10909,7 +10918,7 @@
           <w:sz w:val="28"/>
           <w:szCs w:val="28"/>
         </w:rPr>
-        <w:t>(Remove from Tray)</w:t>
+        <w:t>(Delete Tray)</w:t>
       </w:r>
     </w:p>
     <w:tbl>
@@ -11207,7 +11216,7 @@
           <w:cs/>
           <w:lang w:bidi="th-TH"/>
         </w:rPr>
-        <w:t>เปิดรายการถาด</w:t>
+        <w:t>นำสินค้าออกจากถาดจนหมด</w:t>
       </w:r>
     </w:p>
     <w:p>
@@ -11222,6 +11231,8 @@
           <w:rFonts w:ascii="TH SarabunPSK" w:hAnsi="TH SarabunPSK" w:cs="TH SarabunPSK"/>
           <w:sz w:val="28"/>
           <w:szCs w:val="28"/>
+          <w:cs/>
+          <w:lang w:bidi="th-TH"/>
         </w:rPr>
       </w:pPr>
       <w:r>
@@ -11255,7 +11266,7 @@
           <w:cs/>
           <w:lang w:bidi="th-TH"/>
         </w:rPr>
-        <w:t>กดปุ่ม นำออก ที่รายการสินค้า</w:t>
+        <w:t>กดปุ่ม ลบถาด</w:t>
       </w:r>
     </w:p>
     <w:p>
@@ -11303,55 +11314,7 @@
           <w:cs/>
           <w:lang w:bidi="th-TH"/>
         </w:rPr>
-        <w:t>ระบุจำนวน</w:t>
-      </w:r>
-    </w:p>
-    <w:p>
-      <w:pPr>
-        <w:pStyle w:val="ListNumber"/>
-        <w:numPr>
-          <w:ilvl w:val="0"/>
-          <w:numId w:val="0"/>
-        </w:numPr>
-        <w:spacing w:before="20" w:after="20"/>
-        <w:rPr>
-          <w:rFonts w:ascii="TH SarabunPSK" w:hAnsi="TH SarabunPSK" w:cs="TH SarabunPSK"/>
-          <w:sz w:val="28"/>
-          <w:szCs w:val="28"/>
-        </w:rPr>
-      </w:pPr>
-      <w:r>
-        <w:rPr>
-          <w:rFonts w:ascii="TH SarabunPSK" w:hAnsi="TH SarabunPSK" w:cs="TH SarabunPSK"/>
-          <w:color w:val="222222"/>
-          <w:sz w:val="28"/>
-          <w:szCs w:val="28"/>
-          <w:cs/>
-          <w:lang w:bidi="th-TH"/>
-        </w:rPr>
-        <w:tab/>
-      </w:r>
-      <w:r>
-        <w:rPr>
-          <w:rFonts w:ascii="TH SarabunPSK" w:hAnsi="TH SarabunPSK" w:cs="TH SarabunPSK" w:hint="cs"/>
-          <w:color w:val="222222"/>
-          <w:sz w:val="28"/>
-          <w:szCs w:val="28"/>
-          <w:cs/>
-          <w:lang w:bidi="th-TH"/>
-        </w:rPr>
-        <w:t xml:space="preserve">4. </w:t>
-      </w:r>
-      <w:r>
-        <w:rPr>
-          <w:rFonts w:ascii="TH SarabunPSK" w:hAnsi="TH SarabunPSK" w:cs="TH SarabunPSK"/>
-          <w:color w:val="222222"/>
-          <w:sz w:val="28"/>
-          <w:szCs w:val="28"/>
-          <w:cs/>
-          <w:lang w:bidi="th-TH"/>
-        </w:rPr>
-        <w:t>กดยืนยัน</w:t>
+        <w:t>ยืนยันการลบ</w:t>
       </w:r>
     </w:p>
     <w:p>
@@ -11404,7 +11367,7 @@
           <w:cs/>
           <w:lang w:bidi="th-TH"/>
         </w:rPr>
-        <w:t>จำนวนในถาดลดลง จำนวนคงเหลือเพิ่มขึ้น</w:t>
+        <w:t>ถาดหายไปจากรายการ</w:t>
       </w:r>
     </w:p>
     <w:tbl>
@@ -11709,7 +11672,7 @@
           <w:cs/>
           <w:lang w:bidi="th-TH"/>
         </w:rPr>
-        <w:t xml:space="preserve">ลบถาด </w:t>
+        <w:t xml:space="preserve">ยืมสินค้า </w:t>
       </w:r>
       <w:r>
         <w:rPr>
@@ -11719,7 +11682,7 @@
           <w:sz w:val="28"/>
           <w:szCs w:val="28"/>
         </w:rPr>
-        <w:t>(Delete Tray)</w:t>
+        <w:t>(Borrow)</w:t>
       </w:r>
     </w:p>
     <w:tbl>
@@ -11933,7 +11896,7 @@
                 <w:sz w:val="28"/>
                 <w:szCs w:val="28"/>
               </w:rPr>
-              <w:t>Stock Management &gt; Tray</w:t>
+              <w:t>Stock Management &gt; Borrow</w:t>
             </w:r>
           </w:p>
         </w:tc>
@@ -12017,7 +11980,16 @@
           <w:cs/>
           <w:lang w:bidi="th-TH"/>
         </w:rPr>
-        <w:t>นำสินค้าออกจากถาดจนหมด</w:t>
+        <w:t xml:space="preserve">เลือกสินค้าในตาราง </w:t>
+      </w:r>
+      <w:r>
+        <w:rPr>
+          <w:rFonts w:ascii="TH SarabunPSK" w:hAnsi="TH SarabunPSK" w:cs="TH SarabunPSK"/>
+          <w:color w:val="222222"/>
+          <w:sz w:val="28"/>
+          <w:szCs w:val="28"/>
+        </w:rPr>
+        <w:t>Stock</w:t>
       </w:r>
     </w:p>
     <w:p>
@@ -12029,27 +12001,25 @@
         </w:numPr>
         <w:spacing w:before="20" w:after="20"/>
         <w:rPr>
+          <w:rFonts w:ascii="TH SarabunPSK" w:hAnsi="TH SarabunPSK" w:cs="TH SarabunPSK"/>
+          <w:sz w:val="28"/>
+          <w:szCs w:val="28"/>
+        </w:rPr>
+      </w:pPr>
+      <w:r>
+        <w:rPr>
+          <w:rFonts w:ascii="TH SarabunPSK" w:hAnsi="TH SarabunPSK" w:cs="TH SarabunPSK"/>
+          <w:color w:val="222222"/>
+          <w:sz w:val="28"/>
+          <w:szCs w:val="28"/>
+          <w:cs/>
+          <w:lang w:bidi="th-TH"/>
+        </w:rPr>
+        <w:tab/>
+      </w:r>
+      <w:r>
+        <w:rPr>
           <w:rFonts w:ascii="TH SarabunPSK" w:hAnsi="TH SarabunPSK" w:cs="TH SarabunPSK" w:hint="cs"/>
-          <w:sz w:val="28"/>
-          <w:szCs w:val="28"/>
-          <w:cs/>
-          <w:lang w:bidi="th-TH"/>
-        </w:rPr>
-      </w:pPr>
-      <w:r>
-        <w:rPr>
-          <w:rFonts w:ascii="TH SarabunPSK" w:hAnsi="TH SarabunPSK" w:cs="TH SarabunPSK"/>
-          <w:color w:val="222222"/>
-          <w:sz w:val="28"/>
-          <w:szCs w:val="28"/>
-          <w:cs/>
-          <w:lang w:bidi="th-TH"/>
-        </w:rPr>
-        <w:tab/>
-      </w:r>
-      <w:r>
-        <w:rPr>
-          <w:rFonts w:ascii="TH SarabunPSK" w:hAnsi="TH SarabunPSK" w:cs="TH SarabunPSK" w:hint="cs"/>
           <w:color w:val="222222"/>
           <w:sz w:val="28"/>
           <w:szCs w:val="28"/>
@@ -12067,7 +12037,7 @@
           <w:cs/>
           <w:lang w:bidi="th-TH"/>
         </w:rPr>
-        <w:t>กดปุ่ม ลบถาด</w:t>
+        <w:t>กดปุ่ม ยืม</w:t>
       </w:r>
     </w:p>
     <w:p>
@@ -12115,7 +12085,55 @@
           <w:cs/>
           <w:lang w:bidi="th-TH"/>
         </w:rPr>
-        <w:t>ยืนยันการลบ</w:t>
+        <w:t>กรอกจำนวนที่ยืม</w:t>
+      </w:r>
+    </w:p>
+    <w:p>
+      <w:pPr>
+        <w:pStyle w:val="ListNumber"/>
+        <w:numPr>
+          <w:ilvl w:val="0"/>
+          <w:numId w:val="0"/>
+        </w:numPr>
+        <w:spacing w:before="20" w:after="20"/>
+        <w:rPr>
+          <w:rFonts w:ascii="TH SarabunPSK" w:hAnsi="TH SarabunPSK" w:cs="TH SarabunPSK"/>
+          <w:sz w:val="28"/>
+          <w:szCs w:val="28"/>
+        </w:rPr>
+      </w:pPr>
+      <w:r>
+        <w:rPr>
+          <w:rFonts w:ascii="TH SarabunPSK" w:hAnsi="TH SarabunPSK" w:cs="TH SarabunPSK"/>
+          <w:color w:val="222222"/>
+          <w:sz w:val="28"/>
+          <w:szCs w:val="28"/>
+          <w:cs/>
+          <w:lang w:bidi="th-TH"/>
+        </w:rPr>
+        <w:tab/>
+      </w:r>
+      <w:r>
+        <w:rPr>
+          <w:rFonts w:ascii="TH SarabunPSK" w:hAnsi="TH SarabunPSK" w:cs="TH SarabunPSK" w:hint="cs"/>
+          <w:color w:val="222222"/>
+          <w:sz w:val="28"/>
+          <w:szCs w:val="28"/>
+          <w:cs/>
+          <w:lang w:bidi="th-TH"/>
+        </w:rPr>
+        <w:t xml:space="preserve">4. </w:t>
+      </w:r>
+      <w:r>
+        <w:rPr>
+          <w:rFonts w:ascii="TH SarabunPSK" w:hAnsi="TH SarabunPSK" w:cs="TH SarabunPSK"/>
+          <w:color w:val="222222"/>
+          <w:sz w:val="28"/>
+          <w:szCs w:val="28"/>
+          <w:cs/>
+          <w:lang w:bidi="th-TH"/>
+        </w:rPr>
+        <w:t>กดยืนยัน</w:t>
       </w:r>
     </w:p>
     <w:p>
@@ -12168,7 +12186,27 @@
           <w:cs/>
           <w:lang w:bidi="th-TH"/>
         </w:rPr>
-        <w:t>ถาดหายไปจากรายการ</w:t>
+        <w:t xml:space="preserve">สถานะสินค้าเปลี่ยนเป็น </w:t>
+      </w:r>
+      <w:r>
+        <w:rPr>
+          <w:rFonts w:ascii="TH SarabunPSK" w:hAnsi="TH SarabunPSK" w:cs="TH SarabunPSK"/>
+          <w:color w:val="222222"/>
+          <w:sz w:val="28"/>
+          <w:szCs w:val="28"/>
+        </w:rPr>
+        <w:t xml:space="preserve">Borrowed </w:t>
+      </w:r>
+      <w:r>
+        <w:rPr>
+          <w:rFonts w:ascii="TH SarabunPSK" w:hAnsi="TH SarabunPSK" w:cs="TH SarabunPSK"/>
+          <w:color w:val="222222"/>
+          <w:sz w:val="28"/>
+          <w:szCs w:val="28"/>
+          <w:cs/>
+          <w:lang w:bidi="th-TH"/>
+        </w:rPr>
+        <w:t>จำนวนคงเหลือลดลง</w:t>
       </w:r>
     </w:p>
     <w:tbl>
@@ -12426,7 +12464,6 @@
     </w:tbl>
     <w:p>
       <w:pPr>
-        <w:spacing w:after="40"/>
         <w:rPr>
           <w:rFonts w:ascii="TH SarabunPSK" w:hAnsi="TH SarabunPSK" w:cs="TH SarabunPSK"/>
           <w:sz w:val="28"/>
@@ -12492,7 +12529,7 @@
           <w:cs/>
           <w:lang w:bidi="th-TH"/>
         </w:rPr>
-        <w:t xml:space="preserve">ยืมสินค้า </w:t>
+        <w:t xml:space="preserve">คืนสินค้าที่ยืม </w:t>
       </w:r>
       <w:r>
         <w:rPr>
@@ -12502,7 +12539,7 @@
           <w:sz w:val="28"/>
           <w:szCs w:val="28"/>
         </w:rPr>
-        <w:t>(Borrow)</w:t>
+        <w:t>(Return Borrow)</w:t>
       </w:r>
     </w:p>
     <w:tbl>
@@ -12800,16 +12837,31 @@
           <w:cs/>
           <w:lang w:bidi="th-TH"/>
         </w:rPr>
-        <w:t xml:space="preserve">เลือกสินค้าในตาราง </w:t>
-      </w:r>
-      <w:r>
-        <w:rPr>
-          <w:rFonts w:ascii="TH SarabunPSK" w:hAnsi="TH SarabunPSK" w:cs="TH SarabunPSK"/>
-          <w:color w:val="222222"/>
-          <w:sz w:val="28"/>
-          <w:szCs w:val="28"/>
-        </w:rPr>
-        <w:t>Stock</w:t>
+        <w:t>คลิก</w:t>
+      </w:r>
+      <w:proofErr w:type="spellStart"/>
+      <w:r>
+        <w:rPr>
+          <w:rFonts w:ascii="TH SarabunPSK" w:hAnsi="TH SarabunPSK" w:cs="TH SarabunPSK"/>
+          <w:color w:val="222222"/>
+          <w:sz w:val="28"/>
+          <w:szCs w:val="28"/>
+          <w:cs/>
+          <w:lang w:bidi="th-TH"/>
+        </w:rPr>
+        <w:t>แท็บ</w:t>
+      </w:r>
+      <w:proofErr w:type="spellEnd"/>
+      <w:r>
+        <w:rPr>
+          <w:rFonts w:ascii="TH SarabunPSK" w:hAnsi="TH SarabunPSK" w:cs="TH SarabunPSK"/>
+          <w:color w:val="222222"/>
+          <w:sz w:val="28"/>
+          <w:szCs w:val="28"/>
+          <w:cs/>
+          <w:lang w:bidi="th-TH"/>
+        </w:rPr>
+        <w:t xml:space="preserve"> การยืม</w:t>
       </w:r>
     </w:p>
     <w:p>
@@ -12857,7 +12909,7 @@
           <w:cs/>
           <w:lang w:bidi="th-TH"/>
         </w:rPr>
-        <w:t>กดปุ่ม ยืม</w:t>
+        <w:t>ค้นหารายการที่ต้องการคืน</w:t>
       </w:r>
     </w:p>
     <w:p>
@@ -12905,7 +12957,7 @@
           <w:cs/>
           <w:lang w:bidi="th-TH"/>
         </w:rPr>
-        <w:t>กรอกจำนวนที่ยืม</w:t>
+        <w:t>กดปุ่ม คืน</w:t>
       </w:r>
     </w:p>
     <w:p>
@@ -13006,27 +13058,7 @@
           <w:cs/>
           <w:lang w:bidi="th-TH"/>
         </w:rPr>
-        <w:t xml:space="preserve">สถานะสินค้าเปลี่ยนเป็น </w:t>
-      </w:r>
-      <w:r>
-        <w:rPr>
-          <w:rFonts w:ascii="TH SarabunPSK" w:hAnsi="TH SarabunPSK" w:cs="TH SarabunPSK"/>
-          <w:color w:val="222222"/>
-          <w:sz w:val="28"/>
-          <w:szCs w:val="28"/>
-        </w:rPr>
-        <w:t xml:space="preserve">Borrowed </w:t>
-      </w:r>
-      <w:r>
-        <w:rPr>
-          <w:rFonts w:ascii="TH SarabunPSK" w:hAnsi="TH SarabunPSK" w:cs="TH SarabunPSK"/>
-          <w:color w:val="222222"/>
-          <w:sz w:val="28"/>
-          <w:szCs w:val="28"/>
-          <w:cs/>
-          <w:lang w:bidi="th-TH"/>
-        </w:rPr>
-        <w:t>จำนวนคงเหลือลดลง</w:t>
+        <w:t>สถานะเปลี่ยนเป็นคืนแล้ว จำนวนคงเหลือเพิ่มกลับ</w:t>
       </w:r>
     </w:p>
     <w:tbl>
@@ -13331,7 +13363,7 @@
           <w:cs/>
           <w:lang w:bidi="th-TH"/>
         </w:rPr>
-        <w:t xml:space="preserve">คืนสินค้าที่ยืม </w:t>
+        <w:t xml:space="preserve">เบิกถอนสินค้า </w:t>
       </w:r>
       <w:r>
         <w:rPr>
@@ -13341,7 +13373,7 @@
           <w:sz w:val="28"/>
           <w:szCs w:val="28"/>
         </w:rPr>
-        <w:t>(Return Borrow)</w:t>
+        <w:t>(Withdraw)</w:t>
       </w:r>
     </w:p>
     <w:tbl>
@@ -13555,7 +13587,7 @@
                 <w:sz w:val="28"/>
                 <w:szCs w:val="28"/>
               </w:rPr>
-              <w:t>Stock Management &gt; Borrow</w:t>
+              <w:t>Stock Management &gt; Withdraw</w:t>
             </w:r>
           </w:p>
         </w:tc>
@@ -13639,31 +13671,16 @@
           <w:cs/>
           <w:lang w:bidi="th-TH"/>
         </w:rPr>
-        <w:t>คลิก</w:t>
-      </w:r>
-      <w:proofErr w:type="spellStart"/>
-      <w:r>
-        <w:rPr>
-          <w:rFonts w:ascii="TH SarabunPSK" w:hAnsi="TH SarabunPSK" w:cs="TH SarabunPSK"/>
-          <w:color w:val="222222"/>
-          <w:sz w:val="28"/>
-          <w:szCs w:val="28"/>
-          <w:cs/>
-          <w:lang w:bidi="th-TH"/>
-        </w:rPr>
-        <w:t>แท็บ</w:t>
-      </w:r>
-      <w:proofErr w:type="spellEnd"/>
-      <w:r>
-        <w:rPr>
-          <w:rFonts w:ascii="TH SarabunPSK" w:hAnsi="TH SarabunPSK" w:cs="TH SarabunPSK"/>
-          <w:color w:val="222222"/>
-          <w:sz w:val="28"/>
-          <w:szCs w:val="28"/>
-          <w:cs/>
-          <w:lang w:bidi="th-TH"/>
-        </w:rPr>
-        <w:t xml:space="preserve"> การยืม</w:t>
+        <w:t xml:space="preserve">เลือกสินค้าในตาราง </w:t>
+      </w:r>
+      <w:r>
+        <w:rPr>
+          <w:rFonts w:ascii="TH SarabunPSK" w:hAnsi="TH SarabunPSK" w:cs="TH SarabunPSK"/>
+          <w:color w:val="222222"/>
+          <w:sz w:val="28"/>
+          <w:szCs w:val="28"/>
+        </w:rPr>
+        <w:t>Stock</w:t>
       </w:r>
     </w:p>
     <w:p>
@@ -13711,7 +13728,7 @@
           <w:cs/>
           <w:lang w:bidi="th-TH"/>
         </w:rPr>
-        <w:t>ค้นหารายการที่ต้องการคืน</w:t>
+        <w:t>กดปุ่ม เบิกถอน</w:t>
       </w:r>
     </w:p>
     <w:p>
@@ -13759,7 +13776,7 @@
           <w:cs/>
           <w:lang w:bidi="th-TH"/>
         </w:rPr>
-        <w:t>กดปุ่ม คืน</w:t>
+        <w:t>กรอกจำนวนและหมายเหตุ</w:t>
       </w:r>
     </w:p>
     <w:p>
@@ -13860,7 +13877,16 @@
           <w:cs/>
           <w:lang w:bidi="th-TH"/>
         </w:rPr>
-        <w:t>สถานะเปลี่ยนเป็นคืนแล้ว จำนวนคงเหลือเพิ่มกลับ</w:t>
+        <w:t xml:space="preserve">สินค้าถูกเบิกออก จำนวนในระบบลดลง สถานะเปลี่ยนเป็น </w:t>
+      </w:r>
+      <w:r>
+        <w:rPr>
+          <w:rFonts w:ascii="TH SarabunPSK" w:hAnsi="TH SarabunPSK" w:cs="TH SarabunPSK"/>
+          <w:color w:val="222222"/>
+          <w:sz w:val="28"/>
+          <w:szCs w:val="28"/>
+        </w:rPr>
+        <w:t>Withdrawn</w:t>
       </w:r>
     </w:p>
     <w:tbl>
@@ -14118,7 +14144,6 @@
     </w:tbl>
     <w:p>
       <w:pPr>
-        <w:spacing w:after="40"/>
         <w:rPr>
           <w:rFonts w:ascii="TH SarabunPSK" w:hAnsi="TH SarabunPSK" w:cs="TH SarabunPSK"/>
           <w:sz w:val="28"/>
@@ -14184,7 +14209,7 @@
           <w:cs/>
           <w:lang w:bidi="th-TH"/>
         </w:rPr>
-        <w:t xml:space="preserve">เบิกถอนสินค้า </w:t>
+        <w:t xml:space="preserve">สร้างเอกสารเบิกถอน </w:t>
       </w:r>
       <w:r>
         <w:rPr>
@@ -14194,7 +14219,7 @@
           <w:sz w:val="28"/>
           <w:szCs w:val="28"/>
         </w:rPr>
-        <w:t>(Withdraw)</w:t>
+        <w:t>(Create Withdrawal Document)</w:t>
       </w:r>
     </w:p>
     <w:tbl>
@@ -14492,16 +14517,31 @@
           <w:cs/>
           <w:lang w:bidi="th-TH"/>
         </w:rPr>
-        <w:t xml:space="preserve">เลือกสินค้าในตาราง </w:t>
-      </w:r>
-      <w:r>
-        <w:rPr>
-          <w:rFonts w:ascii="TH SarabunPSK" w:hAnsi="TH SarabunPSK" w:cs="TH SarabunPSK"/>
-          <w:color w:val="222222"/>
-          <w:sz w:val="28"/>
-          <w:szCs w:val="28"/>
-        </w:rPr>
-        <w:t>Stock</w:t>
+        <w:t>คลิก</w:t>
+      </w:r>
+      <w:proofErr w:type="spellStart"/>
+      <w:r>
+        <w:rPr>
+          <w:rFonts w:ascii="TH SarabunPSK" w:hAnsi="TH SarabunPSK" w:cs="TH SarabunPSK"/>
+          <w:color w:val="222222"/>
+          <w:sz w:val="28"/>
+          <w:szCs w:val="28"/>
+          <w:cs/>
+          <w:lang w:bidi="th-TH"/>
+        </w:rPr>
+        <w:t>แท็บ</w:t>
+      </w:r>
+      <w:proofErr w:type="spellEnd"/>
+      <w:r>
+        <w:rPr>
+          <w:rFonts w:ascii="TH SarabunPSK" w:hAnsi="TH SarabunPSK" w:cs="TH SarabunPSK"/>
+          <w:color w:val="222222"/>
+          <w:sz w:val="28"/>
+          <w:szCs w:val="28"/>
+          <w:cs/>
+          <w:lang w:bidi="th-TH"/>
+        </w:rPr>
+        <w:t xml:space="preserve"> การเบิกถอน</w:t>
       </w:r>
     </w:p>
     <w:p>
@@ -14549,7 +14589,16 @@
           <w:cs/>
           <w:lang w:bidi="th-TH"/>
         </w:rPr>
-        <w:t>กดปุ่ม เบิกถอน</w:t>
+        <w:t xml:space="preserve">เลือกรายการ </w:t>
+      </w:r>
+      <w:r>
+        <w:rPr>
+          <w:rFonts w:ascii="TH SarabunPSK" w:hAnsi="TH SarabunPSK" w:cs="TH SarabunPSK"/>
+          <w:color w:val="222222"/>
+          <w:sz w:val="28"/>
+          <w:szCs w:val="28"/>
+        </w:rPr>
+        <w:t>Pending</w:t>
       </w:r>
     </w:p>
     <w:p>
@@ -14597,55 +14646,7 @@
           <w:cs/>
           <w:lang w:bidi="th-TH"/>
         </w:rPr>
-        <w:t>กรอกจำนวนและหมายเหตุ</w:t>
-      </w:r>
-    </w:p>
-    <w:p>
-      <w:pPr>
-        <w:pStyle w:val="ListNumber"/>
-        <w:numPr>
-          <w:ilvl w:val="0"/>
-          <w:numId w:val="0"/>
-        </w:numPr>
-        <w:spacing w:before="20" w:after="20"/>
-        <w:rPr>
-          <w:rFonts w:ascii="TH SarabunPSK" w:hAnsi="TH SarabunPSK" w:cs="TH SarabunPSK"/>
-          <w:sz w:val="28"/>
-          <w:szCs w:val="28"/>
-        </w:rPr>
-      </w:pPr>
-      <w:r>
-        <w:rPr>
-          <w:rFonts w:ascii="TH SarabunPSK" w:hAnsi="TH SarabunPSK" w:cs="TH SarabunPSK"/>
-          <w:color w:val="222222"/>
-          <w:sz w:val="28"/>
-          <w:szCs w:val="28"/>
-          <w:cs/>
-          <w:lang w:bidi="th-TH"/>
-        </w:rPr>
-        <w:tab/>
-      </w:r>
-      <w:r>
-        <w:rPr>
-          <w:rFonts w:ascii="TH SarabunPSK" w:hAnsi="TH SarabunPSK" w:cs="TH SarabunPSK" w:hint="cs"/>
-          <w:color w:val="222222"/>
-          <w:sz w:val="28"/>
-          <w:szCs w:val="28"/>
-          <w:cs/>
-          <w:lang w:bidi="th-TH"/>
-        </w:rPr>
-        <w:t xml:space="preserve">4. </w:t>
-      </w:r>
-      <w:r>
-        <w:rPr>
-          <w:rFonts w:ascii="TH SarabunPSK" w:hAnsi="TH SarabunPSK" w:cs="TH SarabunPSK"/>
-          <w:color w:val="222222"/>
-          <w:sz w:val="28"/>
-          <w:szCs w:val="28"/>
-          <w:cs/>
-          <w:lang w:bidi="th-TH"/>
-        </w:rPr>
-        <w:t>กดยืนยัน</w:t>
+        <w:t>กดปุ่ม สร้างเอกสาร</w:t>
       </w:r>
     </w:p>
     <w:p>
@@ -14698,16 +14699,7 @@
           <w:cs/>
           <w:lang w:bidi="th-TH"/>
         </w:rPr>
-        <w:t xml:space="preserve">สินค้าถูกเบิกออก จำนวนในระบบลดลง สถานะเปลี่ยนเป็น </w:t>
-      </w:r>
-      <w:r>
-        <w:rPr>
-          <w:rFonts w:ascii="TH SarabunPSK" w:hAnsi="TH SarabunPSK" w:cs="TH SarabunPSK"/>
-          <w:color w:val="222222"/>
-          <w:sz w:val="28"/>
-          <w:szCs w:val="28"/>
-        </w:rPr>
-        <w:t>Withdrawn</w:t>
+        <w:t>ระบบสร้างเลขที่เอกสารเบิกถอนอัตโนมัติ</w:t>
       </w:r>
     </w:p>
     <w:tbl>
@@ -15012,7 +15004,7 @@
           <w:cs/>
           <w:lang w:bidi="th-TH"/>
         </w:rPr>
-        <w:t xml:space="preserve">สร้างเอกสารเบิกถอน </w:t>
+        <w:t xml:space="preserve">แจ้งสินค้าชำรุด </w:t>
       </w:r>
       <w:r>
         <w:rPr>
@@ -15022,7 +15014,7 @@
           <w:sz w:val="28"/>
           <w:szCs w:val="28"/>
         </w:rPr>
-        <w:t>(Create Withdrawal Document)</w:t>
+        <w:t>(Break/Repair)</w:t>
       </w:r>
     </w:p>
     <w:tbl>
@@ -15236,7 +15228,7 @@
                 <w:sz w:val="28"/>
                 <w:szCs w:val="28"/>
               </w:rPr>
-              <w:t>Stock Management &gt; Withdraw</w:t>
+              <w:t>Stock Management &gt; Break</w:t>
             </w:r>
           </w:p>
         </w:tc>
@@ -15320,31 +15312,16 @@
           <w:cs/>
           <w:lang w:bidi="th-TH"/>
         </w:rPr>
-        <w:t>คลิก</w:t>
-      </w:r>
-      <w:proofErr w:type="spellStart"/>
-      <w:r>
-        <w:rPr>
-          <w:rFonts w:ascii="TH SarabunPSK" w:hAnsi="TH SarabunPSK" w:cs="TH SarabunPSK"/>
-          <w:color w:val="222222"/>
-          <w:sz w:val="28"/>
-          <w:szCs w:val="28"/>
-          <w:cs/>
-          <w:lang w:bidi="th-TH"/>
-        </w:rPr>
-        <w:t>แท็บ</w:t>
-      </w:r>
-      <w:proofErr w:type="spellEnd"/>
-      <w:r>
-        <w:rPr>
-          <w:rFonts w:ascii="TH SarabunPSK" w:hAnsi="TH SarabunPSK" w:cs="TH SarabunPSK"/>
-          <w:color w:val="222222"/>
-          <w:sz w:val="28"/>
-          <w:szCs w:val="28"/>
-          <w:cs/>
-          <w:lang w:bidi="th-TH"/>
-        </w:rPr>
-        <w:t xml:space="preserve"> การเบิกถอน</w:t>
+        <w:t xml:space="preserve">เลือกสินค้าในตาราง </w:t>
+      </w:r>
+      <w:r>
+        <w:rPr>
+          <w:rFonts w:ascii="TH SarabunPSK" w:hAnsi="TH SarabunPSK" w:cs="TH SarabunPSK"/>
+          <w:color w:val="222222"/>
+          <w:sz w:val="28"/>
+          <w:szCs w:val="28"/>
+        </w:rPr>
+        <w:t>Stock</w:t>
       </w:r>
     </w:p>
     <w:p>
@@ -15392,16 +15369,7 @@
           <w:cs/>
           <w:lang w:bidi="th-TH"/>
         </w:rPr>
-        <w:t xml:space="preserve">เลือกรายการ </w:t>
-      </w:r>
-      <w:r>
-        <w:rPr>
-          <w:rFonts w:ascii="TH SarabunPSK" w:hAnsi="TH SarabunPSK" w:cs="TH SarabunPSK"/>
-          <w:color w:val="222222"/>
-          <w:sz w:val="28"/>
-          <w:szCs w:val="28"/>
-        </w:rPr>
-        <w:t>Pending</w:t>
+        <w:t>กดปุ่ม แจ้งชำรุด</w:t>
       </w:r>
     </w:p>
     <w:p>
@@ -15449,7 +15417,103 @@
           <w:cs/>
           <w:lang w:bidi="th-TH"/>
         </w:rPr>
-        <w:t>กดปุ่ม สร้างเอกสาร</w:t>
+        <w:t>เลือกประเภทความเสียหาย</w:t>
+      </w:r>
+    </w:p>
+    <w:p>
+      <w:pPr>
+        <w:pStyle w:val="ListNumber"/>
+        <w:numPr>
+          <w:ilvl w:val="0"/>
+          <w:numId w:val="0"/>
+        </w:numPr>
+        <w:spacing w:before="20" w:after="20"/>
+        <w:rPr>
+          <w:rFonts w:ascii="TH SarabunPSK" w:hAnsi="TH SarabunPSK" w:cs="TH SarabunPSK"/>
+          <w:sz w:val="28"/>
+          <w:szCs w:val="28"/>
+        </w:rPr>
+      </w:pPr>
+      <w:r>
+        <w:rPr>
+          <w:rFonts w:ascii="TH SarabunPSK" w:hAnsi="TH SarabunPSK" w:cs="TH SarabunPSK"/>
+          <w:color w:val="222222"/>
+          <w:sz w:val="28"/>
+          <w:szCs w:val="28"/>
+          <w:cs/>
+          <w:lang w:bidi="th-TH"/>
+        </w:rPr>
+        <w:tab/>
+      </w:r>
+      <w:r>
+        <w:rPr>
+          <w:rFonts w:ascii="TH SarabunPSK" w:hAnsi="TH SarabunPSK" w:cs="TH SarabunPSK" w:hint="cs"/>
+          <w:color w:val="222222"/>
+          <w:sz w:val="28"/>
+          <w:szCs w:val="28"/>
+          <w:cs/>
+          <w:lang w:bidi="th-TH"/>
+        </w:rPr>
+        <w:t xml:space="preserve">4. </w:t>
+      </w:r>
+      <w:r>
+        <w:rPr>
+          <w:rFonts w:ascii="TH SarabunPSK" w:hAnsi="TH SarabunPSK" w:cs="TH SarabunPSK"/>
+          <w:color w:val="222222"/>
+          <w:sz w:val="28"/>
+          <w:szCs w:val="28"/>
+          <w:cs/>
+          <w:lang w:bidi="th-TH"/>
+        </w:rPr>
+        <w:t>กรอกจำนวนและรายละเอียด</w:t>
+      </w:r>
+    </w:p>
+    <w:p>
+      <w:pPr>
+        <w:pStyle w:val="ListNumber"/>
+        <w:numPr>
+          <w:ilvl w:val="0"/>
+          <w:numId w:val="0"/>
+        </w:numPr>
+        <w:spacing w:before="20" w:after="20"/>
+        <w:rPr>
+          <w:rFonts w:ascii="TH SarabunPSK" w:hAnsi="TH SarabunPSK" w:cs="TH SarabunPSK"/>
+          <w:sz w:val="28"/>
+          <w:szCs w:val="28"/>
+        </w:rPr>
+      </w:pPr>
+      <w:r>
+        <w:rPr>
+          <w:rFonts w:ascii="TH SarabunPSK" w:hAnsi="TH SarabunPSK" w:cs="TH SarabunPSK"/>
+          <w:color w:val="222222"/>
+          <w:sz w:val="28"/>
+          <w:szCs w:val="28"/>
+          <w:cs/>
+          <w:lang w:bidi="th-TH"/>
+        </w:rPr>
+        <w:tab/>
+      </w:r>
+      <w:r>
+        <w:rPr>
+          <w:rFonts w:ascii="TH SarabunPSK" w:hAnsi="TH SarabunPSK" w:cs="TH SarabunPSK" w:hint="cs"/>
+          <w:color w:val="222222"/>
+          <w:sz w:val="28"/>
+          <w:szCs w:val="28"/>
+          <w:cs/>
+          <w:lang w:bidi="th-TH"/>
+        </w:rPr>
+        <w:t xml:space="preserve">5. </w:t>
+      </w:r>
+      <w:r>
+        <w:rPr>
+          <w:rFonts w:ascii="TH SarabunPSK" w:hAnsi="TH SarabunPSK" w:cs="TH SarabunPSK"/>
+          <w:color w:val="222222"/>
+          <w:sz w:val="28"/>
+          <w:szCs w:val="28"/>
+          <w:cs/>
+          <w:lang w:bidi="th-TH"/>
+        </w:rPr>
+        <w:t>กดยืนยัน</w:t>
       </w:r>
     </w:p>
     <w:p>
@@ -15502,7 +15566,27 @@
           <w:cs/>
           <w:lang w:bidi="th-TH"/>
         </w:rPr>
-        <w:t>ระบบสร้างเลขที่เอกสารเบิกถอนอัตโนมัติ</w:t>
+        <w:t xml:space="preserve">สินค้าถูกบันทึกสถานะ </w:t>
+      </w:r>
+      <w:r>
+        <w:rPr>
+          <w:rFonts w:ascii="TH SarabunPSK" w:hAnsi="TH SarabunPSK" w:cs="TH SarabunPSK"/>
+          <w:color w:val="222222"/>
+          <w:sz w:val="28"/>
+          <w:szCs w:val="28"/>
+        </w:rPr>
+        <w:t xml:space="preserve">Repairing </w:t>
+      </w:r>
+      <w:r>
+        <w:rPr>
+          <w:rFonts w:ascii="TH SarabunPSK" w:hAnsi="TH SarabunPSK" w:cs="TH SarabunPSK"/>
+          <w:color w:val="222222"/>
+          <w:sz w:val="28"/>
+          <w:szCs w:val="28"/>
+          <w:cs/>
+          <w:lang w:bidi="th-TH"/>
+        </w:rPr>
+        <w:t>จำนวนคงเหลือลดลง</w:t>
       </w:r>
     </w:p>
     <w:tbl>
@@ -15760,7 +15844,6 @@
     </w:tbl>
     <w:p>
       <w:pPr>
-        <w:spacing w:after="40"/>
         <w:rPr>
           <w:rFonts w:ascii="TH SarabunPSK" w:hAnsi="TH SarabunPSK" w:cs="TH SarabunPSK"/>
           <w:sz w:val="28"/>
@@ -15826,7 +15909,7 @@
           <w:cs/>
           <w:lang w:bidi="th-TH"/>
         </w:rPr>
-        <w:t xml:space="preserve">แจ้งสินค้าชำรุด </w:t>
+        <w:t xml:space="preserve">สร้างเอกสารส่งซ่อม </w:t>
       </w:r>
       <w:r>
         <w:rPr>
@@ -15836,7 +15919,7 @@
           <w:sz w:val="28"/>
           <w:szCs w:val="28"/>
         </w:rPr>
-        <w:t>(Break/Repair)</w:t>
+        <w:t>(Create Break Document)</w:t>
       </w:r>
     </w:p>
     <w:tbl>
@@ -15984,7 +16067,16 @@
                 <w:sz w:val="28"/>
                 <w:szCs w:val="28"/>
               </w:rPr>
-              <w:t>TC-018</w:t>
+              <w:t>TC</w:t>
+            </w:r>
+            <w:r>
+              <w:rPr>
+                <w:rFonts w:ascii="TH SarabunPSK" w:hAnsi="TH SarabunPSK" w:cs="TH SarabunPSK"/>
+                <w:color w:val="222222"/>
+                <w:sz w:val="28"/>
+                <w:szCs w:val="28"/>
+              </w:rPr>
+              <w:t>-018</w:t>
             </w:r>
           </w:p>
         </w:tc>
@@ -16134,16 +16226,31 @@
           <w:cs/>
           <w:lang w:bidi="th-TH"/>
         </w:rPr>
-        <w:t xml:space="preserve">เลือกสินค้าในตาราง </w:t>
-      </w:r>
-      <w:r>
-        <w:rPr>
-          <w:rFonts w:ascii="TH SarabunPSK" w:hAnsi="TH SarabunPSK" w:cs="TH SarabunPSK"/>
-          <w:color w:val="222222"/>
-          <w:sz w:val="28"/>
-          <w:szCs w:val="28"/>
-        </w:rPr>
-        <w:t>Stock</w:t>
+        <w:t>คลิก</w:t>
+      </w:r>
+      <w:proofErr w:type="spellStart"/>
+      <w:r>
+        <w:rPr>
+          <w:rFonts w:ascii="TH SarabunPSK" w:hAnsi="TH SarabunPSK" w:cs="TH SarabunPSK"/>
+          <w:color w:val="222222"/>
+          <w:sz w:val="28"/>
+          <w:szCs w:val="28"/>
+          <w:cs/>
+          <w:lang w:bidi="th-TH"/>
+        </w:rPr>
+        <w:t>แท็บ</w:t>
+      </w:r>
+      <w:proofErr w:type="spellEnd"/>
+      <w:r>
+        <w:rPr>
+          <w:rFonts w:ascii="TH SarabunPSK" w:hAnsi="TH SarabunPSK" w:cs="TH SarabunPSK"/>
+          <w:color w:val="222222"/>
+          <w:sz w:val="28"/>
+          <w:szCs w:val="28"/>
+          <w:cs/>
+          <w:lang w:bidi="th-TH"/>
+        </w:rPr>
+        <w:t xml:space="preserve"> สินค้าชำรุด</w:t>
       </w:r>
     </w:p>
     <w:p>
@@ -16191,7 +16298,16 @@
           <w:cs/>
           <w:lang w:bidi="th-TH"/>
         </w:rPr>
-        <w:t>กดปุ่ม แจ้งชำรุด</w:t>
+        <w:t xml:space="preserve">เลือกรายการ </w:t>
+      </w:r>
+      <w:r>
+        <w:rPr>
+          <w:rFonts w:ascii="TH SarabunPSK" w:hAnsi="TH SarabunPSK" w:cs="TH SarabunPSK"/>
+          <w:color w:val="222222"/>
+          <w:sz w:val="28"/>
+          <w:szCs w:val="28"/>
+        </w:rPr>
+        <w:t>Pending</w:t>
       </w:r>
     </w:p>
     <w:p>
@@ -16239,103 +16355,7 @@
           <w:cs/>
           <w:lang w:bidi="th-TH"/>
         </w:rPr>
-        <w:t>เลือกประเภทความเสียหาย</w:t>
-      </w:r>
-    </w:p>
-    <w:p>
-      <w:pPr>
-        <w:pStyle w:val="ListNumber"/>
-        <w:numPr>
-          <w:ilvl w:val="0"/>
-          <w:numId w:val="0"/>
-        </w:numPr>
-        <w:spacing w:before="20" w:after="20"/>
-        <w:rPr>
-          <w:rFonts w:ascii="TH SarabunPSK" w:hAnsi="TH SarabunPSK" w:cs="TH SarabunPSK"/>
-          <w:sz w:val="28"/>
-          <w:szCs w:val="28"/>
-        </w:rPr>
-      </w:pPr>
-      <w:r>
-        <w:rPr>
-          <w:rFonts w:ascii="TH SarabunPSK" w:hAnsi="TH SarabunPSK" w:cs="TH SarabunPSK"/>
-          <w:color w:val="222222"/>
-          <w:sz w:val="28"/>
-          <w:szCs w:val="28"/>
-          <w:cs/>
-          <w:lang w:bidi="th-TH"/>
-        </w:rPr>
-        <w:tab/>
-      </w:r>
-      <w:r>
-        <w:rPr>
-          <w:rFonts w:ascii="TH SarabunPSK" w:hAnsi="TH SarabunPSK" w:cs="TH SarabunPSK" w:hint="cs"/>
-          <w:color w:val="222222"/>
-          <w:sz w:val="28"/>
-          <w:szCs w:val="28"/>
-          <w:cs/>
-          <w:lang w:bidi="th-TH"/>
-        </w:rPr>
-        <w:t xml:space="preserve">4. </w:t>
-      </w:r>
-      <w:r>
-        <w:rPr>
-          <w:rFonts w:ascii="TH SarabunPSK" w:hAnsi="TH SarabunPSK" w:cs="TH SarabunPSK"/>
-          <w:color w:val="222222"/>
-          <w:sz w:val="28"/>
-          <w:szCs w:val="28"/>
-          <w:cs/>
-          <w:lang w:bidi="th-TH"/>
-        </w:rPr>
-        <w:t>กรอกจำนวนและรายละเอียด</w:t>
-      </w:r>
-    </w:p>
-    <w:p>
-      <w:pPr>
-        <w:pStyle w:val="ListNumber"/>
-        <w:numPr>
-          <w:ilvl w:val="0"/>
-          <w:numId w:val="0"/>
-        </w:numPr>
-        <w:spacing w:before="20" w:after="20"/>
-        <w:rPr>
-          <w:rFonts w:ascii="TH SarabunPSK" w:hAnsi="TH SarabunPSK" w:cs="TH SarabunPSK"/>
-          <w:sz w:val="28"/>
-          <w:szCs w:val="28"/>
-        </w:rPr>
-      </w:pPr>
-      <w:r>
-        <w:rPr>
-          <w:rFonts w:ascii="TH SarabunPSK" w:hAnsi="TH SarabunPSK" w:cs="TH SarabunPSK"/>
-          <w:color w:val="222222"/>
-          <w:sz w:val="28"/>
-          <w:szCs w:val="28"/>
-          <w:cs/>
-          <w:lang w:bidi="th-TH"/>
-        </w:rPr>
-        <w:tab/>
-      </w:r>
-      <w:r>
-        <w:rPr>
-          <w:rFonts w:ascii="TH SarabunPSK" w:hAnsi="TH SarabunPSK" w:cs="TH SarabunPSK" w:hint="cs"/>
-          <w:color w:val="222222"/>
-          <w:sz w:val="28"/>
-          <w:szCs w:val="28"/>
-          <w:cs/>
-          <w:lang w:bidi="th-TH"/>
-        </w:rPr>
-        <w:t xml:space="preserve">5. </w:t>
-      </w:r>
-      <w:r>
-        <w:rPr>
-          <w:rFonts w:ascii="TH SarabunPSK" w:hAnsi="TH SarabunPSK" w:cs="TH SarabunPSK"/>
-          <w:color w:val="222222"/>
-          <w:sz w:val="28"/>
-          <w:szCs w:val="28"/>
-          <w:cs/>
-          <w:lang w:bidi="th-TH"/>
-        </w:rPr>
-        <w:t>กดยืนยัน</w:t>
+        <w:t>กดปุ่ม สร้างเอกสาร</w:t>
       </w:r>
     </w:p>
     <w:p>
@@ -16388,27 +16408,7 @@
           <w:cs/>
           <w:lang w:bidi="th-TH"/>
         </w:rPr>
-        <w:t xml:space="preserve">สินค้าถูกบันทึกสถานะ </w:t>
-      </w:r>
-      <w:r>
-        <w:rPr>
-          <w:rFonts w:ascii="TH SarabunPSK" w:hAnsi="TH SarabunPSK" w:cs="TH SarabunPSK"/>
-          <w:color w:val="222222"/>
-          <w:sz w:val="28"/>
-          <w:szCs w:val="28"/>
-        </w:rPr>
-        <w:t xml:space="preserve">Repairing </w:t>
-      </w:r>
-      <w:r>
-        <w:rPr>
-          <w:rFonts w:ascii="TH SarabunPSK" w:hAnsi="TH SarabunPSK" w:cs="TH SarabunPSK"/>
-          <w:color w:val="222222"/>
-          <w:sz w:val="28"/>
-          <w:szCs w:val="28"/>
-          <w:cs/>
-          <w:lang w:bidi="th-TH"/>
-        </w:rPr>
-        <w:t>จำนวนคงเหลือลดลง</w:t>
+        <w:t>ระบบสร้างเลขที่เอกสารซ่อมอัตโนมัติ</w:t>
       </w:r>
     </w:p>
     <w:tbl>
@@ -16713,7 +16713,7 @@
           <w:cs/>
           <w:lang w:bidi="th-TH"/>
         </w:rPr>
-        <w:t xml:space="preserve">สร้างเอกสารส่งซ่อม </w:t>
+        <w:t>เพิ่มสต็อกด้วยตนเอง</w:t>
       </w:r>
       <w:r>
         <w:rPr>
@@ -16723,7 +16723,7 @@
           <w:sz w:val="28"/>
           <w:szCs w:val="28"/>
         </w:rPr>
-        <w:t>(Create Break Document)</w:t>
+        <w:t xml:space="preserve"> (Add Stock Manually)</w:t>
       </w:r>
     </w:p>
     <w:tbl>
@@ -16937,7 +16937,7 @@
                 <w:sz w:val="28"/>
                 <w:szCs w:val="28"/>
               </w:rPr>
-              <w:t>Stock Management &gt; Break</w:t>
+              <w:t>Stock Management &gt; Add Stock</w:t>
             </w:r>
           </w:p>
         </w:tc>
@@ -17023,29 +17023,16 @@
         </w:rPr>
         <w:t>คลิก</w:t>
       </w:r>
-      <w:proofErr w:type="spellStart"/>
-      <w:r>
-        <w:rPr>
-          <w:rFonts w:ascii="TH SarabunPSK" w:hAnsi="TH SarabunPSK" w:cs="TH SarabunPSK"/>
-          <w:color w:val="222222"/>
-          <w:sz w:val="28"/>
-          <w:szCs w:val="28"/>
-          <w:cs/>
-          <w:lang w:bidi="th-TH"/>
-        </w:rPr>
-        <w:t>แท็บ</w:t>
-      </w:r>
-      <w:proofErr w:type="spellEnd"/>
-      <w:r>
-        <w:rPr>
-          <w:rFonts w:ascii="TH SarabunPSK" w:hAnsi="TH SarabunPSK" w:cs="TH SarabunPSK"/>
-          <w:color w:val="222222"/>
-          <w:sz w:val="28"/>
-          <w:szCs w:val="28"/>
-          <w:cs/>
-          <w:lang w:bidi="th-TH"/>
-        </w:rPr>
-        <w:t xml:space="preserve"> สินค้าชำรุด</w:t>
+      <w:r>
+        <w:rPr>
+          <w:rFonts w:ascii="TH SarabunPSK" w:hAnsi="TH SarabunPSK" w:cs="TH SarabunPSK"/>
+          <w:color w:val="222222"/>
+          <w:sz w:val="28"/>
+          <w:szCs w:val="28"/>
+          <w:cs/>
+          <w:lang w:bidi="th-TH"/>
+        </w:rPr>
+        <w:t xml:space="preserve"> เพิ่มสต็อก</w:t>
       </w:r>
     </w:p>
     <w:p>
@@ -17093,16 +17080,36 @@
           <w:cs/>
           <w:lang w:bidi="th-TH"/>
         </w:rPr>
-        <w:t xml:space="preserve">เลือกรายการ </w:t>
-      </w:r>
-      <w:r>
-        <w:rPr>
-          <w:rFonts w:ascii="TH SarabunPSK" w:hAnsi="TH SarabunPSK" w:cs="TH SarabunPSK"/>
-          <w:color w:val="222222"/>
-          <w:sz w:val="28"/>
-          <w:szCs w:val="28"/>
-        </w:rPr>
-        <w:t>Pending</w:t>
+        <w:t xml:space="preserve">ค้นหาสินค้าด้วย </w:t>
+      </w:r>
+      <w:r>
+        <w:rPr>
+          <w:rFonts w:ascii="TH SarabunPSK" w:hAnsi="TH SarabunPSK" w:cs="TH SarabunPSK"/>
+          <w:color w:val="222222"/>
+          <w:sz w:val="28"/>
+          <w:szCs w:val="28"/>
+        </w:rPr>
+        <w:t xml:space="preserve">Barcode </w:t>
+      </w:r>
+      <w:r>
+        <w:rPr>
+          <w:rFonts w:ascii="TH SarabunPSK" w:hAnsi="TH SarabunPSK" w:cs="TH SarabunPSK"/>
+          <w:color w:val="222222"/>
+          <w:sz w:val="28"/>
+          <w:szCs w:val="28"/>
+          <w:cs/>
+          <w:lang w:bidi="th-TH"/>
+        </w:rPr>
+        <w:t xml:space="preserve">หรือ </w:t>
+      </w:r>
+      <w:r>
+        <w:rPr>
+          <w:rFonts w:ascii="TH SarabunPSK" w:hAnsi="TH SarabunPSK" w:cs="TH SarabunPSK"/>
+          <w:color w:val="222222"/>
+          <w:sz w:val="28"/>
+          <w:szCs w:val="28"/>
+        </w:rPr>
+        <w:t>Article</w:t>
       </w:r>
     </w:p>
     <w:p>
@@ -17117,6 +17124,8 @@
           <w:rFonts w:ascii="TH SarabunPSK" w:hAnsi="TH SarabunPSK" w:cs="TH SarabunPSK"/>
           <w:sz w:val="28"/>
           <w:szCs w:val="28"/>
+          <w:cs/>
+          <w:lang w:bidi="th-TH"/>
         </w:rPr>
       </w:pPr>
       <w:r>
@@ -17150,7 +17159,55 @@
           <w:cs/>
           <w:lang w:bidi="th-TH"/>
         </w:rPr>
-        <w:t>กดปุ่ม สร้างเอกสาร</w:t>
+        <w:t>ระบุจำนวน</w:t>
+      </w:r>
+    </w:p>
+    <w:p>
+      <w:pPr>
+        <w:pStyle w:val="ListNumber"/>
+        <w:numPr>
+          <w:ilvl w:val="0"/>
+          <w:numId w:val="0"/>
+        </w:numPr>
+        <w:spacing w:before="20" w:after="20"/>
+        <w:rPr>
+          <w:rFonts w:ascii="TH SarabunPSK" w:hAnsi="TH SarabunPSK" w:cs="TH SarabunPSK"/>
+          <w:sz w:val="28"/>
+          <w:szCs w:val="28"/>
+        </w:rPr>
+      </w:pPr>
+      <w:r>
+        <w:rPr>
+          <w:rFonts w:ascii="TH SarabunPSK" w:hAnsi="TH SarabunPSK" w:cs="TH SarabunPSK"/>
+          <w:color w:val="222222"/>
+          <w:sz w:val="28"/>
+          <w:szCs w:val="28"/>
+          <w:cs/>
+          <w:lang w:bidi="th-TH"/>
+        </w:rPr>
+        <w:tab/>
+      </w:r>
+      <w:r>
+        <w:rPr>
+          <w:rFonts w:ascii="TH SarabunPSK" w:hAnsi="TH SarabunPSK" w:cs="TH SarabunPSK" w:hint="cs"/>
+          <w:color w:val="222222"/>
+          <w:sz w:val="28"/>
+          <w:szCs w:val="28"/>
+          <w:cs/>
+          <w:lang w:bidi="th-TH"/>
+        </w:rPr>
+        <w:t xml:space="preserve">4. </w:t>
+      </w:r>
+      <w:r>
+        <w:rPr>
+          <w:rFonts w:ascii="TH SarabunPSK" w:hAnsi="TH SarabunPSK" w:cs="TH SarabunPSK"/>
+          <w:color w:val="222222"/>
+          <w:sz w:val="28"/>
+          <w:szCs w:val="28"/>
+          <w:cs/>
+          <w:lang w:bidi="th-TH"/>
+        </w:rPr>
+        <w:t>กดปุ่ม เพิ่ม</w:t>
       </w:r>
     </w:p>
     <w:p>
@@ -17203,7 +17260,7 @@
           <w:cs/>
           <w:lang w:bidi="th-TH"/>
         </w:rPr>
-        <w:t>ระบบสร้างเลขที่เอกสารซ่อมอัตโนมัติ</w:t>
+        <w:t>จำนวนสินค้าในสต็อกเพิ่มขึ้นตามที่ระบุ</w:t>
       </w:r>
     </w:p>
     <w:tbl>
@@ -17461,7 +17518,6 @@
     </w:tbl>
     <w:p>
       <w:pPr>
-        <w:spacing w:after="40"/>
         <w:rPr>
           <w:rFonts w:ascii="TH SarabunPSK" w:hAnsi="TH SarabunPSK" w:cs="TH SarabunPSK"/>
           <w:sz w:val="28"/>
@@ -17488,6 +17544,63 @@
     </w:p>
     <w:p>
       <w:pPr>
+        <w:rPr>
+          <w:rFonts w:ascii="TH SarabunPSK" w:hAnsi="TH SarabunPSK" w:cs="TH SarabunPSK"/>
+          <w:sz w:val="28"/>
+          <w:szCs w:val="28"/>
+        </w:rPr>
+      </w:pPr>
+    </w:p>
+    <w:p>
+      <w:pPr>
+        <w:pBdr>
+          <w:left w:val="single" w:sz="24" w:space="4" w:color="1A5276"/>
+        </w:pBdr>
+        <w:shd w:val="clear" w:color="auto" w:fill="D6EAF8"/>
+        <w:spacing w:before="200" w:after="40"/>
+        <w:ind w:left="227"/>
+        <w:rPr>
+          <w:rFonts w:ascii="TH SarabunPSK" w:hAnsi="TH SarabunPSK" w:cs="TH SarabunPSK"/>
+          <w:sz w:val="28"/>
+          <w:szCs w:val="28"/>
+        </w:rPr>
+      </w:pPr>
+      <w:r>
+        <w:rPr>
+          <w:rFonts w:ascii="TH SarabunPSK" w:hAnsi="TH SarabunPSK" w:cs="TH SarabunPSK"/>
+          <w:b/>
+          <w:color w:val="1A5276"/>
+          <w:sz w:val="28"/>
+          <w:szCs w:val="28"/>
+        </w:rPr>
+        <w:t xml:space="preserve">Module 4: </w:t>
+      </w:r>
+      <w:r>
+        <w:rPr>
+          <w:rFonts w:ascii="TH SarabunPSK" w:hAnsi="TH SarabunPSK" w:cs="TH SarabunPSK"/>
+          <w:b/>
+          <w:bCs/>
+          <w:color w:val="1A5276"/>
+          <w:sz w:val="28"/>
+          <w:szCs w:val="28"/>
+          <w:cs/>
+          <w:lang w:bidi="th-TH"/>
+        </w:rPr>
+        <w:t xml:space="preserve">พิมพ์รายงาน </w:t>
+      </w:r>
+      <w:r>
+        <w:rPr>
+          <w:rFonts w:ascii="TH SarabunPSK" w:hAnsi="TH SarabunPSK" w:cs="TH SarabunPSK"/>
+          <w:b/>
+          <w:color w:val="1A5276"/>
+          <w:sz w:val="28"/>
+          <w:szCs w:val="28"/>
+        </w:rPr>
+        <w:t>(Print Report)</w:t>
+      </w:r>
+    </w:p>
+    <w:p>
+      <w:pPr>
         <w:spacing w:before="120" w:after="40"/>
         <w:rPr>
           <w:rFonts w:ascii="TH SarabunPSK" w:hAnsi="TH SarabunPSK" w:cs="TH SarabunPSK"/>
@@ -17503,7 +17616,6 @@
           <w:sz w:val="28"/>
           <w:szCs w:val="28"/>
         </w:rPr>
-        <w:lastRenderedPageBreak/>
         <w:t>TC-020</w:t>
       </w:r>
       <w:r>
@@ -17527,7 +17639,7 @@
           <w:cs/>
           <w:lang w:bidi="th-TH"/>
         </w:rPr>
-        <w:t>เพิ่มสต็อกด้วยตนเอง</w:t>
+        <w:t xml:space="preserve">สร้างรายงานการเบิกถอน </w:t>
       </w:r>
       <w:r>
         <w:rPr>
@@ -17537,7 +17649,7 @@
           <w:sz w:val="28"/>
           <w:szCs w:val="28"/>
         </w:rPr>
-        <w:t xml:space="preserve"> (Add Stock Manually)</w:t>
+        <w:t>(Withdrawal Report)</w:t>
       </w:r>
     </w:p>
     <w:tbl>
@@ -17751,7 +17863,75 @@
                 <w:sz w:val="28"/>
                 <w:szCs w:val="28"/>
               </w:rPr>
-              <w:t>Stock Management &gt; Add Stock</w:t>
+              <w:t>Print Report</w:t>
+            </w:r>
+          </w:p>
+        </w:tc>
+      </w:tr>
+      <w:tr>
+        <w:tc>
+          <w:tcPr>
+            <w:tcW w:w="4703" w:type="dxa"/>
+            <w:tcBorders>
+              <w:top w:val="single" w:sz="4" w:space="0" w:color="BDC3C7"/>
+              <w:left w:val="single" w:sz="4" w:space="0" w:color="BDC3C7"/>
+              <w:bottom w:val="single" w:sz="4" w:space="0" w:color="BDC3C7"/>
+              <w:right w:val="single" w:sz="4" w:space="0" w:color="BDC3C7"/>
+            </w:tcBorders>
+            <w:shd w:val="clear" w:color="auto" w:fill="FFFFFF"/>
+            <w:vAlign w:val="center"/>
+          </w:tcPr>
+          <w:p>
+            <w:pPr>
+              <w:spacing w:before="40" w:after="40"/>
+              <w:rPr>
+                <w:rFonts w:ascii="TH SarabunPSK" w:hAnsi="TH SarabunPSK" w:cs="TH SarabunPSK"/>
+                <w:sz w:val="28"/>
+                <w:szCs w:val="28"/>
+              </w:rPr>
+            </w:pPr>
+            <w:r>
+              <w:rPr>
+                <w:rFonts w:ascii="TH SarabunPSK" w:hAnsi="TH SarabunPSK" w:cs="TH SarabunPSK"/>
+                <w:color w:val="222222"/>
+                <w:sz w:val="28"/>
+                <w:szCs w:val="28"/>
+                <w:cs/>
+                <w:lang w:bidi="th-TH"/>
+              </w:rPr>
+              <w:t>สิทธิ์ที่ต้องการ</w:t>
+            </w:r>
+          </w:p>
+        </w:tc>
+        <w:tc>
+          <w:tcPr>
+            <w:tcW w:w="4703" w:type="dxa"/>
+            <w:tcBorders>
+              <w:top w:val="single" w:sz="4" w:space="0" w:color="BDC3C7"/>
+              <w:left w:val="single" w:sz="4" w:space="0" w:color="BDC3C7"/>
+              <w:bottom w:val="single" w:sz="4" w:space="0" w:color="BDC3C7"/>
+              <w:right w:val="single" w:sz="4" w:space="0" w:color="BDC3C7"/>
+            </w:tcBorders>
+            <w:shd w:val="clear" w:color="auto" w:fill="FFFFFF"/>
+            <w:vAlign w:val="center"/>
+          </w:tcPr>
+          <w:p>
+            <w:pPr>
+              <w:spacing w:before="40" w:after="40"/>
+              <w:rPr>
+                <w:rFonts w:ascii="TH SarabunPSK" w:hAnsi="TH SarabunPSK" w:cs="TH SarabunPSK"/>
+                <w:sz w:val="28"/>
+                <w:szCs w:val="28"/>
+              </w:rPr>
+            </w:pPr>
+            <w:r>
+              <w:rPr>
+                <w:rFonts w:ascii="TH SarabunPSK" w:hAnsi="TH SarabunPSK" w:cs="TH SarabunPSK"/>
+                <w:color w:val="222222"/>
+                <w:sz w:val="28"/>
+                <w:szCs w:val="28"/>
+              </w:rPr>
+              <w:t>PrintReport</w:t>
             </w:r>
           </w:p>
         </w:tc>
@@ -17799,14 +17979,14 @@
         </w:numPr>
         <w:spacing w:before="20" w:after="20"/>
         <w:rPr>
-          <w:rFonts w:ascii="TH SarabunPSK" w:hAnsi="TH SarabunPSK" w:cs="TH SarabunPSK"/>
+          <w:rFonts w:ascii="TH SarabunPSK" w:hAnsi="TH SarabunPSK" w:cs="TH SarabunPSK" w:hint="cs"/>
           <w:sz w:val="28"/>
           <w:szCs w:val="28"/>
         </w:rPr>
       </w:pPr>
       <w:r>
         <w:rPr>
-          <w:rFonts w:ascii="TH SarabunPSK" w:hAnsi="TH SarabunPSK" w:cs="TH SarabunPSK"/>
+          <w:rFonts w:ascii="TH SarabunPSK" w:hAnsi="TH SarabunPSK" w:cs="TH SarabunPSK" w:hint="cs"/>
           <w:color w:val="222222"/>
           <w:sz w:val="28"/>
           <w:szCs w:val="28"/>
@@ -17814,16 +17994,6 @@
           <w:lang w:bidi="th-TH"/>
         </w:rPr>
         <w:tab/>
-      </w:r>
-      <w:r>
-        <w:rPr>
-          <w:rFonts w:ascii="TH SarabunPSK" w:hAnsi="TH SarabunPSK" w:cs="TH SarabunPSK" w:hint="cs"/>
-          <w:color w:val="222222"/>
-          <w:sz w:val="28"/>
-          <w:szCs w:val="28"/>
-          <w:cs/>
-          <w:lang w:bidi="th-TH"/>
-        </w:rPr>
         <w:t xml:space="preserve">1. </w:t>
       </w:r>
       <w:r>
@@ -17835,18 +18005,7 @@
           <w:cs/>
           <w:lang w:bidi="th-TH"/>
         </w:rPr>
-        <w:t>คลิก</w:t>
-      </w:r>
-      <w:r>
-        <w:rPr>
-          <w:rFonts w:ascii="TH SarabunPSK" w:hAnsi="TH SarabunPSK" w:cs="TH SarabunPSK"/>
-          <w:color w:val="222222"/>
-          <w:sz w:val="28"/>
-          <w:szCs w:val="28"/>
-          <w:cs/>
-          <w:lang w:bidi="th-TH"/>
-        </w:rPr>
-        <w:t xml:space="preserve"> เพิ่มสต็อก</w:t>
+        <w:t>กดเมนู พิมพ์รายงาน</w:t>
       </w:r>
     </w:p>
     <w:p>
@@ -17894,36 +18053,31 @@
           <w:cs/>
           <w:lang w:bidi="th-TH"/>
         </w:rPr>
-        <w:t xml:space="preserve">ค้นหาสินค้าด้วย </w:t>
-      </w:r>
-      <w:r>
-        <w:rPr>
-          <w:rFonts w:ascii="TH SarabunPSK" w:hAnsi="TH SarabunPSK" w:cs="TH SarabunPSK"/>
-          <w:color w:val="222222"/>
-          <w:sz w:val="28"/>
-          <w:szCs w:val="28"/>
-        </w:rPr>
-        <w:t xml:space="preserve">Barcode </w:t>
-      </w:r>
-      <w:r>
-        <w:rPr>
-          <w:rFonts w:ascii="TH SarabunPSK" w:hAnsi="TH SarabunPSK" w:cs="TH SarabunPSK"/>
-          <w:color w:val="222222"/>
-          <w:sz w:val="28"/>
-          <w:szCs w:val="28"/>
-          <w:cs/>
-          <w:lang w:bidi="th-TH"/>
-        </w:rPr>
-        <w:t xml:space="preserve">หรือ </w:t>
-      </w:r>
-      <w:r>
-        <w:rPr>
-          <w:rFonts w:ascii="TH SarabunPSK" w:hAnsi="TH SarabunPSK" w:cs="TH SarabunPSK"/>
-          <w:color w:val="222222"/>
-          <w:sz w:val="28"/>
-          <w:szCs w:val="28"/>
-        </w:rPr>
-        <w:t>Article</w:t>
+        <w:t>คลิก</w:t>
+      </w:r>
+      <w:proofErr w:type="spellStart"/>
+      <w:r>
+        <w:rPr>
+          <w:rFonts w:ascii="TH SarabunPSK" w:hAnsi="TH SarabunPSK" w:cs="TH SarabunPSK"/>
+          <w:color w:val="222222"/>
+          <w:sz w:val="28"/>
+          <w:szCs w:val="28"/>
+          <w:cs/>
+          <w:lang w:bidi="th-TH"/>
+        </w:rPr>
+        <w:t>แท็บ</w:t>
+      </w:r>
+      <w:proofErr w:type="spellEnd"/>
+      <w:r>
+        <w:rPr>
+          <w:rFonts w:ascii="TH SarabunPSK" w:hAnsi="TH SarabunPSK" w:cs="TH SarabunPSK"/>
+          <w:color w:val="222222"/>
+          <w:sz w:val="28"/>
+          <w:szCs w:val="28"/>
+          <w:cs/>
+          <w:lang w:bidi="th-TH"/>
+        </w:rPr>
+        <w:t xml:space="preserve"> รายงานการเบิกถอน</w:t>
       </w:r>
     </w:p>
     <w:p>
@@ -17935,27 +18089,25 @@
         </w:numPr>
         <w:spacing w:before="20" w:after="20"/>
         <w:rPr>
+          <w:rFonts w:ascii="TH SarabunPSK" w:hAnsi="TH SarabunPSK" w:cs="TH SarabunPSK"/>
+          <w:sz w:val="28"/>
+          <w:szCs w:val="28"/>
+        </w:rPr>
+      </w:pPr>
+      <w:r>
+        <w:rPr>
+          <w:rFonts w:ascii="TH SarabunPSK" w:hAnsi="TH SarabunPSK" w:cs="TH SarabunPSK"/>
+          <w:color w:val="222222"/>
+          <w:sz w:val="28"/>
+          <w:szCs w:val="28"/>
+          <w:cs/>
+          <w:lang w:bidi="th-TH"/>
+        </w:rPr>
+        <w:tab/>
+      </w:r>
+      <w:r>
+        <w:rPr>
           <w:rFonts w:ascii="TH SarabunPSK" w:hAnsi="TH SarabunPSK" w:cs="TH SarabunPSK" w:hint="cs"/>
-          <w:sz w:val="28"/>
-          <w:szCs w:val="28"/>
-          <w:cs/>
-          <w:lang w:bidi="th-TH"/>
-        </w:rPr>
-      </w:pPr>
-      <w:r>
-        <w:rPr>
-          <w:rFonts w:ascii="TH SarabunPSK" w:hAnsi="TH SarabunPSK" w:cs="TH SarabunPSK"/>
-          <w:color w:val="222222"/>
-          <w:sz w:val="28"/>
-          <w:szCs w:val="28"/>
-          <w:cs/>
-          <w:lang w:bidi="th-TH"/>
-        </w:rPr>
-        <w:tab/>
-      </w:r>
-      <w:r>
-        <w:rPr>
-          <w:rFonts w:ascii="TH SarabunPSK" w:hAnsi="TH SarabunPSK" w:cs="TH SarabunPSK" w:hint="cs"/>
           <w:color w:val="222222"/>
           <w:sz w:val="28"/>
           <w:szCs w:val="28"/>
@@ -17973,946 +18125,6 @@
           <w:cs/>
           <w:lang w:bidi="th-TH"/>
         </w:rPr>
-        <w:t>ระบุจำนวน</w:t>
-      </w:r>
-    </w:p>
-    <w:p>
-      <w:pPr>
-        <w:pStyle w:val="ListNumber"/>
-        <w:numPr>
-          <w:ilvl w:val="0"/>
-          <w:numId w:val="0"/>
-        </w:numPr>
-        <w:spacing w:before="20" w:after="20"/>
-        <w:rPr>
-          <w:rFonts w:ascii="TH SarabunPSK" w:hAnsi="TH SarabunPSK" w:cs="TH SarabunPSK"/>
-          <w:sz w:val="28"/>
-          <w:szCs w:val="28"/>
-        </w:rPr>
-      </w:pPr>
-      <w:r>
-        <w:rPr>
-          <w:rFonts w:ascii="TH SarabunPSK" w:hAnsi="TH SarabunPSK" w:cs="TH SarabunPSK"/>
-          <w:color w:val="222222"/>
-          <w:sz w:val="28"/>
-          <w:szCs w:val="28"/>
-          <w:cs/>
-          <w:lang w:bidi="th-TH"/>
-        </w:rPr>
-        <w:tab/>
-      </w:r>
-      <w:r>
-        <w:rPr>
-          <w:rFonts w:ascii="TH SarabunPSK" w:hAnsi="TH SarabunPSK" w:cs="TH SarabunPSK" w:hint="cs"/>
-          <w:color w:val="222222"/>
-          <w:sz w:val="28"/>
-          <w:szCs w:val="28"/>
-          <w:cs/>
-          <w:lang w:bidi="th-TH"/>
-        </w:rPr>
-        <w:t xml:space="preserve">4. </w:t>
-      </w:r>
-      <w:r>
-        <w:rPr>
-          <w:rFonts w:ascii="TH SarabunPSK" w:hAnsi="TH SarabunPSK" w:cs="TH SarabunPSK"/>
-          <w:color w:val="222222"/>
-          <w:sz w:val="28"/>
-          <w:szCs w:val="28"/>
-          <w:cs/>
-          <w:lang w:bidi="th-TH"/>
-        </w:rPr>
-        <w:t>กดปุ่ม เพิ่ม</w:t>
-      </w:r>
-    </w:p>
-    <w:p>
-      <w:pPr>
-        <w:spacing w:after="60"/>
-        <w:rPr>
-          <w:rFonts w:ascii="TH SarabunPSK" w:hAnsi="TH SarabunPSK" w:cs="TH SarabunPSK"/>
-          <w:sz w:val="28"/>
-          <w:szCs w:val="28"/>
-        </w:rPr>
-      </w:pPr>
-      <w:r>
-        <w:rPr>
-          <w:rFonts w:ascii="TH SarabunPSK" w:hAnsi="TH SarabunPSK" w:cs="TH SarabunPSK"/>
-          <w:b/>
-          <w:bCs/>
-          <w:color w:val="222222"/>
-          <w:sz w:val="28"/>
-          <w:szCs w:val="28"/>
-          <w:cs/>
-          <w:lang w:bidi="th-TH"/>
-        </w:rPr>
-        <w:t>ผลลัพธ์ที่คาดหวัง</w:t>
-      </w:r>
-      <w:r>
-        <w:rPr>
-          <w:rFonts w:ascii="TH SarabunPSK" w:hAnsi="TH SarabunPSK" w:cs="TH SarabunPSK"/>
-          <w:b/>
-          <w:color w:val="222222"/>
-          <w:sz w:val="28"/>
-          <w:szCs w:val="28"/>
-        </w:rPr>
-        <w:t>:</w:t>
-      </w:r>
-      <w:r>
-        <w:rPr>
-          <w:rFonts w:ascii="TH SarabunPSK" w:hAnsi="TH SarabunPSK" w:cs="TH SarabunPSK"/>
-          <w:color w:val="222222"/>
-          <w:sz w:val="28"/>
-          <w:szCs w:val="28"/>
-        </w:rPr>
-        <w:t xml:space="preserve"> </w:t>
-      </w:r>
-      <w:r>
-        <w:rPr>
-          <w:rFonts w:ascii="TH SarabunPSK" w:hAnsi="TH SarabunPSK" w:cs="TH SarabunPSK"/>
-          <w:color w:val="222222"/>
-          <w:sz w:val="28"/>
-          <w:szCs w:val="28"/>
-          <w:cs/>
-          <w:lang w:bidi="th-TH"/>
-        </w:rPr>
-        <w:t>จำนวนสินค้าในสต็อกเพิ่มขึ้นตามที่ระบุ</w:t>
-      </w:r>
-    </w:p>
-    <w:tbl>
-      <w:tblPr>
-        <w:tblStyle w:val="TableGrid"/>
-        <w:tblW w:w="0" w:type="auto"/>
-        <w:tblLook w:val="04A0" w:firstRow="1" w:lastRow="0" w:firstColumn="1" w:lastColumn="0" w:noHBand="0" w:noVBand="1"/>
-      </w:tblPr>
-      <w:tblGrid>
-        <w:gridCol w:w="2351"/>
-        <w:gridCol w:w="2351"/>
-        <w:gridCol w:w="2351"/>
-        <w:gridCol w:w="2351"/>
-      </w:tblGrid>
-      <w:tr>
-        <w:tc>
-          <w:tcPr>
-            <w:tcW w:w="2351" w:type="dxa"/>
-            <w:tcBorders>
-              <w:top w:val="single" w:sz="4" w:space="0" w:color="BDC3C7"/>
-              <w:left w:val="single" w:sz="4" w:space="0" w:color="BDC3C7"/>
-              <w:bottom w:val="single" w:sz="4" w:space="0" w:color="BDC3C7"/>
-              <w:right w:val="single" w:sz="4" w:space="0" w:color="BDC3C7"/>
-            </w:tcBorders>
-            <w:shd w:val="clear" w:color="auto" w:fill="1A5276"/>
-            <w:vAlign w:val="center"/>
-          </w:tcPr>
-          <w:p>
-            <w:pPr>
-              <w:spacing w:before="40" w:after="40"/>
-              <w:rPr>
-                <w:rFonts w:ascii="TH SarabunPSK" w:hAnsi="TH SarabunPSK" w:cs="TH SarabunPSK"/>
-                <w:sz w:val="28"/>
-                <w:szCs w:val="28"/>
-              </w:rPr>
-            </w:pPr>
-            <w:r>
-              <w:rPr>
-                <w:rFonts w:ascii="TH SarabunPSK" w:hAnsi="TH SarabunPSK" w:cs="TH SarabunPSK"/>
-                <w:b/>
-                <w:bCs/>
-                <w:color w:val="FFFFFF"/>
-                <w:sz w:val="28"/>
-                <w:szCs w:val="28"/>
-                <w:cs/>
-                <w:lang w:bidi="th-TH"/>
-              </w:rPr>
-              <w:t>ผลการทดสอบ</w:t>
-            </w:r>
-          </w:p>
-        </w:tc>
-        <w:tc>
-          <w:tcPr>
-            <w:tcW w:w="2351" w:type="dxa"/>
-            <w:tcBorders>
-              <w:top w:val="single" w:sz="4" w:space="0" w:color="BDC3C7"/>
-              <w:left w:val="single" w:sz="4" w:space="0" w:color="BDC3C7"/>
-              <w:bottom w:val="single" w:sz="4" w:space="0" w:color="BDC3C7"/>
-              <w:right w:val="single" w:sz="4" w:space="0" w:color="BDC3C7"/>
-            </w:tcBorders>
-            <w:shd w:val="clear" w:color="auto" w:fill="1A5276"/>
-            <w:vAlign w:val="center"/>
-          </w:tcPr>
-          <w:p>
-            <w:pPr>
-              <w:spacing w:before="40" w:after="40"/>
-              <w:rPr>
-                <w:rFonts w:ascii="TH SarabunPSK" w:hAnsi="TH SarabunPSK" w:cs="TH SarabunPSK"/>
-                <w:sz w:val="28"/>
-                <w:szCs w:val="28"/>
-              </w:rPr>
-            </w:pPr>
-            <w:r>
-              <w:rPr>
-                <w:rFonts w:ascii="TH SarabunPSK" w:hAnsi="TH SarabunPSK" w:cs="TH SarabunPSK"/>
-                <w:b/>
-                <w:bCs/>
-                <w:color w:val="FFFFFF"/>
-                <w:sz w:val="28"/>
-                <w:szCs w:val="28"/>
-                <w:cs/>
-                <w:lang w:bidi="th-TH"/>
-              </w:rPr>
-              <w:t>หมายเหตุ</w:t>
-            </w:r>
-          </w:p>
-        </w:tc>
-        <w:tc>
-          <w:tcPr>
-            <w:tcW w:w="2351" w:type="dxa"/>
-            <w:tcBorders>
-              <w:top w:val="single" w:sz="4" w:space="0" w:color="BDC3C7"/>
-              <w:left w:val="single" w:sz="4" w:space="0" w:color="BDC3C7"/>
-              <w:bottom w:val="single" w:sz="4" w:space="0" w:color="BDC3C7"/>
-              <w:right w:val="single" w:sz="4" w:space="0" w:color="BDC3C7"/>
-            </w:tcBorders>
-            <w:shd w:val="clear" w:color="auto" w:fill="1A5276"/>
-            <w:vAlign w:val="center"/>
-          </w:tcPr>
-          <w:p>
-            <w:pPr>
-              <w:spacing w:before="40" w:after="40"/>
-              <w:rPr>
-                <w:rFonts w:ascii="TH SarabunPSK" w:hAnsi="TH SarabunPSK" w:cs="TH SarabunPSK"/>
-                <w:sz w:val="28"/>
-                <w:szCs w:val="28"/>
-              </w:rPr>
-            </w:pPr>
-            <w:r>
-              <w:rPr>
-                <w:rFonts w:ascii="TH SarabunPSK" w:hAnsi="TH SarabunPSK" w:cs="TH SarabunPSK"/>
-                <w:b/>
-                <w:bCs/>
-                <w:color w:val="FFFFFF"/>
-                <w:sz w:val="28"/>
-                <w:szCs w:val="28"/>
-                <w:cs/>
-                <w:lang w:bidi="th-TH"/>
-              </w:rPr>
-              <w:t>ผู้ทดสอบ</w:t>
-            </w:r>
-          </w:p>
-        </w:tc>
-        <w:tc>
-          <w:tcPr>
-            <w:tcW w:w="2351" w:type="dxa"/>
-            <w:tcBorders>
-              <w:top w:val="single" w:sz="4" w:space="0" w:color="BDC3C7"/>
-              <w:left w:val="single" w:sz="4" w:space="0" w:color="BDC3C7"/>
-              <w:bottom w:val="single" w:sz="4" w:space="0" w:color="BDC3C7"/>
-              <w:right w:val="single" w:sz="4" w:space="0" w:color="BDC3C7"/>
-            </w:tcBorders>
-            <w:shd w:val="clear" w:color="auto" w:fill="1A5276"/>
-            <w:vAlign w:val="center"/>
-          </w:tcPr>
-          <w:p>
-            <w:pPr>
-              <w:spacing w:before="40" w:after="40"/>
-              <w:rPr>
-                <w:rFonts w:ascii="TH SarabunPSK" w:hAnsi="TH SarabunPSK" w:cs="TH SarabunPSK"/>
-                <w:sz w:val="28"/>
-                <w:szCs w:val="28"/>
-              </w:rPr>
-            </w:pPr>
-            <w:r>
-              <w:rPr>
-                <w:rFonts w:ascii="TH SarabunPSK" w:hAnsi="TH SarabunPSK" w:cs="TH SarabunPSK"/>
-                <w:b/>
-                <w:bCs/>
-                <w:color w:val="FFFFFF"/>
-                <w:sz w:val="28"/>
-                <w:szCs w:val="28"/>
-                <w:cs/>
-                <w:lang w:bidi="th-TH"/>
-              </w:rPr>
-              <w:t>วันที่</w:t>
-            </w:r>
-          </w:p>
-        </w:tc>
-      </w:tr>
-      <w:tr>
-        <w:tc>
-          <w:tcPr>
-            <w:tcW w:w="2351" w:type="dxa"/>
-            <w:tcBorders>
-              <w:top w:val="single" w:sz="4" w:space="0" w:color="BDC3C7"/>
-              <w:left w:val="single" w:sz="4" w:space="0" w:color="BDC3C7"/>
-              <w:bottom w:val="single" w:sz="4" w:space="0" w:color="BDC3C7"/>
-              <w:right w:val="single" w:sz="4" w:space="0" w:color="BDC3C7"/>
-            </w:tcBorders>
-            <w:shd w:val="clear" w:color="auto" w:fill="FFFFFF"/>
-            <w:vAlign w:val="center"/>
-          </w:tcPr>
-          <w:p>
-            <w:pPr>
-              <w:spacing w:before="40" w:after="40"/>
-              <w:rPr>
-                <w:rFonts w:ascii="TH SarabunPSK" w:hAnsi="TH SarabunPSK" w:cs="TH SarabunPSK"/>
-                <w:sz w:val="28"/>
-                <w:szCs w:val="28"/>
-              </w:rPr>
-            </w:pPr>
-          </w:p>
-        </w:tc>
-        <w:tc>
-          <w:tcPr>
-            <w:tcW w:w="2351" w:type="dxa"/>
-            <w:tcBorders>
-              <w:top w:val="single" w:sz="4" w:space="0" w:color="BDC3C7"/>
-              <w:left w:val="single" w:sz="4" w:space="0" w:color="BDC3C7"/>
-              <w:bottom w:val="single" w:sz="4" w:space="0" w:color="BDC3C7"/>
-              <w:right w:val="single" w:sz="4" w:space="0" w:color="BDC3C7"/>
-            </w:tcBorders>
-            <w:shd w:val="clear" w:color="auto" w:fill="FFFFFF"/>
-            <w:vAlign w:val="center"/>
-          </w:tcPr>
-          <w:p>
-            <w:pPr>
-              <w:spacing w:before="40" w:after="40"/>
-              <w:rPr>
-                <w:rFonts w:ascii="TH SarabunPSK" w:hAnsi="TH SarabunPSK" w:cs="TH SarabunPSK"/>
-                <w:sz w:val="28"/>
-                <w:szCs w:val="28"/>
-              </w:rPr>
-            </w:pPr>
-          </w:p>
-        </w:tc>
-        <w:tc>
-          <w:tcPr>
-            <w:tcW w:w="2351" w:type="dxa"/>
-            <w:tcBorders>
-              <w:top w:val="single" w:sz="4" w:space="0" w:color="BDC3C7"/>
-              <w:left w:val="single" w:sz="4" w:space="0" w:color="BDC3C7"/>
-              <w:bottom w:val="single" w:sz="4" w:space="0" w:color="BDC3C7"/>
-              <w:right w:val="single" w:sz="4" w:space="0" w:color="BDC3C7"/>
-            </w:tcBorders>
-            <w:shd w:val="clear" w:color="auto" w:fill="FFFFFF"/>
-            <w:vAlign w:val="center"/>
-          </w:tcPr>
-          <w:p>
-            <w:pPr>
-              <w:spacing w:before="40" w:after="40"/>
-              <w:rPr>
-                <w:rFonts w:ascii="TH SarabunPSK" w:hAnsi="TH SarabunPSK" w:cs="TH SarabunPSK"/>
-                <w:sz w:val="28"/>
-                <w:szCs w:val="28"/>
-              </w:rPr>
-            </w:pPr>
-          </w:p>
-        </w:tc>
-        <w:tc>
-          <w:tcPr>
-            <w:tcW w:w="2351" w:type="dxa"/>
-            <w:tcBorders>
-              <w:top w:val="single" w:sz="4" w:space="0" w:color="BDC3C7"/>
-              <w:left w:val="single" w:sz="4" w:space="0" w:color="BDC3C7"/>
-              <w:bottom w:val="single" w:sz="4" w:space="0" w:color="BDC3C7"/>
-              <w:right w:val="single" w:sz="4" w:space="0" w:color="BDC3C7"/>
-            </w:tcBorders>
-            <w:shd w:val="clear" w:color="auto" w:fill="FFFFFF"/>
-            <w:vAlign w:val="center"/>
-          </w:tcPr>
-          <w:p>
-            <w:pPr>
-              <w:spacing w:before="40" w:after="40"/>
-              <w:rPr>
-                <w:rFonts w:ascii="TH SarabunPSK" w:hAnsi="TH SarabunPSK" w:cs="TH SarabunPSK"/>
-                <w:sz w:val="28"/>
-                <w:szCs w:val="28"/>
-              </w:rPr>
-            </w:pPr>
-          </w:p>
-        </w:tc>
-      </w:tr>
-    </w:tbl>
-    <w:p>
-      <w:pPr>
-        <w:rPr>
-          <w:rFonts w:ascii="TH SarabunPSK" w:hAnsi="TH SarabunPSK" w:cs="TH SarabunPSK"/>
-          <w:sz w:val="28"/>
-          <w:szCs w:val="28"/>
-        </w:rPr>
-      </w:pPr>
-    </w:p>
-    <w:p>
-      <w:pPr>
-        <w:pBdr>
-          <w:left w:val="single" w:sz="24" w:space="4" w:color="1A5276"/>
-        </w:pBdr>
-        <w:shd w:val="clear" w:color="auto" w:fill="D6EAF8"/>
-        <w:spacing w:before="200" w:after="40"/>
-        <w:ind w:left="227"/>
-        <w:rPr>
-          <w:rFonts w:ascii="TH SarabunPSK" w:hAnsi="TH SarabunPSK" w:cs="TH SarabunPSK"/>
-          <w:sz w:val="28"/>
-          <w:szCs w:val="28"/>
-        </w:rPr>
-      </w:pPr>
-      <w:r>
-        <w:rPr>
-          <w:rFonts w:ascii="TH SarabunPSK" w:hAnsi="TH SarabunPSK" w:cs="TH SarabunPSK"/>
-          <w:b/>
-          <w:color w:val="1A5276"/>
-          <w:sz w:val="28"/>
-          <w:szCs w:val="28"/>
-        </w:rPr>
-        <w:t xml:space="preserve">Module 4: </w:t>
-      </w:r>
-      <w:r>
-        <w:rPr>
-          <w:rFonts w:ascii="TH SarabunPSK" w:hAnsi="TH SarabunPSK" w:cs="TH SarabunPSK"/>
-          <w:b/>
-          <w:bCs/>
-          <w:color w:val="1A5276"/>
-          <w:sz w:val="28"/>
-          <w:szCs w:val="28"/>
-          <w:cs/>
-          <w:lang w:bidi="th-TH"/>
-        </w:rPr>
-        <w:t xml:space="preserve">พิมพ์รายงาน </w:t>
-      </w:r>
-      <w:r>
-        <w:rPr>
-          <w:rFonts w:ascii="TH SarabunPSK" w:hAnsi="TH SarabunPSK" w:cs="TH SarabunPSK"/>
-          <w:b/>
-          <w:color w:val="1A5276"/>
-          <w:sz w:val="28"/>
-          <w:szCs w:val="28"/>
-        </w:rPr>
-        <w:t>(Print Report)</w:t>
-      </w:r>
-    </w:p>
-    <w:p>
-      <w:pPr>
-        <w:spacing w:before="120" w:after="40"/>
-        <w:rPr>
-          <w:rFonts w:ascii="TH SarabunPSK" w:hAnsi="TH SarabunPSK" w:cs="TH SarabunPSK"/>
-          <w:sz w:val="28"/>
-          <w:szCs w:val="28"/>
-        </w:rPr>
-      </w:pPr>
-      <w:r>
-        <w:rPr>
-          <w:rFonts w:ascii="TH SarabunPSK" w:hAnsi="TH SarabunPSK" w:cs="TH SarabunPSK"/>
-          <w:b/>
-          <w:color w:val="154360"/>
-          <w:sz w:val="28"/>
-          <w:szCs w:val="28"/>
-        </w:rPr>
-        <w:t>TC-021</w:t>
-      </w:r>
-      <w:r>
-        <w:rPr>
-          <w:rFonts w:ascii="TH SarabunPSK" w:hAnsi="TH SarabunPSK" w:cs="TH SarabunPSK"/>
-          <w:b/>
-          <w:color w:val="154360"/>
-          <w:sz w:val="28"/>
-          <w:szCs w:val="28"/>
-        </w:rPr>
-        <w:t xml:space="preserve">: </w:t>
-      </w:r>
-      <w:r>
-        <w:rPr>
-          <w:rFonts w:ascii="TH SarabunPSK" w:hAnsi="TH SarabunPSK" w:cs="TH SarabunPSK"/>
-          <w:b/>
-          <w:bCs/>
-          <w:color w:val="154360"/>
-          <w:sz w:val="28"/>
-          <w:szCs w:val="28"/>
-          <w:cs/>
-          <w:lang w:bidi="th-TH"/>
-        </w:rPr>
-        <w:t xml:space="preserve">สร้างรายงานการเบิกถอน </w:t>
-      </w:r>
-      <w:r>
-        <w:rPr>
-          <w:rFonts w:ascii="TH SarabunPSK" w:hAnsi="TH SarabunPSK" w:cs="TH SarabunPSK"/>
-          <w:b/>
-          <w:color w:val="154360"/>
-          <w:sz w:val="28"/>
-          <w:szCs w:val="28"/>
-        </w:rPr>
-        <w:t>(Withdrawal Report)</w:t>
-      </w:r>
-    </w:p>
-    <w:tbl>
-      <w:tblPr>
-        <w:tblStyle w:val="TableGrid"/>
-        <w:tblW w:w="0" w:type="auto"/>
-        <w:tblLook w:val="04A0" w:firstRow="1" w:lastRow="0" w:firstColumn="1" w:lastColumn="0" w:noHBand="0" w:noVBand="1"/>
-      </w:tblPr>
-      <w:tblGrid>
-        <w:gridCol w:w="4703"/>
-        <w:gridCol w:w="4703"/>
-      </w:tblGrid>
-      <w:tr>
-        <w:tc>
-          <w:tcPr>
-            <w:tcW w:w="4703" w:type="dxa"/>
-            <w:tcBorders>
-              <w:top w:val="single" w:sz="4" w:space="0" w:color="BDC3C7"/>
-              <w:left w:val="single" w:sz="4" w:space="0" w:color="BDC3C7"/>
-              <w:bottom w:val="single" w:sz="4" w:space="0" w:color="BDC3C7"/>
-              <w:right w:val="single" w:sz="4" w:space="0" w:color="BDC3C7"/>
-            </w:tcBorders>
-            <w:shd w:val="clear" w:color="auto" w:fill="1A5276"/>
-            <w:vAlign w:val="center"/>
-          </w:tcPr>
-          <w:p>
-            <w:pPr>
-              <w:spacing w:before="40" w:after="40"/>
-              <w:rPr>
-                <w:rFonts w:ascii="TH SarabunPSK" w:hAnsi="TH SarabunPSK" w:cs="TH SarabunPSK"/>
-                <w:sz w:val="28"/>
-                <w:szCs w:val="28"/>
-              </w:rPr>
-            </w:pPr>
-            <w:r>
-              <w:rPr>
-                <w:rFonts w:ascii="TH SarabunPSK" w:hAnsi="TH SarabunPSK" w:cs="TH SarabunPSK"/>
-                <w:b/>
-                <w:bCs/>
-                <w:color w:val="FFFFFF"/>
-                <w:sz w:val="28"/>
-                <w:szCs w:val="28"/>
-                <w:cs/>
-                <w:lang w:bidi="th-TH"/>
-              </w:rPr>
-              <w:t>รายการ</w:t>
-            </w:r>
-          </w:p>
-        </w:tc>
-        <w:tc>
-          <w:tcPr>
-            <w:tcW w:w="4703" w:type="dxa"/>
-            <w:tcBorders>
-              <w:top w:val="single" w:sz="4" w:space="0" w:color="BDC3C7"/>
-              <w:left w:val="single" w:sz="4" w:space="0" w:color="BDC3C7"/>
-              <w:bottom w:val="single" w:sz="4" w:space="0" w:color="BDC3C7"/>
-              <w:right w:val="single" w:sz="4" w:space="0" w:color="BDC3C7"/>
-            </w:tcBorders>
-            <w:shd w:val="clear" w:color="auto" w:fill="1A5276"/>
-            <w:vAlign w:val="center"/>
-          </w:tcPr>
-          <w:p>
-            <w:pPr>
-              <w:spacing w:before="40" w:after="40"/>
-              <w:rPr>
-                <w:rFonts w:ascii="TH SarabunPSK" w:hAnsi="TH SarabunPSK" w:cs="TH SarabunPSK"/>
-                <w:sz w:val="28"/>
-                <w:szCs w:val="28"/>
-              </w:rPr>
-            </w:pPr>
-            <w:r>
-              <w:rPr>
-                <w:rFonts w:ascii="TH SarabunPSK" w:hAnsi="TH SarabunPSK" w:cs="TH SarabunPSK"/>
-                <w:b/>
-                <w:bCs/>
-                <w:color w:val="FFFFFF"/>
-                <w:sz w:val="28"/>
-                <w:szCs w:val="28"/>
-                <w:cs/>
-                <w:lang w:bidi="th-TH"/>
-              </w:rPr>
-              <w:t>รายละเอียด</w:t>
-            </w:r>
-          </w:p>
-        </w:tc>
-      </w:tr>
-      <w:tr>
-        <w:tc>
-          <w:tcPr>
-            <w:tcW w:w="4703" w:type="dxa"/>
-            <w:tcBorders>
-              <w:top w:val="single" w:sz="4" w:space="0" w:color="BDC3C7"/>
-              <w:left w:val="single" w:sz="4" w:space="0" w:color="BDC3C7"/>
-              <w:bottom w:val="single" w:sz="4" w:space="0" w:color="BDC3C7"/>
-              <w:right w:val="single" w:sz="4" w:space="0" w:color="BDC3C7"/>
-            </w:tcBorders>
-            <w:shd w:val="clear" w:color="auto" w:fill="FFFFFF"/>
-            <w:vAlign w:val="center"/>
-          </w:tcPr>
-          <w:p>
-            <w:pPr>
-              <w:spacing w:before="40" w:after="40"/>
-              <w:rPr>
-                <w:rFonts w:ascii="TH SarabunPSK" w:hAnsi="TH SarabunPSK" w:cs="TH SarabunPSK"/>
-                <w:sz w:val="28"/>
-                <w:szCs w:val="28"/>
-              </w:rPr>
-            </w:pPr>
-            <w:r>
-              <w:rPr>
-                <w:rFonts w:ascii="TH SarabunPSK" w:hAnsi="TH SarabunPSK" w:cs="TH SarabunPSK"/>
-                <w:color w:val="222222"/>
-                <w:sz w:val="28"/>
-                <w:szCs w:val="28"/>
-              </w:rPr>
-              <w:t>Test Case ID</w:t>
-            </w:r>
-          </w:p>
-        </w:tc>
-        <w:tc>
-          <w:tcPr>
-            <w:tcW w:w="4703" w:type="dxa"/>
-            <w:tcBorders>
-              <w:top w:val="single" w:sz="4" w:space="0" w:color="BDC3C7"/>
-              <w:left w:val="single" w:sz="4" w:space="0" w:color="BDC3C7"/>
-              <w:bottom w:val="single" w:sz="4" w:space="0" w:color="BDC3C7"/>
-              <w:right w:val="single" w:sz="4" w:space="0" w:color="BDC3C7"/>
-            </w:tcBorders>
-            <w:shd w:val="clear" w:color="auto" w:fill="FFFFFF"/>
-            <w:vAlign w:val="center"/>
-          </w:tcPr>
-          <w:p>
-            <w:pPr>
-              <w:spacing w:before="40" w:after="40"/>
-              <w:rPr>
-                <w:rFonts w:ascii="TH SarabunPSK" w:hAnsi="TH SarabunPSK" w:cs="TH SarabunPSK"/>
-                <w:sz w:val="28"/>
-                <w:szCs w:val="28"/>
-              </w:rPr>
-            </w:pPr>
-            <w:r>
-              <w:rPr>
-                <w:rFonts w:ascii="TH SarabunPSK" w:hAnsi="TH SarabunPSK" w:cs="TH SarabunPSK"/>
-                <w:color w:val="222222"/>
-                <w:sz w:val="28"/>
-                <w:szCs w:val="28"/>
-              </w:rPr>
-              <w:t>TC-021</w:t>
-            </w:r>
-          </w:p>
-        </w:tc>
-      </w:tr>
-      <w:tr>
-        <w:tc>
-          <w:tcPr>
-            <w:tcW w:w="4703" w:type="dxa"/>
-            <w:tcBorders>
-              <w:top w:val="single" w:sz="4" w:space="0" w:color="BDC3C7"/>
-              <w:left w:val="single" w:sz="4" w:space="0" w:color="BDC3C7"/>
-              <w:bottom w:val="single" w:sz="4" w:space="0" w:color="BDC3C7"/>
-              <w:right w:val="single" w:sz="4" w:space="0" w:color="BDC3C7"/>
-            </w:tcBorders>
-            <w:shd w:val="clear" w:color="auto" w:fill="F4F6F7"/>
-            <w:vAlign w:val="center"/>
-          </w:tcPr>
-          <w:p>
-            <w:pPr>
-              <w:spacing w:before="40" w:after="40"/>
-              <w:rPr>
-                <w:rFonts w:ascii="TH SarabunPSK" w:hAnsi="TH SarabunPSK" w:cs="TH SarabunPSK"/>
-                <w:sz w:val="28"/>
-                <w:szCs w:val="28"/>
-              </w:rPr>
-            </w:pPr>
-            <w:r>
-              <w:rPr>
-                <w:rFonts w:ascii="TH SarabunPSK" w:hAnsi="TH SarabunPSK" w:cs="TH SarabunPSK"/>
-                <w:color w:val="222222"/>
-                <w:sz w:val="28"/>
-                <w:szCs w:val="28"/>
-              </w:rPr>
-              <w:t>Module</w:t>
-            </w:r>
-          </w:p>
-        </w:tc>
-        <w:tc>
-          <w:tcPr>
-            <w:tcW w:w="4703" w:type="dxa"/>
-            <w:tcBorders>
-              <w:top w:val="single" w:sz="4" w:space="0" w:color="BDC3C7"/>
-              <w:left w:val="single" w:sz="4" w:space="0" w:color="BDC3C7"/>
-              <w:bottom w:val="single" w:sz="4" w:space="0" w:color="BDC3C7"/>
-              <w:right w:val="single" w:sz="4" w:space="0" w:color="BDC3C7"/>
-            </w:tcBorders>
-            <w:shd w:val="clear" w:color="auto" w:fill="F4F6F7"/>
-            <w:vAlign w:val="center"/>
-          </w:tcPr>
-          <w:p>
-            <w:pPr>
-              <w:spacing w:before="40" w:after="40"/>
-              <w:rPr>
-                <w:rFonts w:ascii="TH SarabunPSK" w:hAnsi="TH SarabunPSK" w:cs="TH SarabunPSK"/>
-                <w:sz w:val="28"/>
-                <w:szCs w:val="28"/>
-              </w:rPr>
-            </w:pPr>
-            <w:r>
-              <w:rPr>
-                <w:rFonts w:ascii="TH SarabunPSK" w:hAnsi="TH SarabunPSK" w:cs="TH SarabunPSK"/>
-                <w:color w:val="222222"/>
-                <w:sz w:val="28"/>
-                <w:szCs w:val="28"/>
-              </w:rPr>
-              <w:t>Print Report</w:t>
-            </w:r>
-          </w:p>
-        </w:tc>
-      </w:tr>
-      <w:tr>
-        <w:tc>
-          <w:tcPr>
-            <w:tcW w:w="4703" w:type="dxa"/>
-            <w:tcBorders>
-              <w:top w:val="single" w:sz="4" w:space="0" w:color="BDC3C7"/>
-              <w:left w:val="single" w:sz="4" w:space="0" w:color="BDC3C7"/>
-              <w:bottom w:val="single" w:sz="4" w:space="0" w:color="BDC3C7"/>
-              <w:right w:val="single" w:sz="4" w:space="0" w:color="BDC3C7"/>
-            </w:tcBorders>
-            <w:shd w:val="clear" w:color="auto" w:fill="FFFFFF"/>
-            <w:vAlign w:val="center"/>
-          </w:tcPr>
-          <w:p>
-            <w:pPr>
-              <w:spacing w:before="40" w:after="40"/>
-              <w:rPr>
-                <w:rFonts w:ascii="TH SarabunPSK" w:hAnsi="TH SarabunPSK" w:cs="TH SarabunPSK"/>
-                <w:sz w:val="28"/>
-                <w:szCs w:val="28"/>
-              </w:rPr>
-            </w:pPr>
-            <w:r>
-              <w:rPr>
-                <w:rFonts w:ascii="TH SarabunPSK" w:hAnsi="TH SarabunPSK" w:cs="TH SarabunPSK"/>
-                <w:color w:val="222222"/>
-                <w:sz w:val="28"/>
-                <w:szCs w:val="28"/>
-                <w:cs/>
-                <w:lang w:bidi="th-TH"/>
-              </w:rPr>
-              <w:t>สิทธิ์ที่ต้องการ</w:t>
-            </w:r>
-          </w:p>
-        </w:tc>
-        <w:tc>
-          <w:tcPr>
-            <w:tcW w:w="4703" w:type="dxa"/>
-            <w:tcBorders>
-              <w:top w:val="single" w:sz="4" w:space="0" w:color="BDC3C7"/>
-              <w:left w:val="single" w:sz="4" w:space="0" w:color="BDC3C7"/>
-              <w:bottom w:val="single" w:sz="4" w:space="0" w:color="BDC3C7"/>
-              <w:right w:val="single" w:sz="4" w:space="0" w:color="BDC3C7"/>
-            </w:tcBorders>
-            <w:shd w:val="clear" w:color="auto" w:fill="FFFFFF"/>
-            <w:vAlign w:val="center"/>
-          </w:tcPr>
-          <w:p>
-            <w:pPr>
-              <w:spacing w:before="40" w:after="40"/>
-              <w:rPr>
-                <w:rFonts w:ascii="TH SarabunPSK" w:hAnsi="TH SarabunPSK" w:cs="TH SarabunPSK"/>
-                <w:sz w:val="28"/>
-                <w:szCs w:val="28"/>
-              </w:rPr>
-            </w:pPr>
-            <w:r>
-              <w:rPr>
-                <w:rFonts w:ascii="TH SarabunPSK" w:hAnsi="TH SarabunPSK" w:cs="TH SarabunPSK"/>
-                <w:color w:val="222222"/>
-                <w:sz w:val="28"/>
-                <w:szCs w:val="28"/>
-              </w:rPr>
-              <w:t>PrintReport</w:t>
-            </w:r>
-          </w:p>
-        </w:tc>
-      </w:tr>
-    </w:tbl>
-    <w:p>
-      <w:pPr>
-        <w:spacing w:after="40"/>
-        <w:rPr>
-          <w:rFonts w:ascii="TH SarabunPSK" w:hAnsi="TH SarabunPSK" w:cs="TH SarabunPSK"/>
-          <w:sz w:val="28"/>
-          <w:szCs w:val="28"/>
-        </w:rPr>
-      </w:pPr>
-    </w:p>
-    <w:p>
-      <w:pPr>
-        <w:spacing w:after="60"/>
-        <w:rPr>
-          <w:rFonts w:ascii="TH SarabunPSK" w:hAnsi="TH SarabunPSK" w:cs="TH SarabunPSK"/>
-          <w:sz w:val="28"/>
-          <w:szCs w:val="28"/>
-        </w:rPr>
-      </w:pPr>
-      <w:r>
-        <w:rPr>
-          <w:rFonts w:ascii="TH SarabunPSK" w:hAnsi="TH SarabunPSK" w:cs="TH SarabunPSK"/>
-          <w:b/>
-          <w:bCs/>
-          <w:color w:val="222222"/>
-          <w:sz w:val="28"/>
-          <w:szCs w:val="28"/>
-          <w:cs/>
-          <w:lang w:bidi="th-TH"/>
-        </w:rPr>
-        <w:t>ขั้นตอนการทดสอบ</w:t>
-      </w:r>
-    </w:p>
-    <w:p>
-      <w:pPr>
-        <w:pStyle w:val="ListNumber"/>
-        <w:numPr>
-          <w:ilvl w:val="0"/>
-          <w:numId w:val="0"/>
-        </w:numPr>
-        <w:spacing w:before="20" w:after="20"/>
-        <w:rPr>
-          <w:rFonts w:ascii="TH SarabunPSK" w:hAnsi="TH SarabunPSK" w:cs="TH SarabunPSK"/>
-          <w:sz w:val="28"/>
-          <w:szCs w:val="28"/>
-        </w:rPr>
-      </w:pPr>
-      <w:r>
-        <w:rPr>
-          <w:rFonts w:ascii="TH SarabunPSK" w:hAnsi="TH SarabunPSK" w:cs="TH SarabunPSK" w:hint="cs"/>
-          <w:color w:val="222222"/>
-          <w:sz w:val="28"/>
-          <w:szCs w:val="28"/>
-          <w:cs/>
-          <w:lang w:bidi="th-TH"/>
-        </w:rPr>
-        <w:tab/>
-        <w:t xml:space="preserve">1. </w:t>
-      </w:r>
-      <w:r>
-        <w:rPr>
-          <w:rFonts w:ascii="TH SarabunPSK" w:hAnsi="TH SarabunPSK" w:cs="TH SarabunPSK"/>
-          <w:color w:val="222222"/>
-          <w:sz w:val="28"/>
-          <w:szCs w:val="28"/>
-          <w:cs/>
-          <w:lang w:bidi="th-TH"/>
-        </w:rPr>
-        <w:t>กดเมนู พิมพ์รายงาน</w:t>
-      </w:r>
-    </w:p>
-    <w:p>
-      <w:pPr>
-        <w:pStyle w:val="ListNumber"/>
-        <w:numPr>
-          <w:ilvl w:val="0"/>
-          <w:numId w:val="0"/>
-        </w:numPr>
-        <w:spacing w:before="20" w:after="20"/>
-        <w:rPr>
-          <w:rFonts w:ascii="TH SarabunPSK" w:hAnsi="TH SarabunPSK" w:cs="TH SarabunPSK"/>
-          <w:sz w:val="28"/>
-          <w:szCs w:val="28"/>
-        </w:rPr>
-      </w:pPr>
-      <w:r>
-        <w:rPr>
-          <w:rFonts w:ascii="TH SarabunPSK" w:hAnsi="TH SarabunPSK" w:cs="TH SarabunPSK"/>
-          <w:color w:val="222222"/>
-          <w:sz w:val="28"/>
-          <w:szCs w:val="28"/>
-          <w:cs/>
-          <w:lang w:bidi="th-TH"/>
-        </w:rPr>
-        <w:tab/>
-      </w:r>
-      <w:r>
-        <w:rPr>
-          <w:rFonts w:ascii="TH SarabunPSK" w:hAnsi="TH SarabunPSK" w:cs="TH SarabunPSK" w:hint="cs"/>
-          <w:color w:val="222222"/>
-          <w:sz w:val="28"/>
-          <w:szCs w:val="28"/>
-          <w:cs/>
-          <w:lang w:bidi="th-TH"/>
-        </w:rPr>
-        <w:t xml:space="preserve">2. </w:t>
-      </w:r>
-      <w:r>
-        <w:rPr>
-          <w:rFonts w:ascii="TH SarabunPSK" w:hAnsi="TH SarabunPSK" w:cs="TH SarabunPSK"/>
-          <w:color w:val="222222"/>
-          <w:sz w:val="28"/>
-          <w:szCs w:val="28"/>
-          <w:cs/>
-          <w:lang w:bidi="th-TH"/>
-        </w:rPr>
-        <w:t>คลิก</w:t>
-      </w:r>
-      <w:proofErr w:type="spellStart"/>
-      <w:r>
-        <w:rPr>
-          <w:rFonts w:ascii="TH SarabunPSK" w:hAnsi="TH SarabunPSK" w:cs="TH SarabunPSK"/>
-          <w:color w:val="222222"/>
-          <w:sz w:val="28"/>
-          <w:szCs w:val="28"/>
-          <w:cs/>
-          <w:lang w:bidi="th-TH"/>
-        </w:rPr>
-        <w:t>แท็บ</w:t>
-      </w:r>
-      <w:proofErr w:type="spellEnd"/>
-      <w:r>
-        <w:rPr>
-          <w:rFonts w:ascii="TH SarabunPSK" w:hAnsi="TH SarabunPSK" w:cs="TH SarabunPSK"/>
-          <w:color w:val="222222"/>
-          <w:sz w:val="28"/>
-          <w:szCs w:val="28"/>
-          <w:cs/>
-          <w:lang w:bidi="th-TH"/>
-        </w:rPr>
-        <w:t xml:space="preserve"> รายงานการเบิกถอน</w:t>
-      </w:r>
-    </w:p>
-    <w:p>
-      <w:pPr>
-        <w:pStyle w:val="ListNumber"/>
-        <w:numPr>
-          <w:ilvl w:val="0"/>
-          <w:numId w:val="0"/>
-        </w:numPr>
-        <w:spacing w:before="20" w:after="20"/>
-        <w:rPr>
-          <w:rFonts w:ascii="TH SarabunPSK" w:hAnsi="TH SarabunPSK" w:cs="TH SarabunPSK"/>
-          <w:sz w:val="28"/>
-          <w:szCs w:val="28"/>
-        </w:rPr>
-      </w:pPr>
-      <w:r>
-        <w:rPr>
-          <w:rFonts w:ascii="TH SarabunPSK" w:hAnsi="TH SarabunPSK" w:cs="TH SarabunPSK"/>
-          <w:color w:val="222222"/>
-          <w:sz w:val="28"/>
-          <w:szCs w:val="28"/>
-          <w:cs/>
-          <w:lang w:bidi="th-TH"/>
-        </w:rPr>
-        <w:tab/>
-      </w:r>
-      <w:r>
-        <w:rPr>
-          <w:rFonts w:ascii="TH SarabunPSK" w:hAnsi="TH SarabunPSK" w:cs="TH SarabunPSK" w:hint="cs"/>
-          <w:color w:val="222222"/>
-          <w:sz w:val="28"/>
-          <w:szCs w:val="28"/>
-          <w:cs/>
-          <w:lang w:bidi="th-TH"/>
-        </w:rPr>
-        <w:t xml:space="preserve">3. </w:t>
-      </w:r>
-      <w:r>
-        <w:rPr>
-          <w:rFonts w:ascii="TH SarabunPSK" w:hAnsi="TH SarabunPSK" w:cs="TH SarabunPSK"/>
-          <w:color w:val="222222"/>
-          <w:sz w:val="28"/>
-          <w:szCs w:val="28"/>
-          <w:cs/>
-          <w:lang w:bidi="th-TH"/>
-        </w:rPr>
         <w:t xml:space="preserve">กรอกตัวกรอง </w:t>
       </w:r>
       <w:r>
@@ -18922,27 +18134,7 @@
           <w:sz w:val="28"/>
           <w:szCs w:val="28"/>
         </w:rPr>
-        <w:t xml:space="preserve">(Article </w:t>
-      </w:r>
-      <w:r>
-        <w:rPr>
-          <w:rFonts w:ascii="TH SarabunPSK" w:hAnsi="TH SarabunPSK" w:cs="TH SarabunPSK"/>
-          <w:color w:val="222222"/>
-          <w:sz w:val="28"/>
-          <w:szCs w:val="28"/>
-          <w:cs/>
-          <w:lang w:bidi="th-TH"/>
-        </w:rPr>
-        <w:t xml:space="preserve">หรือ </w:t>
-      </w:r>
-      <w:r>
-        <w:rPr>
-          <w:rFonts w:ascii="TH SarabunPSK" w:hAnsi="TH SarabunPSK" w:cs="TH SarabunPSK"/>
-          <w:color w:val="222222"/>
-          <w:sz w:val="28"/>
-          <w:szCs w:val="28"/>
-        </w:rPr>
-        <w:t>Withdrawal No)</w:t>
+        <w:t>(Article)</w:t>
       </w:r>
     </w:p>
     <w:p>
@@ -19334,7 +18526,6 @@
     </w:tbl>
     <w:p>
       <w:pPr>
-        <w:spacing w:after="40"/>
         <w:rPr>
           <w:rFonts w:ascii="TH SarabunPSK" w:hAnsi="TH SarabunPSK" w:cs="TH SarabunPSK"/>
           <w:sz w:val="28"/>
@@ -19344,23 +18535,6 @@
     </w:p>
     <w:p>
       <w:pPr>
-        <w:rPr>
-          <w:rFonts w:ascii="TH SarabunPSK" w:hAnsi="TH SarabunPSK" w:cs="TH SarabunPSK"/>
-          <w:sz w:val="28"/>
-          <w:szCs w:val="28"/>
-        </w:rPr>
-      </w:pPr>
-      <w:r>
-        <w:rPr>
-          <w:rFonts w:ascii="TH SarabunPSK" w:hAnsi="TH SarabunPSK" w:cs="TH SarabunPSK"/>
-          <w:sz w:val="28"/>
-          <w:szCs w:val="28"/>
-        </w:rPr>
-        <w:br w:type="page"/>
-      </w:r>
-    </w:p>
-    <w:p>
-      <w:pPr>
         <w:spacing w:before="120" w:after="40"/>
         <w:rPr>
           <w:rFonts w:ascii="TH SarabunPSK" w:hAnsi="TH SarabunPSK" w:cs="TH SarabunPSK"/>
@@ -19376,8 +18550,7 @@
           <w:sz w:val="28"/>
           <w:szCs w:val="28"/>
         </w:rPr>
-        <w:lastRenderedPageBreak/>
-        <w:t>TC-022</w:t>
+        <w:t>TC-021</w:t>
       </w:r>
       <w:r>
         <w:rPr>
@@ -19558,7 +18731,7 @@
                 <w:sz w:val="28"/>
                 <w:szCs w:val="28"/>
               </w:rPr>
-              <w:t>TC-022</w:t>
+              <w:t>TC-021</w:t>
             </w:r>
           </w:p>
         </w:tc>
@@ -19789,27 +18962,7 @@
           <w:sz w:val="28"/>
           <w:szCs w:val="28"/>
         </w:rPr>
-        <w:t xml:space="preserve">(Borrow No </w:t>
-      </w:r>
-      <w:r>
-        <w:rPr>
-          <w:rFonts w:ascii="TH SarabunPSK" w:hAnsi="TH SarabunPSK" w:cs="TH SarabunPSK"/>
-          <w:color w:val="222222"/>
-          <w:sz w:val="28"/>
-          <w:szCs w:val="28"/>
-          <w:cs/>
-          <w:lang w:bidi="th-TH"/>
-        </w:rPr>
-        <w:t xml:space="preserve">หรือ </w:t>
-      </w:r>
-      <w:r>
-        <w:rPr>
-          <w:rFonts w:ascii="TH SarabunPSK" w:hAnsi="TH SarabunPSK" w:cs="TH SarabunPSK"/>
-          <w:color w:val="222222"/>
-          <w:sz w:val="28"/>
-          <w:szCs w:val="28"/>
-        </w:rPr>
-        <w:t>Article)</w:t>
+        <w:t>(Article)</w:t>
       </w:r>
     </w:p>
     <w:p>
@@ -19910,31 +19063,7 @@
           <w:cs/>
           <w:lang w:bidi="th-TH"/>
         </w:rPr>
-        <w:t>รายงานการยืมแสดงถูกต้อง พร้อม</w:t>
-      </w:r>
-      <w:proofErr w:type="spellStart"/>
-      <w:r>
-        <w:rPr>
-          <w:rFonts w:ascii="TH SarabunPSK" w:hAnsi="TH SarabunPSK" w:cs="TH SarabunPSK"/>
-          <w:color w:val="222222"/>
-          <w:sz w:val="28"/>
-          <w:szCs w:val="28"/>
-          <w:cs/>
-          <w:lang w:bidi="th-TH"/>
-        </w:rPr>
-        <w:t>สถานะการ</w:t>
-      </w:r>
-      <w:proofErr w:type="spellEnd"/>
-      <w:r>
-        <w:rPr>
-          <w:rFonts w:ascii="TH SarabunPSK" w:hAnsi="TH SarabunPSK" w:cs="TH SarabunPSK"/>
-          <w:color w:val="222222"/>
-          <w:sz w:val="28"/>
-          <w:szCs w:val="28"/>
-          <w:cs/>
-          <w:lang w:bidi="th-TH"/>
-        </w:rPr>
-        <w:t>คืน</w:t>
+        <w:t>รายงานการยืมแสดงถูกต้อง พร้อมสถานะการคืน</w:t>
       </w:r>
     </w:p>
     <w:tbl>
@@ -20201,6 +19330,23 @@
     </w:p>
     <w:p>
       <w:pPr>
+        <w:rPr>
+          <w:rFonts w:ascii="TH SarabunPSK" w:hAnsi="TH SarabunPSK" w:cs="TH SarabunPSK"/>
+          <w:sz w:val="28"/>
+          <w:szCs w:val="28"/>
+        </w:rPr>
+      </w:pPr>
+      <w:r>
+        <w:rPr>
+          <w:rFonts w:ascii="TH SarabunPSK" w:hAnsi="TH SarabunPSK" w:cs="TH SarabunPSK"/>
+          <w:sz w:val="28"/>
+          <w:szCs w:val="28"/>
+        </w:rPr>
+        <w:br w:type="page"/>
+      </w:r>
+    </w:p>
+    <w:p>
+      <w:pPr>
         <w:spacing w:before="120" w:after="40"/>
         <w:rPr>
           <w:rFonts w:ascii="TH SarabunPSK" w:hAnsi="TH SarabunPSK" w:cs="TH SarabunPSK"/>
@@ -20216,7 +19362,8 @@
           <w:sz w:val="28"/>
           <w:szCs w:val="28"/>
         </w:rPr>
-        <w:t>TC-023</w:t>
+        <w:lastRenderedPageBreak/>
+        <w:t>TC-022</w:t>
       </w:r>
       <w:r>
         <w:rPr>
@@ -20420,7 +19567,7 @@
                 <w:sz w:val="28"/>
                 <w:szCs w:val="28"/>
               </w:rPr>
-              <w:t>TC-023</w:t>
+              <w:t>TC-022</w:t>
             </w:r>
           </w:p>
         </w:tc>
@@ -21069,7 +20216,6 @@
     </w:tbl>
     <w:p>
       <w:pPr>
-        <w:spacing w:after="40"/>
         <w:rPr>
           <w:rFonts w:ascii="TH SarabunPSK" w:hAnsi="TH SarabunPSK" w:cs="TH SarabunPSK"/>
           <w:sz w:val="28"/>
@@ -21079,23 +20225,6 @@
     </w:p>
     <w:p>
       <w:pPr>
-        <w:rPr>
-          <w:rFonts w:ascii="TH SarabunPSK" w:hAnsi="TH SarabunPSK" w:cs="TH SarabunPSK"/>
-          <w:sz w:val="28"/>
-          <w:szCs w:val="28"/>
-        </w:rPr>
-      </w:pPr>
-      <w:r>
-        <w:rPr>
-          <w:rFonts w:ascii="TH SarabunPSK" w:hAnsi="TH SarabunPSK" w:cs="TH SarabunPSK"/>
-          <w:sz w:val="28"/>
-          <w:szCs w:val="28"/>
-        </w:rPr>
-        <w:br w:type="page"/>
-      </w:r>
-    </w:p>
-    <w:p>
-      <w:pPr>
         <w:spacing w:before="120" w:after="40"/>
         <w:rPr>
           <w:rFonts w:ascii="TH SarabunPSK" w:hAnsi="TH SarabunPSK" w:cs="TH SarabunPSK"/>
@@ -21111,8 +20240,7 @@
           <w:sz w:val="28"/>
           <w:szCs w:val="28"/>
         </w:rPr>
-        <w:lastRenderedPageBreak/>
-        <w:t>TC-024</w:t>
+        <w:t>TC-023</w:t>
       </w:r>
       <w:r>
         <w:rPr>
@@ -21316,7 +20444,7 @@
                 <w:sz w:val="28"/>
                 <w:szCs w:val="28"/>
               </w:rPr>
-              <w:t>TC-024</w:t>
+              <w:t>TC-023</w:t>
             </w:r>
           </w:p>
         </w:tc>
@@ -21906,6 +21034,23 @@
     </w:p>
     <w:p>
       <w:pPr>
+        <w:rPr>
+          <w:rFonts w:ascii="TH SarabunPSK" w:hAnsi="TH SarabunPSK" w:cs="TH SarabunPSK"/>
+          <w:sz w:val="28"/>
+          <w:szCs w:val="28"/>
+        </w:rPr>
+      </w:pPr>
+      <w:r>
+        <w:rPr>
+          <w:rFonts w:ascii="TH SarabunPSK" w:hAnsi="TH SarabunPSK" w:cs="TH SarabunPSK"/>
+          <w:sz w:val="28"/>
+          <w:szCs w:val="28"/>
+        </w:rPr>
+        <w:br w:type="page"/>
+      </w:r>
+    </w:p>
+    <w:p>
+      <w:pPr>
         <w:spacing w:before="120" w:after="40"/>
         <w:rPr>
           <w:rFonts w:ascii="TH SarabunPSK" w:hAnsi="TH SarabunPSK" w:cs="TH SarabunPSK"/>
@@ -21921,7 +21066,8 @@
           <w:sz w:val="28"/>
           <w:szCs w:val="28"/>
         </w:rPr>
-        <w:t>TC-025</w:t>
+        <w:lastRenderedPageBreak/>
+        <w:t>TC-024</w:t>
       </w:r>
       <w:r>
         <w:rPr>
@@ -22102,7 +21248,7 @@
                 <w:sz w:val="28"/>
                 <w:szCs w:val="28"/>
               </w:rPr>
-              <w:t>TC-025</w:t>
+              <w:t>TC-024</w:t>
             </w:r>
           </w:p>
         </w:tc>
@@ -22333,27 +21479,7 @@
           <w:sz w:val="28"/>
           <w:szCs w:val="28"/>
         </w:rPr>
-        <w:t xml:space="preserve">(Break No </w:t>
-      </w:r>
-      <w:r>
-        <w:rPr>
-          <w:rFonts w:ascii="TH SarabunPSK" w:hAnsi="TH SarabunPSK" w:cs="TH SarabunPSK"/>
-          <w:color w:val="222222"/>
-          <w:sz w:val="28"/>
-          <w:szCs w:val="28"/>
-          <w:cs/>
-          <w:lang w:bidi="th-TH"/>
-        </w:rPr>
-        <w:t xml:space="preserve">หรือ </w:t>
-      </w:r>
-      <w:r>
-        <w:rPr>
-          <w:rFonts w:ascii="TH SarabunPSK" w:hAnsi="TH SarabunPSK" w:cs="TH SarabunPSK"/>
-          <w:color w:val="222222"/>
-          <w:sz w:val="28"/>
-          <w:szCs w:val="28"/>
-        </w:rPr>
-        <w:t>Article)</w:t>
+        <w:t>(Article)</w:t>
       </w:r>
     </w:p>
     <w:p>
@@ -22712,7 +21838,6 @@
     </w:tbl>
     <w:p>
       <w:pPr>
-        <w:spacing w:after="40"/>
         <w:rPr>
           <w:rFonts w:ascii="TH SarabunPSK" w:hAnsi="TH SarabunPSK" w:cs="TH SarabunPSK"/>
           <w:sz w:val="28"/>
@@ -22722,23 +21847,6 @@
     </w:p>
     <w:p>
       <w:pPr>
-        <w:rPr>
-          <w:rFonts w:ascii="TH SarabunPSK" w:hAnsi="TH SarabunPSK" w:cs="TH SarabunPSK"/>
-          <w:sz w:val="28"/>
-          <w:szCs w:val="28"/>
-        </w:rPr>
-      </w:pPr>
-      <w:r>
-        <w:rPr>
-          <w:rFonts w:ascii="TH SarabunPSK" w:hAnsi="TH SarabunPSK" w:cs="TH SarabunPSK"/>
-          <w:sz w:val="28"/>
-          <w:szCs w:val="28"/>
-        </w:rPr>
-        <w:br w:type="page"/>
-      </w:r>
-    </w:p>
-    <w:p>
-      <w:pPr>
         <w:spacing w:before="120" w:after="40"/>
         <w:rPr>
           <w:rFonts w:ascii="TH SarabunPSK" w:hAnsi="TH SarabunPSK" w:cs="TH SarabunPSK"/>
@@ -22754,8 +21862,7 @@
           <w:sz w:val="28"/>
           <w:szCs w:val="28"/>
         </w:rPr>
-        <w:lastRenderedPageBreak/>
-        <w:t>TC-026</w:t>
+        <w:t>TC-025</w:t>
       </w:r>
       <w:r>
         <w:rPr>
@@ -22926,7 +22033,7 @@
                 <w:sz w:val="28"/>
                 <w:szCs w:val="28"/>
               </w:rPr>
-              <w:t>TC-026</w:t>
+              <w:t>TC-025</w:t>
             </w:r>
           </w:p>
         </w:tc>
@@ -23002,7 +22109,7 @@
       <w:pPr>
         <w:spacing w:after="40"/>
         <w:rPr>
-          <w:rFonts w:ascii="TH SarabunPSK" w:hAnsi="TH SarabunPSK" w:cs="TH SarabunPSK" w:hint="cs"/>
+          <w:rFonts w:ascii="TH SarabunPSK" w:hAnsi="TH SarabunPSK" w:cs="TH SarabunPSK"/>
           <w:sz w:val="28"/>
           <w:szCs w:val="28"/>
           <w:cs/>
@@ -23466,6 +22573,23 @@
     </w:p>
     <w:p>
       <w:pPr>
+        <w:rPr>
+          <w:rFonts w:ascii="TH SarabunPSK" w:hAnsi="TH SarabunPSK" w:cs="TH SarabunPSK"/>
+          <w:sz w:val="28"/>
+          <w:szCs w:val="28"/>
+        </w:rPr>
+      </w:pPr>
+      <w:r>
+        <w:rPr>
+          <w:rFonts w:ascii="TH SarabunPSK" w:hAnsi="TH SarabunPSK" w:cs="TH SarabunPSK"/>
+          <w:sz w:val="28"/>
+          <w:szCs w:val="28"/>
+        </w:rPr>
+        <w:br w:type="page"/>
+      </w:r>
+    </w:p>
+    <w:p>
+      <w:pPr>
         <w:spacing w:before="120" w:after="40"/>
         <w:rPr>
           <w:rFonts w:ascii="TH SarabunPSK" w:hAnsi="TH SarabunPSK" w:cs="TH SarabunPSK"/>
@@ -23481,7 +22605,8 @@
           <w:sz w:val="28"/>
           <w:szCs w:val="28"/>
         </w:rPr>
-        <w:t>TC-027</w:t>
+        <w:lastRenderedPageBreak/>
+        <w:t>TC-026</w:t>
       </w:r>
       <w:r>
         <w:rPr>
@@ -23662,7 +22787,7 @@
                 <w:sz w:val="28"/>
                 <w:szCs w:val="28"/>
               </w:rPr>
-              <w:t>TC-027</w:t>
+              <w:t>TC-026</w:t>
             </w:r>
           </w:p>
         </w:tc>
@@ -37458,7 +36583,7 @@
 </file>
 
 <file path=customXml/itemProps1.xml><?xml version="1.0" encoding="utf-8"?>
-<ds:datastoreItem xmlns:ds="http://schemas.openxmlformats.org/officeDocument/2006/customXml" ds:itemID="{6D3AAC87-13C4-4F3F-A7C7-C2FB1CA84D0E}">
+<ds:datastoreItem xmlns:ds="http://schemas.openxmlformats.org/officeDocument/2006/customXml" ds:itemID="{1B09FBAD-214A-4D47-A9CB-8A44A286D9F9}">
   <ds:schemaRefs>
     <ds:schemaRef ds:uri="http://schemas.openxmlformats.org/officeDocument/2006/bibliography"/>
   </ds:schemaRefs>
